--- a/CV_full_msimovic.docx
+++ b/CV_full_msimovic.docx
@@ -1014,13 +1014,23 @@
           <w:szCs w:val="28"/>
         </w:rPr>
       </w:pPr>
-      <w:r>
-        <w:rPr>
-          <w:rFonts w:ascii="Arial" w:hAnsi="Arial" w:cs="Arial"/>
-          <w:bCs/>
-          <w:szCs w:val="28"/>
-        </w:rPr>
-        <w:t>Invited on behalf of the course instructor to present two lectures</w:t>
+      <w:proofErr w:type="gramStart"/>
+      <w:r>
+        <w:rPr>
+          <w:rFonts w:ascii="Arial" w:hAnsi="Arial" w:cs="Arial"/>
+          <w:bCs/>
+          <w:szCs w:val="28"/>
+        </w:rPr>
+        <w:t>Invited</w:t>
+      </w:r>
+      <w:proofErr w:type="gramEnd"/>
+      <w:r>
+        <w:rPr>
+          <w:rFonts w:ascii="Arial" w:hAnsi="Arial" w:cs="Arial"/>
+          <w:bCs/>
+          <w:szCs w:val="28"/>
+        </w:rPr>
+        <w:t xml:space="preserve"> on behalf of the course instructor to present two lectures</w:t>
       </w:r>
       <w:r>
         <w:rPr>
@@ -1233,13 +1243,23 @@
           <w:szCs w:val="28"/>
         </w:rPr>
       </w:pPr>
-      <w:r>
-        <w:rPr>
-          <w:rFonts w:ascii="Arial" w:hAnsi="Arial" w:cs="Arial"/>
-          <w:bCs/>
-          <w:szCs w:val="28"/>
-        </w:rPr>
-        <w:t>Consistently received a</w:t>
+      <w:proofErr w:type="gramStart"/>
+      <w:r>
+        <w:rPr>
+          <w:rFonts w:ascii="Arial" w:hAnsi="Arial" w:cs="Arial"/>
+          <w:bCs/>
+          <w:szCs w:val="28"/>
+        </w:rPr>
+        <w:t>Consistently</w:t>
+      </w:r>
+      <w:proofErr w:type="gramEnd"/>
+      <w:r>
+        <w:rPr>
+          <w:rFonts w:ascii="Arial" w:hAnsi="Arial" w:cs="Arial"/>
+          <w:bCs/>
+          <w:szCs w:val="28"/>
+        </w:rPr>
+        <w:t xml:space="preserve"> received a</w:t>
       </w:r>
       <w:r>
         <w:rPr>
@@ -2240,12 +2260,21 @@
         </w:rPr>
         <w:t xml:space="preserve">calibrating TOMST soil moisture data using soil texture values, and transforming volumetric soil moisture content into soil matric potential using </w:t>
       </w:r>
-      <w:r>
-        <w:rPr>
-          <w:rFonts w:ascii="Arial" w:hAnsi="Arial" w:cs="Arial"/>
-          <w:bCs/>
-        </w:rPr>
-        <w:t xml:space="preserve">pedotransfer models. </w:t>
+      <w:proofErr w:type="spellStart"/>
+      <w:r>
+        <w:rPr>
+          <w:rFonts w:ascii="Arial" w:hAnsi="Arial" w:cs="Arial"/>
+          <w:bCs/>
+        </w:rPr>
+        <w:t>pedotransfer</w:t>
+      </w:r>
+      <w:proofErr w:type="spellEnd"/>
+      <w:r>
+        <w:rPr>
+          <w:rFonts w:ascii="Arial" w:hAnsi="Arial" w:cs="Arial"/>
+          <w:bCs/>
+        </w:rPr>
+        <w:t xml:space="preserve"> models. </w:t>
       </w:r>
       <w:r>
         <w:rPr>
@@ -2503,8 +2532,25 @@
           <w:rFonts w:ascii="Arial" w:hAnsi="Arial" w:cs="Arial"/>
           <w:lang w:val="en-CA"/>
         </w:rPr>
-        <w:t>Acquisitive fine root strategy could predispose yellow-cedar (</w:t>
-      </w:r>
+        <w:t xml:space="preserve">Acquisitive fine root strategy could predispose </w:t>
+      </w:r>
+      <w:proofErr w:type="gramStart"/>
+      <w:r>
+        <w:rPr>
+          <w:rFonts w:ascii="Arial" w:hAnsi="Arial" w:cs="Arial"/>
+          <w:lang w:val="en-CA"/>
+        </w:rPr>
+        <w:t>yellow-cedar</w:t>
+      </w:r>
+      <w:proofErr w:type="gramEnd"/>
+      <w:r>
+        <w:rPr>
+          <w:rFonts w:ascii="Arial" w:hAnsi="Arial" w:cs="Arial"/>
+          <w:lang w:val="en-CA"/>
+        </w:rPr>
+        <w:t xml:space="preserve"> (</w:t>
+      </w:r>
+      <w:proofErr w:type="spellStart"/>
       <w:r>
         <w:rPr>
           <w:rFonts w:ascii="Arial" w:hAnsi="Arial" w:cs="Arial"/>
@@ -2512,22 +2558,9 @@
           <w:iCs/>
           <w:lang w:val="en-CA"/>
         </w:rPr>
-        <w:t>Callitropsis nootkatensis</w:t>
-      </w:r>
-      <w:r>
-        <w:rPr>
-          <w:rFonts w:ascii="Arial" w:hAnsi="Arial" w:cs="Arial"/>
-          <w:lang w:val="en-CA"/>
-        </w:rPr>
-        <w:t>) to climate change induced decline</w:t>
-      </w:r>
-      <w:r>
-        <w:rPr>
-          <w:rFonts w:ascii="Arial" w:hAnsi="Arial" w:cs="Arial"/>
-          <w:lang w:val="en-CA"/>
-        </w:rPr>
-        <w:t xml:space="preserve">. </w:t>
-      </w:r>
+        <w:t>Callitropsis</w:t>
+      </w:r>
+      <w:proofErr w:type="spellEnd"/>
       <w:r>
         <w:rPr>
           <w:rFonts w:ascii="Arial" w:hAnsi="Arial" w:cs="Arial"/>
@@ -2535,6 +2568,40 @@
           <w:iCs/>
           <w:lang w:val="en-CA"/>
         </w:rPr>
+        <w:t xml:space="preserve"> </w:t>
+      </w:r>
+      <w:proofErr w:type="spellStart"/>
+      <w:r>
+        <w:rPr>
+          <w:rFonts w:ascii="Arial" w:hAnsi="Arial" w:cs="Arial"/>
+          <w:i/>
+          <w:iCs/>
+          <w:lang w:val="en-CA"/>
+        </w:rPr>
+        <w:t>nootkatensis</w:t>
+      </w:r>
+      <w:proofErr w:type="spellEnd"/>
+      <w:r>
+        <w:rPr>
+          <w:rFonts w:ascii="Arial" w:hAnsi="Arial" w:cs="Arial"/>
+          <w:lang w:val="en-CA"/>
+        </w:rPr>
+        <w:t>) to climate change induced decline</w:t>
+      </w:r>
+      <w:r>
+        <w:rPr>
+          <w:rFonts w:ascii="Arial" w:hAnsi="Arial" w:cs="Arial"/>
+          <w:lang w:val="en-CA"/>
+        </w:rPr>
+        <w:t xml:space="preserve">. </w:t>
+      </w:r>
+      <w:r>
+        <w:rPr>
+          <w:rFonts w:ascii="Arial" w:hAnsi="Arial" w:cs="Arial"/>
+          <w:i/>
+          <w:iCs/>
+          <w:lang w:val="en-CA"/>
+        </w:rPr>
         <w:t>American Geophysical Union Fall Meeting</w:t>
       </w:r>
       <w:r>
@@ -2542,14 +2609,7 @@
           <w:rFonts w:ascii="Arial" w:hAnsi="Arial" w:cs="Arial"/>
           <w:lang w:val="en-CA"/>
         </w:rPr>
-        <w:t xml:space="preserve">, </w:t>
-      </w:r>
-      <w:r>
-        <w:rPr>
-          <w:rFonts w:ascii="Arial" w:hAnsi="Arial" w:cs="Arial"/>
-          <w:lang w:val="en-CA"/>
-        </w:rPr>
-        <w:t>December 15</w:t>
+        <w:t>, December 15</w:t>
       </w:r>
       <w:r>
         <w:rPr>
@@ -2564,14 +2624,7 @@
           <w:rFonts w:ascii="Arial" w:hAnsi="Arial" w:cs="Arial"/>
           <w:lang w:val="en-CA"/>
         </w:rPr>
-        <w:t>– 1</w:t>
-      </w:r>
-      <w:r>
-        <w:rPr>
-          <w:rFonts w:ascii="Arial" w:hAnsi="Arial" w:cs="Arial"/>
-          <w:lang w:val="en-CA"/>
-        </w:rPr>
-        <w:t>9</w:t>
+        <w:t>– 19</w:t>
       </w:r>
       <w:r>
         <w:rPr>
@@ -2636,8 +2689,25 @@
           <w:rFonts w:ascii="Arial" w:hAnsi="Arial" w:cs="Arial"/>
           <w:lang w:val="en-CA"/>
         </w:rPr>
-        <w:t>Acquisitive fine root strategy could predispose yellow-cedar (</w:t>
-      </w:r>
+        <w:t xml:space="preserve">Acquisitive fine root strategy could predispose </w:t>
+      </w:r>
+      <w:proofErr w:type="gramStart"/>
+      <w:r>
+        <w:rPr>
+          <w:rFonts w:ascii="Arial" w:hAnsi="Arial" w:cs="Arial"/>
+          <w:lang w:val="en-CA"/>
+        </w:rPr>
+        <w:t>yellow-cedar</w:t>
+      </w:r>
+      <w:proofErr w:type="gramEnd"/>
+      <w:r>
+        <w:rPr>
+          <w:rFonts w:ascii="Arial" w:hAnsi="Arial" w:cs="Arial"/>
+          <w:lang w:val="en-CA"/>
+        </w:rPr>
+        <w:t xml:space="preserve"> (</w:t>
+      </w:r>
+      <w:proofErr w:type="spellStart"/>
       <w:r>
         <w:rPr>
           <w:rFonts w:ascii="Arial" w:hAnsi="Arial" w:cs="Arial"/>
@@ -2645,8 +2715,29 @@
           <w:iCs/>
           <w:lang w:val="en-CA"/>
         </w:rPr>
-        <w:t>Callitropsis nootkatensis</w:t>
-      </w:r>
+        <w:t>Callitropsis</w:t>
+      </w:r>
+      <w:proofErr w:type="spellEnd"/>
+      <w:r>
+        <w:rPr>
+          <w:rFonts w:ascii="Arial" w:hAnsi="Arial" w:cs="Arial"/>
+          <w:i/>
+          <w:iCs/>
+          <w:lang w:val="en-CA"/>
+        </w:rPr>
+        <w:t xml:space="preserve"> </w:t>
+      </w:r>
+      <w:proofErr w:type="spellStart"/>
+      <w:r>
+        <w:rPr>
+          <w:rFonts w:ascii="Arial" w:hAnsi="Arial" w:cs="Arial"/>
+          <w:i/>
+          <w:iCs/>
+          <w:lang w:val="en-CA"/>
+        </w:rPr>
+        <w:t>nootkatensis</w:t>
+      </w:r>
+      <w:proofErr w:type="spellEnd"/>
       <w:r>
         <w:rPr>
           <w:rFonts w:ascii="Arial" w:hAnsi="Arial" w:cs="Arial"/>
@@ -2858,7 +2949,21 @@
         <w:rPr>
           <w:rFonts w:ascii="Arial" w:hAnsi="Arial" w:cs="Arial"/>
         </w:rPr>
-        <w:t>From tropics to treeline: Extending and assessing metabolic theory for global variation in plant mortality rates</w:t>
+        <w:t xml:space="preserve">From tropics to </w:t>
+      </w:r>
+      <w:proofErr w:type="spellStart"/>
+      <w:r>
+        <w:rPr>
+          <w:rFonts w:ascii="Arial" w:hAnsi="Arial" w:cs="Arial"/>
+        </w:rPr>
+        <w:t>treeline</w:t>
+      </w:r>
+      <w:proofErr w:type="spellEnd"/>
+      <w:r>
+        <w:rPr>
+          <w:rFonts w:ascii="Arial" w:hAnsi="Arial" w:cs="Arial"/>
+        </w:rPr>
+        <w:t>: Extending and assessing metabolic theory for global variation in plant mortality rates</w:t>
       </w:r>
       <w:r>
         <w:rPr>
@@ -4007,6 +4112,89 @@
           <w:i/>
           <w:iCs/>
         </w:rPr>
+        <w:t>Accepted, i</w:t>
+      </w:r>
+      <w:r>
+        <w:rPr>
+          <w:rFonts w:ascii="Arial" w:hAnsi="Arial" w:cs="Arial"/>
+          <w:i/>
+          <w:iCs/>
+        </w:rPr>
+        <w:t>n press</w:t>
+      </w:r>
+    </w:p>
+    <w:p>
+      <w:pPr>
+        <w:pStyle w:val="ListParagraph"/>
+        <w:numPr>
+          <w:ilvl w:val="0"/>
+          <w:numId w:val="33"/>
+        </w:numPr>
+        <w:tabs>
+          <w:tab w:val="right" w:pos="9360"/>
+        </w:tabs>
+        <w:rPr>
+          <w:rFonts w:ascii="Arial" w:hAnsi="Arial" w:cs="Arial"/>
+        </w:rPr>
+      </w:pPr>
+      <w:r>
+        <w:rPr>
+          <w:rFonts w:ascii="Arial" w:hAnsi="Arial" w:cs="Arial"/>
+        </w:rPr>
+        <w:t xml:space="preserve">Hu, Nan; Zhang, Li; Michaletz, Sean T.; </w:t>
+      </w:r>
+      <w:r>
+        <w:rPr>
+          <w:rFonts w:ascii="Arial" w:hAnsi="Arial" w:cs="Arial"/>
+          <w:b/>
+          <w:bCs/>
+        </w:rPr>
+        <w:t>Simovic, Milos</w:t>
+      </w:r>
+      <w:r>
+        <w:rPr>
+          <w:rFonts w:ascii="Arial" w:hAnsi="Arial" w:cs="Arial"/>
+        </w:rPr>
+        <w:t xml:space="preserve">; Penuelas, Josep; </w:t>
+      </w:r>
+      <w:proofErr w:type="spellStart"/>
+      <w:r>
+        <w:rPr>
+          <w:rFonts w:ascii="Arial" w:hAnsi="Arial" w:cs="Arial"/>
+        </w:rPr>
+        <w:t>Sardans</w:t>
+      </w:r>
+      <w:proofErr w:type="spellEnd"/>
+      <w:r>
+        <w:rPr>
+          <w:rFonts w:ascii="Arial" w:hAnsi="Arial" w:cs="Arial"/>
+        </w:rPr>
+        <w:t xml:space="preserve">, Jordi; Gong, Haiyang; Wang, Zhiqiang. (2025). Scaling and stoichiometry of seed nitrogen and phosphorous across Chinese grasslands. Target: </w:t>
+      </w:r>
+      <w:r>
+        <w:rPr>
+          <w:rFonts w:ascii="Arial" w:hAnsi="Arial" w:cs="Arial"/>
+          <w:i/>
+          <w:iCs/>
+        </w:rPr>
+        <w:t>Plant Diversity.</w:t>
+      </w:r>
+    </w:p>
+    <w:p>
+      <w:pPr>
+        <w:tabs>
+          <w:tab w:val="right" w:pos="9360"/>
+        </w:tabs>
+        <w:rPr>
+          <w:rFonts w:ascii="Arial" w:hAnsi="Arial" w:cs="Arial"/>
+        </w:rPr>
+      </w:pPr>
+      <w:r>
+        <w:rPr>
+          <w:rFonts w:ascii="Arial" w:hAnsi="Arial" w:cs="Arial"/>
+          <w:i/>
+          <w:iCs/>
+        </w:rPr>
         <w:t>In review</w:t>
       </w:r>
       <w:r>
@@ -4036,7 +4224,21 @@
         <w:rPr>
           <w:rFonts w:ascii="Arial" w:hAnsi="Arial" w:cs="Arial"/>
         </w:rPr>
-        <w:t xml:space="preserve">Borrego, Isaac; Perez, Timothy; Bentley, Lisa; Bison, Nicole; Byrnes, Lachlan; Galvão Candido, Hugo; Chmurzynski, Adam; Durán, Sandra; Fox, Tim; Gaitan, Megan; Garen, Josef; Orwig, David; Pau, Stephanie; Scott, Joel; </w:t>
+        <w:t xml:space="preserve">Borrego, Isaac; Perez, Timothy; Bentley, Lisa; Bison, Nicole; Byrnes, Lachlan; Galvão Candido, Hugo; </w:t>
+      </w:r>
+      <w:proofErr w:type="spellStart"/>
+      <w:r>
+        <w:rPr>
+          <w:rFonts w:ascii="Arial" w:hAnsi="Arial" w:cs="Arial"/>
+        </w:rPr>
+        <w:t>Chmurzynski</w:t>
+      </w:r>
+      <w:proofErr w:type="spellEnd"/>
+      <w:r>
+        <w:rPr>
+          <w:rFonts w:ascii="Arial" w:hAnsi="Arial" w:cs="Arial"/>
+        </w:rPr>
+        <w:t xml:space="preserve">, Adam; Durán, Sandra; Fox, Tim; Gaitan, Megan; Garen, Josef; Orwig, David; Pau, Stephanie; Scott, Joel; </w:t>
       </w:r>
       <w:r>
         <w:rPr>
@@ -4050,13 +4252,21 @@
         <w:rPr>
           <w:rFonts w:ascii="Arial" w:hAnsi="Arial" w:cs="Arial"/>
         </w:rPr>
-        <w:t>; Swenson, Nathan; Wieczynski, Daniel; Buzzard, Vanessa; Enquist, Brian; Michaletz, Sean</w:t>
-      </w:r>
-      <w:r>
-        <w:rPr>
-          <w:rFonts w:ascii="Arial" w:hAnsi="Arial" w:cs="Arial"/>
-        </w:rPr>
-        <w:t xml:space="preserve">. </w:t>
+        <w:t xml:space="preserve">; Swenson, Nathan; </w:t>
+      </w:r>
+      <w:proofErr w:type="spellStart"/>
+      <w:r>
+        <w:rPr>
+          <w:rFonts w:ascii="Arial" w:hAnsi="Arial" w:cs="Arial"/>
+        </w:rPr>
+        <w:t>Wieczynski</w:t>
+      </w:r>
+      <w:proofErr w:type="spellEnd"/>
+      <w:r>
+        <w:rPr>
+          <w:rFonts w:ascii="Arial" w:hAnsi="Arial" w:cs="Arial"/>
+        </w:rPr>
+        <w:t xml:space="preserve">, Daniel; Buzzard, Vanessa; Enquist, Brian; Michaletz, Sean. </w:t>
       </w:r>
       <w:r>
         <w:rPr>
@@ -4080,13 +4290,28 @@
         <w:rPr>
           <w:rFonts w:ascii="Arial" w:hAnsi="Arial" w:cs="Arial"/>
         </w:rPr>
-        <w:t xml:space="preserve"> From tropics to treeline: extending and assessing metabolic scaling theory for global variation in plant mortality rates</w:t>
-      </w:r>
-      <w:r>
-        <w:rPr>
-          <w:rFonts w:ascii="Arial" w:hAnsi="Arial" w:cs="Arial"/>
-        </w:rPr>
-        <w:t xml:space="preserve">. Target: </w:t>
+        <w:t xml:space="preserve"> From tropics to </w:t>
+      </w:r>
+      <w:proofErr w:type="spellStart"/>
+      <w:r>
+        <w:rPr>
+          <w:rFonts w:ascii="Arial" w:hAnsi="Arial" w:cs="Arial"/>
+        </w:rPr>
+        <w:t>treeline</w:t>
+      </w:r>
+      <w:proofErr w:type="spellEnd"/>
+      <w:r>
+        <w:rPr>
+          <w:rFonts w:ascii="Arial" w:hAnsi="Arial" w:cs="Arial"/>
+        </w:rPr>
+        <w:t xml:space="preserve">: extending </w:t>
+      </w:r>
+      <w:r>
+        <w:rPr>
+          <w:rFonts w:ascii="Arial" w:hAnsi="Arial" w:cs="Arial"/>
+        </w:rPr>
+        <w:lastRenderedPageBreak/>
+        <w:t xml:space="preserve">and assessing metabolic scaling theory for global variation in plant mortality rates. Target: </w:t>
       </w:r>
       <w:r>
         <w:rPr>
@@ -4115,74 +4340,6 @@
         <w:rPr>
           <w:rFonts w:ascii="Arial" w:hAnsi="Arial" w:cs="Arial"/>
         </w:rPr>
-        <w:lastRenderedPageBreak/>
-        <w:t xml:space="preserve">Hu, Nan; Zhang, Li; Michaletz, Sean T.; </w:t>
-      </w:r>
-      <w:r>
-        <w:rPr>
-          <w:rFonts w:ascii="Arial" w:hAnsi="Arial" w:cs="Arial"/>
-          <w:b/>
-          <w:bCs/>
-        </w:rPr>
-        <w:t>Simovic, Milos</w:t>
-      </w:r>
-      <w:r>
-        <w:rPr>
-          <w:rFonts w:ascii="Arial" w:hAnsi="Arial" w:cs="Arial"/>
-        </w:rPr>
-        <w:t>; Penuelas, Josep; Sardans, Jordi; Gong, Haiyang; Wang, Zhiqiang</w:t>
-      </w:r>
-      <w:r>
-        <w:rPr>
-          <w:rFonts w:ascii="Arial" w:hAnsi="Arial" w:cs="Arial"/>
-        </w:rPr>
-        <w:t>. (</w:t>
-      </w:r>
-      <w:r>
-        <w:rPr>
-          <w:rFonts w:ascii="Arial" w:hAnsi="Arial" w:cs="Arial"/>
-        </w:rPr>
-        <w:t xml:space="preserve">2025). </w:t>
-      </w:r>
-      <w:r>
-        <w:rPr>
-          <w:rFonts w:ascii="Arial" w:hAnsi="Arial" w:cs="Arial"/>
-        </w:rPr>
-        <w:t>Scaling and stoichiometry of seed nitrogen and phosphorous across Chinese grasslands</w:t>
-      </w:r>
-      <w:r>
-        <w:rPr>
-          <w:rFonts w:ascii="Arial" w:hAnsi="Arial" w:cs="Arial"/>
-        </w:rPr>
-        <w:t xml:space="preserve">. Target: </w:t>
-      </w:r>
-      <w:r>
-        <w:rPr>
-          <w:rFonts w:ascii="Arial" w:hAnsi="Arial" w:cs="Arial"/>
-          <w:i/>
-          <w:iCs/>
-        </w:rPr>
-        <w:t>Plant Diversity.</w:t>
-      </w:r>
-    </w:p>
-    <w:p>
-      <w:pPr>
-        <w:pStyle w:val="ListParagraph"/>
-        <w:numPr>
-          <w:ilvl w:val="0"/>
-          <w:numId w:val="19"/>
-        </w:numPr>
-        <w:tabs>
-          <w:tab w:val="right" w:pos="9360"/>
-        </w:tabs>
-        <w:rPr>
-          <w:rFonts w:ascii="Arial" w:hAnsi="Arial" w:cs="Arial"/>
-        </w:rPr>
-      </w:pPr>
-      <w:r>
-        <w:rPr>
-          <w:rFonts w:ascii="Arial" w:hAnsi="Arial" w:cs="Arial"/>
-        </w:rPr>
         <w:t xml:space="preserve">Sharon, C.D., </w:t>
       </w:r>
       <w:r>
@@ -4197,25 +4354,27 @@
         <w:rPr>
           <w:rFonts w:ascii="Arial" w:hAnsi="Arial" w:cs="Arial"/>
         </w:rPr>
-        <w:t>, Mueller, K.E., Medeiros, J.M.</w:t>
-      </w:r>
-      <w:r>
-        <w:rPr>
-          <w:rFonts w:ascii="Arial" w:hAnsi="Arial" w:cs="Arial"/>
-        </w:rPr>
-        <w:t xml:space="preserve"> </w:t>
-      </w:r>
-      <w:r>
-        <w:rPr>
-          <w:rFonts w:ascii="Arial" w:hAnsi="Arial" w:cs="Arial"/>
-        </w:rPr>
-        <w:t>Physiological responses of trees to environmental variation across parks and seasons reveals the suitability of Northeast Ohio native species for urban plantings</w:t>
-      </w:r>
-      <w:r>
-        <w:rPr>
-          <w:rFonts w:ascii="Arial" w:hAnsi="Arial" w:cs="Arial"/>
-        </w:rPr>
-        <w:t xml:space="preserve">. Target: </w:t>
+        <w:t xml:space="preserve">, Mueller, K.E., Medeiros, J.M. </w:t>
+      </w:r>
+      <w:r>
+        <w:rPr>
+          <w:rFonts w:ascii="Arial" w:hAnsi="Arial" w:cs="Arial"/>
+        </w:rPr>
+        <w:t xml:space="preserve">Physiological responses of trees to environmental variation across parks and seasons </w:t>
+      </w:r>
+      <w:proofErr w:type="gramStart"/>
+      <w:r>
+        <w:rPr>
+          <w:rFonts w:ascii="Arial" w:hAnsi="Arial" w:cs="Arial"/>
+        </w:rPr>
+        <w:t>reveals</w:t>
+      </w:r>
+      <w:proofErr w:type="gramEnd"/>
+      <w:r>
+        <w:rPr>
+          <w:rFonts w:ascii="Arial" w:hAnsi="Arial" w:cs="Arial"/>
+        </w:rPr>
+        <w:t xml:space="preserve"> the suitability of Northeast Ohio native species for urban plantings. Target: </w:t>
       </w:r>
       <w:r>
         <w:rPr>
@@ -4316,7 +4475,21 @@
         <w:rPr>
           <w:rFonts w:ascii="Arial" w:hAnsi="Arial" w:cs="Arial"/>
         </w:rPr>
-        <w:t xml:space="preserve">contribute to freeze-thaw embolism formation in tree roots. Target: </w:t>
+        <w:t>contribute to freeze-</w:t>
+      </w:r>
+      <w:proofErr w:type="gramStart"/>
+      <w:r>
+        <w:rPr>
+          <w:rFonts w:ascii="Arial" w:hAnsi="Arial" w:cs="Arial"/>
+        </w:rPr>
+        <w:t>thaw embolism</w:t>
+      </w:r>
+      <w:proofErr w:type="gramEnd"/>
+      <w:r>
+        <w:rPr>
+          <w:rFonts w:ascii="Arial" w:hAnsi="Arial" w:cs="Arial"/>
+        </w:rPr>
+        <w:t xml:space="preserve"> formation in tree roots. Target: </w:t>
       </w:r>
       <w:r>
         <w:rPr>
@@ -4497,11 +4670,19 @@
           <w:rFonts w:ascii="Arial" w:hAnsi="Arial" w:cs="Arial"/>
         </w:rPr>
       </w:pPr>
-      <w:r>
-        <w:rPr>
-          <w:rFonts w:ascii="Arial" w:hAnsi="Arial" w:cs="Arial"/>
-        </w:rPr>
-        <w:t xml:space="preserve">balancR </w:t>
+      <w:proofErr w:type="spellStart"/>
+      <w:r>
+        <w:rPr>
+          <w:rFonts w:ascii="Arial" w:hAnsi="Arial" w:cs="Arial"/>
+        </w:rPr>
+        <w:t>balancR</w:t>
+      </w:r>
+      <w:proofErr w:type="spellEnd"/>
+      <w:r>
+        <w:rPr>
+          <w:rFonts w:ascii="Arial" w:hAnsi="Arial" w:cs="Arial"/>
+        </w:rPr>
+        <w:t xml:space="preserve"> </w:t>
       </w:r>
       <w:r>
         <w:rPr>
@@ -4590,51 +4771,117 @@
         <w:pStyle w:val="ListParagraph"/>
         <w:numPr>
           <w:ilvl w:val="0"/>
-          <w:numId w:val="29"/>
+          <w:numId w:val="34"/>
         </w:numPr>
         <w:tabs>
           <w:tab w:val="right" w:pos="9360"/>
         </w:tabs>
         <w:rPr>
           <w:rFonts w:ascii="Arial" w:hAnsi="Arial" w:cs="Arial"/>
-          <w:b/>
-          <w:bCs/>
-          <w:sz w:val="28"/>
-          <w:szCs w:val="28"/>
-          <w:u w:val="single"/>
-        </w:rPr>
-      </w:pPr>
-      <w:r>
-        <w:rPr>
-          <w:rFonts w:ascii="Arial" w:hAnsi="Arial" w:cs="Arial"/>
-          <w:i/>
-          <w:iCs/>
-        </w:rPr>
-        <w:t xml:space="preserve">New Phytologist </w:t>
-      </w:r>
-      <w:r>
-        <w:rPr>
-          <w:rFonts w:ascii="Arial" w:hAnsi="Arial" w:cs="Arial"/>
-        </w:rPr>
-        <w:t xml:space="preserve">– </w:t>
-      </w:r>
-      <w:r>
-        <w:rPr>
-          <w:rFonts w:ascii="Arial" w:hAnsi="Arial" w:cs="Arial"/>
-        </w:rPr>
-        <w:t xml:space="preserve">co-reviewed an article </w:t>
-      </w:r>
-      <w:r>
-        <w:rPr>
-          <w:rFonts w:ascii="Arial" w:hAnsi="Arial" w:cs="Arial"/>
-        </w:rPr>
-        <w:t>on xylem scaling</w:t>
-      </w:r>
-      <w:r>
-        <w:rPr>
-          <w:rFonts w:ascii="Arial" w:hAnsi="Arial" w:cs="Arial"/>
-        </w:rPr>
-        <w:t xml:space="preserve"> (April 2024).</w:t>
+          <w:lang w:val="en-CA"/>
+        </w:rPr>
+      </w:pPr>
+      <w:r>
+        <w:rPr>
+          <w:rFonts w:ascii="Arial" w:hAnsi="Arial" w:cs="Arial"/>
+        </w:rPr>
+        <w:t xml:space="preserve">Since 2024, I have peer reviewed </w:t>
+      </w:r>
+      <w:r>
+        <w:rPr>
+          <w:rFonts w:ascii="Arial" w:hAnsi="Arial" w:cs="Arial"/>
+        </w:rPr>
+        <w:t>7 articles across a wide range of journals, including</w:t>
+      </w:r>
+      <w:r>
+        <w:rPr>
+          <w:rFonts w:ascii="Arial" w:hAnsi="Arial" w:cs="Arial"/>
+        </w:rPr>
+        <w:t xml:space="preserve"> </w:t>
+      </w:r>
+      <w:r>
+        <w:rPr>
+          <w:rFonts w:ascii="Arial" w:hAnsi="Arial" w:cs="Arial"/>
+          <w:lang w:val="en-CA"/>
+        </w:rPr>
+        <w:t>Journal of Ecology</w:t>
+      </w:r>
+      <w:r>
+        <w:rPr>
+          <w:rFonts w:ascii="Arial" w:hAnsi="Arial" w:cs="Arial"/>
+          <w:lang w:val="en-CA"/>
+        </w:rPr>
+        <w:t xml:space="preserve">, </w:t>
+      </w:r>
+      <w:r>
+        <w:rPr>
+          <w:rFonts w:ascii="Arial" w:hAnsi="Arial" w:cs="Arial"/>
+          <w:lang w:val="en-CA"/>
+        </w:rPr>
+        <w:t>Journal of Tropical Ecology</w:t>
+      </w:r>
+      <w:r>
+        <w:rPr>
+          <w:rFonts w:ascii="Arial" w:hAnsi="Arial" w:cs="Arial"/>
+          <w:lang w:val="en-CA"/>
+        </w:rPr>
+        <w:t xml:space="preserve">, </w:t>
+      </w:r>
+      <w:r>
+        <w:rPr>
+          <w:rFonts w:ascii="Arial" w:hAnsi="Arial" w:cs="Arial"/>
+          <w:lang w:val="en-CA"/>
+        </w:rPr>
+        <w:t>Canadian Journal of Forest Research</w:t>
+      </w:r>
+      <w:r>
+        <w:rPr>
+          <w:rFonts w:ascii="Arial" w:hAnsi="Arial" w:cs="Arial"/>
+          <w:lang w:val="en-CA"/>
+        </w:rPr>
+        <w:t xml:space="preserve">, </w:t>
+      </w:r>
+      <w:r>
+        <w:rPr>
+          <w:rFonts w:ascii="Arial" w:hAnsi="Arial" w:cs="Arial"/>
+          <w:lang w:val="en-CA"/>
+        </w:rPr>
+        <w:t>Plants, People, Planet</w:t>
+      </w:r>
+      <w:r>
+        <w:rPr>
+          <w:rFonts w:ascii="Arial" w:hAnsi="Arial" w:cs="Arial"/>
+          <w:lang w:val="en-CA"/>
+        </w:rPr>
+        <w:t xml:space="preserve">, </w:t>
+      </w:r>
+      <w:r>
+        <w:rPr>
+          <w:rFonts w:ascii="Arial" w:hAnsi="Arial" w:cs="Arial"/>
+          <w:lang w:val="en-CA"/>
+        </w:rPr>
+        <w:t>New Phytologist</w:t>
+      </w:r>
+      <w:r>
+        <w:rPr>
+          <w:rFonts w:ascii="Arial" w:hAnsi="Arial" w:cs="Arial"/>
+          <w:lang w:val="en-CA"/>
+        </w:rPr>
+        <w:t xml:space="preserve">, and </w:t>
+      </w:r>
+      <w:r>
+        <w:rPr>
+          <w:rFonts w:ascii="Arial" w:hAnsi="Arial" w:cs="Arial"/>
+          <w:lang w:val="en-CA"/>
+        </w:rPr>
+        <w:t>Journal of Sustainable Forestry</w:t>
+      </w:r>
+      <w:r>
+        <w:rPr>
+          <w:rFonts w:ascii="Arial" w:hAnsi="Arial" w:cs="Arial"/>
+          <w:lang w:val="en-CA"/>
+        </w:rPr>
+        <w:t>.</w:t>
       </w:r>
     </w:p>
     <w:p>
@@ -4642,237 +4889,43 @@
         <w:pStyle w:val="ListParagraph"/>
         <w:numPr>
           <w:ilvl w:val="0"/>
-          <w:numId w:val="29"/>
+          <w:numId w:val="34"/>
         </w:numPr>
         <w:tabs>
           <w:tab w:val="right" w:pos="9360"/>
         </w:tabs>
         <w:rPr>
           <w:rFonts w:ascii="Arial" w:hAnsi="Arial" w:cs="Arial"/>
-          <w:b/>
-          <w:bCs/>
-          <w:sz w:val="28"/>
-          <w:szCs w:val="28"/>
-          <w:u w:val="single"/>
-        </w:rPr>
-      </w:pPr>
-      <w:r>
-        <w:rPr>
-          <w:rFonts w:ascii="Arial" w:hAnsi="Arial" w:cs="Arial"/>
-          <w:i/>
-          <w:iCs/>
-        </w:rPr>
-        <w:t>Plants, People</w:t>
-      </w:r>
-      <w:r>
-        <w:rPr>
-          <w:rFonts w:ascii="Arial" w:hAnsi="Arial" w:cs="Arial"/>
-          <w:i/>
-          <w:iCs/>
-        </w:rPr>
-        <w:t xml:space="preserve">, Planet </w:t>
-      </w:r>
-      <w:r>
-        <w:rPr>
-          <w:rFonts w:ascii="Arial" w:hAnsi="Arial" w:cs="Arial"/>
-        </w:rPr>
-        <w:t xml:space="preserve">– reviewed an article on </w:t>
-      </w:r>
-      <w:r>
-        <w:rPr>
-          <w:rFonts w:ascii="Arial" w:hAnsi="Arial" w:cs="Arial"/>
-        </w:rPr>
-        <w:t xml:space="preserve">functional traits of wild coffee </w:t>
-      </w:r>
-      <w:r>
-        <w:rPr>
-          <w:rFonts w:ascii="Arial" w:hAnsi="Arial" w:cs="Arial"/>
-        </w:rPr>
-        <w:t xml:space="preserve">plants (February 2025). </w:t>
-      </w:r>
-    </w:p>
-    <w:p>
-      <w:pPr>
-        <w:pStyle w:val="ListParagraph"/>
-        <w:numPr>
-          <w:ilvl w:val="0"/>
-          <w:numId w:val="29"/>
-        </w:numPr>
-        <w:tabs>
-          <w:tab w:val="right" w:pos="9360"/>
-        </w:tabs>
-        <w:rPr>
-          <w:rFonts w:ascii="Arial" w:hAnsi="Arial" w:cs="Arial"/>
-          <w:b/>
-          <w:bCs/>
-          <w:sz w:val="28"/>
-          <w:szCs w:val="28"/>
-          <w:u w:val="single"/>
-        </w:rPr>
-      </w:pPr>
-      <w:r>
-        <w:rPr>
-          <w:rFonts w:ascii="Arial" w:hAnsi="Arial" w:cs="Arial"/>
-          <w:i/>
-          <w:iCs/>
-        </w:rPr>
-        <w:t xml:space="preserve">Journal of Ecology </w:t>
-      </w:r>
-      <w:r>
-        <w:rPr>
-          <w:rFonts w:ascii="Arial" w:hAnsi="Arial" w:cs="Arial"/>
-        </w:rPr>
-        <w:t>– reviewed an article on the interaction between functional traits and ontogeny on tree growth (</w:t>
-      </w:r>
-      <w:r>
-        <w:rPr>
-          <w:rFonts w:ascii="Arial" w:hAnsi="Arial" w:cs="Arial"/>
-        </w:rPr>
-        <w:t xml:space="preserve">April 2025). </w:t>
-      </w:r>
-    </w:p>
-    <w:p>
-      <w:pPr>
-        <w:pStyle w:val="ListParagraph"/>
-        <w:numPr>
-          <w:ilvl w:val="0"/>
-          <w:numId w:val="29"/>
-        </w:numPr>
-        <w:tabs>
-          <w:tab w:val="right" w:pos="9360"/>
-        </w:tabs>
-        <w:rPr>
-          <w:rFonts w:ascii="Arial" w:hAnsi="Arial" w:cs="Arial"/>
-          <w:b/>
-          <w:bCs/>
-          <w:sz w:val="28"/>
-          <w:szCs w:val="28"/>
-          <w:u w:val="single"/>
-        </w:rPr>
-      </w:pPr>
-      <w:r>
-        <w:rPr>
-          <w:rFonts w:ascii="Arial" w:hAnsi="Arial" w:cs="Arial"/>
-          <w:i/>
-          <w:iCs/>
-        </w:rPr>
-        <w:t xml:space="preserve">Journal of Tropical Ecology </w:t>
-      </w:r>
-      <w:r>
-        <w:rPr>
-          <w:rFonts w:ascii="Arial" w:hAnsi="Arial" w:cs="Arial"/>
-        </w:rPr>
-        <w:t xml:space="preserve">– reviewed an article on </w:t>
-      </w:r>
-      <w:r>
-        <w:rPr>
-          <w:rFonts w:ascii="Arial" w:hAnsi="Arial" w:cs="Arial"/>
-        </w:rPr>
-        <w:t>the effects of phylogenetic and trait diversity on carbon stocks in a dryland forest (May 2025).</w:t>
-      </w:r>
-    </w:p>
-    <w:p>
-      <w:pPr>
-        <w:pStyle w:val="ListParagraph"/>
-        <w:numPr>
-          <w:ilvl w:val="0"/>
-          <w:numId w:val="29"/>
-        </w:numPr>
-        <w:tabs>
-          <w:tab w:val="right" w:pos="9360"/>
-        </w:tabs>
-        <w:rPr>
-          <w:rFonts w:ascii="Arial" w:hAnsi="Arial" w:cs="Arial"/>
-          <w:b/>
-          <w:bCs/>
-          <w:sz w:val="28"/>
-          <w:szCs w:val="28"/>
-          <w:u w:val="single"/>
-        </w:rPr>
-      </w:pPr>
-      <w:r>
-        <w:rPr>
-          <w:rFonts w:ascii="Arial" w:hAnsi="Arial" w:cs="Arial"/>
-          <w:i/>
-          <w:iCs/>
-        </w:rPr>
-        <w:t>Canadian Journal of Forest Reserch</w:t>
-      </w:r>
-      <w:r>
-        <w:rPr>
-          <w:rFonts w:ascii="Arial" w:hAnsi="Arial" w:cs="Arial"/>
+          <w:lang w:val="en-CA"/>
+        </w:rPr>
+      </w:pPr>
+      <w:r>
+        <w:rPr>
+          <w:rFonts w:ascii="Arial" w:hAnsi="Arial" w:cs="Arial"/>
+          <w:lang w:val="en-CA"/>
+        </w:rPr>
+        <w:t>I also reviewed a technical report on</w:t>
+      </w:r>
+      <w:r>
+        <w:rPr>
+          <w:rFonts w:ascii="Arial" w:hAnsi="Arial" w:cs="Arial"/>
+          <w:lang w:val="en-CA"/>
         </w:rPr>
         <w:t xml:space="preserve"> </w:t>
       </w:r>
       <w:r>
         <w:rPr>
           <w:rFonts w:ascii="Arial" w:hAnsi="Arial" w:cs="Arial"/>
-        </w:rPr>
-        <w:t>–</w:t>
-      </w:r>
-      <w:r>
-        <w:rPr>
-          <w:rFonts w:ascii="Arial" w:hAnsi="Arial" w:cs="Arial"/>
-        </w:rPr>
-        <w:t xml:space="preserve"> </w:t>
-      </w:r>
-      <w:r>
-        <w:rPr>
-          <w:rFonts w:ascii="Arial" w:hAnsi="Arial" w:cs="Arial"/>
-        </w:rPr>
-        <w:t xml:space="preserve">reviewed an article on </w:t>
-      </w:r>
-      <w:r>
-        <w:rPr>
-          <w:rFonts w:ascii="Arial" w:hAnsi="Arial" w:cs="Arial"/>
-        </w:rPr>
-        <w:t xml:space="preserve">vessel architecture </w:t>
-      </w:r>
-      <w:r>
-        <w:rPr>
-          <w:rFonts w:ascii="Arial" w:hAnsi="Arial" w:cs="Arial"/>
-        </w:rPr>
-        <w:t>responses to snowmelt (November 2025).</w:t>
-      </w:r>
-    </w:p>
-    <w:p>
-      <w:pPr>
-        <w:pStyle w:val="ListParagraph"/>
-        <w:numPr>
-          <w:ilvl w:val="0"/>
-          <w:numId w:val="29"/>
-        </w:numPr>
-        <w:tabs>
-          <w:tab w:val="right" w:pos="9360"/>
-        </w:tabs>
-        <w:rPr>
-          <w:rFonts w:ascii="Arial" w:hAnsi="Arial" w:cs="Arial"/>
-          <w:b/>
-          <w:bCs/>
-          <w:sz w:val="28"/>
-          <w:szCs w:val="28"/>
-          <w:u w:val="single"/>
-        </w:rPr>
-      </w:pPr>
-      <w:r>
-        <w:rPr>
-          <w:rFonts w:ascii="Arial" w:hAnsi="Arial" w:cs="Arial"/>
-          <w:i/>
-          <w:iCs/>
-        </w:rPr>
-        <w:t xml:space="preserve">Journal of Sustainable Forestry </w:t>
-      </w:r>
-      <w:r>
-        <w:rPr>
-          <w:rFonts w:ascii="Arial" w:hAnsi="Arial" w:cs="Arial"/>
-        </w:rPr>
-        <w:t xml:space="preserve">– reviewed an article on wood density and xylem morphology </w:t>
-      </w:r>
-      <w:r>
-        <w:rPr>
-          <w:rFonts w:ascii="Arial" w:hAnsi="Arial" w:cs="Arial"/>
-        </w:rPr>
-        <w:t>of Chinese red pine (December 2025).</w:t>
+          <w:lang w:val="en-CA"/>
+        </w:rPr>
+        <w:t xml:space="preserve">species suitability modeling, </w:t>
+      </w:r>
+      <w:r>
+        <w:rPr>
+          <w:rFonts w:ascii="Arial" w:hAnsi="Arial" w:cs="Arial"/>
+          <w:lang w:val="en-CA"/>
+        </w:rPr>
+        <w:t>submitted to the British Columbia Ministry of Forests.</w:t>
       </w:r>
     </w:p>
     <w:p>
@@ -4935,14 +4988,30 @@
           <w:rFonts w:ascii="Arial" w:hAnsi="Arial" w:cs="Arial"/>
           <w:szCs w:val="28"/>
         </w:rPr>
-        <w:t xml:space="preserve"> Best Presentation Award (Open Category)</w:t>
-      </w:r>
-      <w:r>
-        <w:rPr>
-          <w:rFonts w:ascii="Arial" w:hAnsi="Arial" w:cs="Arial"/>
-          <w:szCs w:val="28"/>
-        </w:rPr>
-        <w:t xml:space="preserve">                                                           </w:t>
+        <w:t xml:space="preserve"> Best Presentation Award (Open </w:t>
+      </w:r>
+      <w:proofErr w:type="gramStart"/>
+      <w:r>
+        <w:rPr>
+          <w:rFonts w:ascii="Arial" w:hAnsi="Arial" w:cs="Arial"/>
+          <w:szCs w:val="28"/>
+        </w:rPr>
+        <w:t>Category)</w:t>
+      </w:r>
+      <w:r>
+        <w:rPr>
+          <w:rFonts w:ascii="Arial" w:hAnsi="Arial" w:cs="Arial"/>
+          <w:szCs w:val="28"/>
+        </w:rPr>
+        <w:t xml:space="preserve">   </w:t>
+      </w:r>
+      <w:proofErr w:type="gramEnd"/>
+      <w:r>
+        <w:rPr>
+          <w:rFonts w:ascii="Arial" w:hAnsi="Arial" w:cs="Arial"/>
+          <w:szCs w:val="28"/>
+        </w:rPr>
+        <w:t xml:space="preserve">                                                        </w:t>
       </w:r>
       <w:r>
         <w:rPr>
@@ -6102,13 +6171,23 @@
         </w:rPr>
         <w:t xml:space="preserve">, </w:t>
       </w:r>
-      <w:r>
-        <w:rPr>
-          <w:rFonts w:ascii="Arial" w:hAnsi="Arial" w:cs="Arial"/>
-          <w:bCs/>
-          <w:szCs w:val="28"/>
-        </w:rPr>
-        <w:t>Scholander pressure chamber (</w:t>
+      <w:proofErr w:type="spellStart"/>
+      <w:r>
+        <w:rPr>
+          <w:rFonts w:ascii="Arial" w:hAnsi="Arial" w:cs="Arial"/>
+          <w:bCs/>
+          <w:szCs w:val="28"/>
+        </w:rPr>
+        <w:t>Scholander</w:t>
+      </w:r>
+      <w:proofErr w:type="spellEnd"/>
+      <w:r>
+        <w:rPr>
+          <w:rFonts w:ascii="Arial" w:hAnsi="Arial" w:cs="Arial"/>
+          <w:bCs/>
+          <w:szCs w:val="28"/>
+        </w:rPr>
+        <w:t xml:space="preserve"> pressure chamber (</w:t>
       </w:r>
       <w:r>
         <w:rPr>
@@ -6118,13 +6197,23 @@
         </w:rPr>
         <w:t xml:space="preserve">PMS 1505D and </w:t>
       </w:r>
-      <w:r>
-        <w:rPr>
-          <w:rFonts w:ascii="Arial" w:hAnsi="Arial" w:cs="Arial"/>
-          <w:bCs/>
-          <w:szCs w:val="28"/>
-        </w:rPr>
-        <w:t xml:space="preserve">Soilmoisture SAPS II; </w:t>
+      <w:proofErr w:type="spellStart"/>
+      <w:r>
+        <w:rPr>
+          <w:rFonts w:ascii="Arial" w:hAnsi="Arial" w:cs="Arial"/>
+          <w:bCs/>
+          <w:szCs w:val="28"/>
+        </w:rPr>
+        <w:t>Soilmoisture</w:t>
+      </w:r>
+      <w:proofErr w:type="spellEnd"/>
+      <w:r>
+        <w:rPr>
+          <w:rFonts w:ascii="Arial" w:hAnsi="Arial" w:cs="Arial"/>
+          <w:bCs/>
+          <w:szCs w:val="28"/>
+        </w:rPr>
+        <w:t xml:space="preserve"> SAPS II; </w:t>
       </w:r>
       <w:r>
         <w:rPr>
@@ -6186,6 +6275,7 @@
           <w:iCs/>
           <w:szCs w:val="28"/>
         </w:rPr>
+        <w:lastRenderedPageBreak/>
         <w:t xml:space="preserve">Temperature </w:t>
       </w:r>
       <w:r>
@@ -6306,8 +6396,18 @@
           <w:bCs/>
           <w:szCs w:val="28"/>
         </w:rPr>
-        <w:t xml:space="preserve"> for variety of ecophysiological</w:t>
-      </w:r>
+        <w:t xml:space="preserve"> for variety of </w:t>
+      </w:r>
+      <w:proofErr w:type="spellStart"/>
+      <w:r>
+        <w:rPr>
+          <w:rFonts w:ascii="Arial" w:hAnsi="Arial" w:cs="Arial"/>
+          <w:bCs/>
+          <w:szCs w:val="28"/>
+        </w:rPr>
+        <w:t>ecophysiological</w:t>
+      </w:r>
+      <w:proofErr w:type="spellEnd"/>
       <w:r>
         <w:rPr>
           <w:rFonts w:ascii="Arial" w:hAnsi="Arial" w:cs="Arial"/>
@@ -6440,7 +6540,25 @@
           <w:bCs/>
           <w:szCs w:val="28"/>
         </w:rPr>
-        <w:t xml:space="preserve">Forest MacroSystems </w:t>
+        <w:t xml:space="preserve">Forest </w:t>
+      </w:r>
+      <w:proofErr w:type="spellStart"/>
+      <w:r>
+        <w:rPr>
+          <w:rFonts w:ascii="Arial" w:hAnsi="Arial" w:cs="Arial"/>
+          <w:bCs/>
+          <w:szCs w:val="28"/>
+        </w:rPr>
+        <w:t>MacroSystems</w:t>
+      </w:r>
+      <w:proofErr w:type="spellEnd"/>
+      <w:r>
+        <w:rPr>
+          <w:rFonts w:ascii="Arial" w:hAnsi="Arial" w:cs="Arial"/>
+          <w:bCs/>
+          <w:szCs w:val="28"/>
+        </w:rPr>
+        <w:t xml:space="preserve"> </w:t>
       </w:r>
       <w:r>
         <w:rPr>
@@ -6638,13 +6756,23 @@
         </w:rPr>
         <w:t xml:space="preserve">: </w:t>
       </w:r>
-      <w:r>
-        <w:rPr>
-          <w:rFonts w:ascii="Arial" w:hAnsi="Arial" w:cs="Arial"/>
-          <w:bCs/>
-          <w:szCs w:val="28"/>
-        </w:rPr>
-        <w:t>Haglof increment borer (</w:t>
+      <w:proofErr w:type="spellStart"/>
+      <w:r>
+        <w:rPr>
+          <w:rFonts w:ascii="Arial" w:hAnsi="Arial" w:cs="Arial"/>
+          <w:bCs/>
+          <w:szCs w:val="28"/>
+        </w:rPr>
+        <w:t>Haglof</w:t>
+      </w:r>
+      <w:proofErr w:type="spellEnd"/>
+      <w:r>
+        <w:rPr>
+          <w:rFonts w:ascii="Arial" w:hAnsi="Arial" w:cs="Arial"/>
+          <w:bCs/>
+          <w:szCs w:val="28"/>
+        </w:rPr>
+        <w:t xml:space="preserve"> increment borer (</w:t>
       </w:r>
       <w:r>
         <w:rPr>
@@ -6943,6 +7071,7 @@
         </w:rPr>
         <w:t xml:space="preserve"> </w:t>
       </w:r>
+      <w:proofErr w:type="spellStart"/>
       <w:r>
         <w:rPr>
           <w:rFonts w:ascii="Arial" w:hAnsi="Arial" w:cs="Arial"/>
@@ -6959,6 +7088,7 @@
         </w:rPr>
         <w:t>rimetry</w:t>
       </w:r>
+      <w:proofErr w:type="spellEnd"/>
       <w:r>
         <w:rPr>
           <w:rFonts w:ascii="Arial" w:hAnsi="Arial" w:cs="Arial"/>
@@ -7114,11 +7244,19 @@
         </w:rPr>
         <w:t>(</w:t>
       </w:r>
-      <w:r>
-        <w:rPr>
-          <w:rFonts w:ascii="Arial" w:hAnsi="Arial" w:cs="Arial"/>
-        </w:rPr>
-        <w:t>Conviron E-15)</w:t>
+      <w:proofErr w:type="spellStart"/>
+      <w:r>
+        <w:rPr>
+          <w:rFonts w:ascii="Arial" w:hAnsi="Arial" w:cs="Arial"/>
+        </w:rPr>
+        <w:t>Conviron</w:t>
+      </w:r>
+      <w:proofErr w:type="spellEnd"/>
+      <w:r>
+        <w:rPr>
+          <w:rFonts w:ascii="Arial" w:hAnsi="Arial" w:cs="Arial"/>
+        </w:rPr>
+        <w:t xml:space="preserve"> E-15)</w:t>
       </w:r>
       <w:r>
         <w:rPr>
@@ -7772,13 +7910,23 @@
         </w:rPr>
         <w:t xml:space="preserve">: </w:t>
       </w:r>
-      <w:r>
-        <w:rPr>
-          <w:rFonts w:ascii="Arial" w:hAnsi="Arial" w:cs="Arial"/>
-          <w:szCs w:val="28"/>
-        </w:rPr>
-        <w:t xml:space="preserve">dplyr, </w:t>
-      </w:r>
+      <w:proofErr w:type="spellStart"/>
+      <w:r>
+        <w:rPr>
+          <w:rFonts w:ascii="Arial" w:hAnsi="Arial" w:cs="Arial"/>
+          <w:szCs w:val="28"/>
+        </w:rPr>
+        <w:t>dplyr</w:t>
+      </w:r>
+      <w:proofErr w:type="spellEnd"/>
+      <w:r>
+        <w:rPr>
+          <w:rFonts w:ascii="Arial" w:hAnsi="Arial" w:cs="Arial"/>
+          <w:szCs w:val="28"/>
+        </w:rPr>
+        <w:t xml:space="preserve">, </w:t>
+      </w:r>
+      <w:proofErr w:type="spellStart"/>
       <w:r>
         <w:rPr>
           <w:rFonts w:ascii="Arial" w:hAnsi="Arial" w:cs="Arial"/>
@@ -7786,6 +7934,7 @@
         </w:rPr>
         <w:t>lubridate</w:t>
       </w:r>
+      <w:proofErr w:type="spellEnd"/>
       <w:r>
         <w:rPr>
           <w:rFonts w:ascii="Arial" w:hAnsi="Arial" w:cs="Arial"/>
@@ -7798,7 +7947,23 @@
           <w:rFonts w:ascii="Arial" w:hAnsi="Arial" w:cs="Arial"/>
           <w:szCs w:val="28"/>
         </w:rPr>
-        <w:t xml:space="preserve"> ggplot2, ggridges,</w:t>
+        <w:t xml:space="preserve"> ggplot2, </w:t>
+      </w:r>
+      <w:proofErr w:type="spellStart"/>
+      <w:r>
+        <w:rPr>
+          <w:rFonts w:ascii="Arial" w:hAnsi="Arial" w:cs="Arial"/>
+          <w:szCs w:val="28"/>
+        </w:rPr>
+        <w:t>ggridges</w:t>
+      </w:r>
+      <w:proofErr w:type="spellEnd"/>
+      <w:r>
+        <w:rPr>
+          <w:rFonts w:ascii="Arial" w:hAnsi="Arial" w:cs="Arial"/>
+          <w:szCs w:val="28"/>
+        </w:rPr>
+        <w:t>,</w:t>
       </w:r>
       <w:r>
         <w:rPr>
@@ -7876,21 +8041,78 @@
           <w:rFonts w:ascii="Arial" w:hAnsi="Arial" w:cs="Arial"/>
           <w:szCs w:val="28"/>
         </w:rPr>
-        <w:t xml:space="preserve">lme4, emmeans, </w:t>
-      </w:r>
-      <w:r>
-        <w:rPr>
-          <w:rFonts w:ascii="Arial" w:hAnsi="Arial" w:cs="Arial"/>
-          <w:szCs w:val="28"/>
-        </w:rPr>
-        <w:t>smatr, leaps,</w:t>
-      </w:r>
-      <w:r>
-        <w:rPr>
-          <w:rFonts w:ascii="Arial" w:hAnsi="Arial" w:cs="Arial"/>
-          <w:szCs w:val="28"/>
-        </w:rPr>
-        <w:t xml:space="preserve"> multcomp, lsmeans, etc.</w:t>
+        <w:t xml:space="preserve">lme4, </w:t>
+      </w:r>
+      <w:proofErr w:type="spellStart"/>
+      <w:r>
+        <w:rPr>
+          <w:rFonts w:ascii="Arial" w:hAnsi="Arial" w:cs="Arial"/>
+          <w:szCs w:val="28"/>
+        </w:rPr>
+        <w:t>emmeans</w:t>
+      </w:r>
+      <w:proofErr w:type="spellEnd"/>
+      <w:r>
+        <w:rPr>
+          <w:rFonts w:ascii="Arial" w:hAnsi="Arial" w:cs="Arial"/>
+          <w:szCs w:val="28"/>
+        </w:rPr>
+        <w:t xml:space="preserve">, </w:t>
+      </w:r>
+      <w:proofErr w:type="spellStart"/>
+      <w:r>
+        <w:rPr>
+          <w:rFonts w:ascii="Arial" w:hAnsi="Arial" w:cs="Arial"/>
+          <w:szCs w:val="28"/>
+        </w:rPr>
+        <w:t>smatr</w:t>
+      </w:r>
+      <w:proofErr w:type="spellEnd"/>
+      <w:r>
+        <w:rPr>
+          <w:rFonts w:ascii="Arial" w:hAnsi="Arial" w:cs="Arial"/>
+          <w:szCs w:val="28"/>
+        </w:rPr>
+        <w:t>, leaps,</w:t>
+      </w:r>
+      <w:r>
+        <w:rPr>
+          <w:rFonts w:ascii="Arial" w:hAnsi="Arial" w:cs="Arial"/>
+          <w:szCs w:val="28"/>
+        </w:rPr>
+        <w:t xml:space="preserve"> </w:t>
+      </w:r>
+      <w:proofErr w:type="spellStart"/>
+      <w:r>
+        <w:rPr>
+          <w:rFonts w:ascii="Arial" w:hAnsi="Arial" w:cs="Arial"/>
+          <w:szCs w:val="28"/>
+        </w:rPr>
+        <w:t>multcomp</w:t>
+      </w:r>
+      <w:proofErr w:type="spellEnd"/>
+      <w:r>
+        <w:rPr>
+          <w:rFonts w:ascii="Arial" w:hAnsi="Arial" w:cs="Arial"/>
+          <w:szCs w:val="28"/>
+        </w:rPr>
+        <w:t xml:space="preserve">, </w:t>
+      </w:r>
+      <w:proofErr w:type="spellStart"/>
+      <w:r>
+        <w:rPr>
+          <w:rFonts w:ascii="Arial" w:hAnsi="Arial" w:cs="Arial"/>
+          <w:szCs w:val="28"/>
+        </w:rPr>
+        <w:t>lsmeans</w:t>
+      </w:r>
+      <w:proofErr w:type="spellEnd"/>
+      <w:r>
+        <w:rPr>
+          <w:rFonts w:ascii="Arial" w:hAnsi="Arial" w:cs="Arial"/>
+          <w:szCs w:val="28"/>
+        </w:rPr>
+        <w:t>, etc.</w:t>
       </w:r>
       <w:r>
         <w:rPr>
@@ -7979,26 +8201,60 @@
         </w:rPr>
         <w:t xml:space="preserve"> </w:t>
       </w:r>
-      <w:r>
-        <w:rPr>
-          <w:rFonts w:ascii="Arial" w:hAnsi="Arial" w:cs="Arial"/>
-          <w:szCs w:val="28"/>
-        </w:rPr>
-        <w:t>RDendrom,</w:t>
-      </w:r>
-      <w:r>
-        <w:rPr>
-          <w:rFonts w:ascii="Arial" w:hAnsi="Arial" w:cs="Arial"/>
-          <w:szCs w:val="28"/>
-        </w:rPr>
-        <w:t xml:space="preserve"> LeafArea, vegan, </w:t>
-      </w:r>
-      <w:r>
-        <w:rPr>
-          <w:rFonts w:ascii="Arial" w:hAnsi="Arial" w:cs="Arial"/>
-          <w:szCs w:val="28"/>
-        </w:rPr>
-        <w:t xml:space="preserve">conductR, </w:t>
+      <w:proofErr w:type="spellStart"/>
+      <w:r>
+        <w:rPr>
+          <w:rFonts w:ascii="Arial" w:hAnsi="Arial" w:cs="Arial"/>
+          <w:szCs w:val="28"/>
+        </w:rPr>
+        <w:t>RDendrom</w:t>
+      </w:r>
+      <w:proofErr w:type="spellEnd"/>
+      <w:r>
+        <w:rPr>
+          <w:rFonts w:ascii="Arial" w:hAnsi="Arial" w:cs="Arial"/>
+          <w:szCs w:val="28"/>
+        </w:rPr>
+        <w:t>,</w:t>
+      </w:r>
+      <w:r>
+        <w:rPr>
+          <w:rFonts w:ascii="Arial" w:hAnsi="Arial" w:cs="Arial"/>
+          <w:szCs w:val="28"/>
+        </w:rPr>
+        <w:t xml:space="preserve"> </w:t>
+      </w:r>
+      <w:proofErr w:type="spellStart"/>
+      <w:r>
+        <w:rPr>
+          <w:rFonts w:ascii="Arial" w:hAnsi="Arial" w:cs="Arial"/>
+          <w:szCs w:val="28"/>
+        </w:rPr>
+        <w:t>LeafArea</w:t>
+      </w:r>
+      <w:proofErr w:type="spellEnd"/>
+      <w:r>
+        <w:rPr>
+          <w:rFonts w:ascii="Arial" w:hAnsi="Arial" w:cs="Arial"/>
+          <w:szCs w:val="28"/>
+        </w:rPr>
+        <w:t xml:space="preserve">, vegan, </w:t>
+      </w:r>
+      <w:proofErr w:type="spellStart"/>
+      <w:r>
+        <w:rPr>
+          <w:rFonts w:ascii="Arial" w:hAnsi="Arial" w:cs="Arial"/>
+          <w:szCs w:val="28"/>
+        </w:rPr>
+        <w:t>conductR</w:t>
+      </w:r>
+      <w:proofErr w:type="spellEnd"/>
+      <w:r>
+        <w:rPr>
+          <w:rFonts w:ascii="Arial" w:hAnsi="Arial" w:cs="Arial"/>
+          <w:szCs w:val="28"/>
+        </w:rPr>
+        <w:t xml:space="preserve">, </w:t>
       </w:r>
       <w:r>
         <w:rPr>
@@ -8048,434 +8304,566 @@
           <w:iCs/>
           <w:szCs w:val="28"/>
         </w:rPr>
+        <w:t>Package and website development</w:t>
+      </w:r>
+      <w:r>
+        <w:rPr>
+          <w:rFonts w:ascii="Arial" w:hAnsi="Arial" w:cs="Arial"/>
+          <w:b/>
+          <w:bCs/>
+          <w:szCs w:val="28"/>
+        </w:rPr>
+        <w:t xml:space="preserve">: </w:t>
+      </w:r>
+      <w:r>
+        <w:rPr>
+          <w:rFonts w:ascii="Arial" w:hAnsi="Arial" w:cs="Arial"/>
+          <w:szCs w:val="28"/>
+        </w:rPr>
+        <w:t>experience</w:t>
+      </w:r>
+      <w:r>
+        <w:rPr>
+          <w:rFonts w:ascii="Arial" w:hAnsi="Arial" w:cs="Arial"/>
+          <w:szCs w:val="28"/>
+        </w:rPr>
+        <w:t>d</w:t>
+      </w:r>
+      <w:r>
+        <w:rPr>
+          <w:rFonts w:ascii="Arial" w:hAnsi="Arial" w:cs="Arial"/>
+          <w:szCs w:val="28"/>
+        </w:rPr>
+        <w:t xml:space="preserve"> </w:t>
+      </w:r>
+      <w:r>
+        <w:rPr>
+          <w:rFonts w:ascii="Arial" w:hAnsi="Arial" w:cs="Arial"/>
+          <w:szCs w:val="28"/>
+        </w:rPr>
+        <w:t>in c</w:t>
+      </w:r>
+      <w:r>
+        <w:rPr>
+          <w:rFonts w:ascii="Arial" w:hAnsi="Arial" w:cs="Arial"/>
+          <w:szCs w:val="28"/>
+        </w:rPr>
+        <w:t>reating</w:t>
+      </w:r>
+      <w:r>
+        <w:rPr>
+          <w:rFonts w:ascii="Arial" w:hAnsi="Arial" w:cs="Arial"/>
+          <w:szCs w:val="28"/>
+        </w:rPr>
+        <w:t>, testing, and publishing</w:t>
+      </w:r>
+      <w:r>
+        <w:rPr>
+          <w:rFonts w:ascii="Arial" w:hAnsi="Arial" w:cs="Arial"/>
+          <w:szCs w:val="28"/>
+        </w:rPr>
+        <w:t xml:space="preserve"> R package</w:t>
+      </w:r>
+      <w:r>
+        <w:rPr>
+          <w:rFonts w:ascii="Arial" w:hAnsi="Arial" w:cs="Arial"/>
+          <w:szCs w:val="28"/>
+        </w:rPr>
+        <w:t>s</w:t>
+      </w:r>
+      <w:r>
+        <w:rPr>
+          <w:rFonts w:ascii="Arial" w:hAnsi="Arial" w:cs="Arial"/>
+          <w:szCs w:val="28"/>
+        </w:rPr>
+        <w:t>, as well as</w:t>
+      </w:r>
+      <w:r>
+        <w:rPr>
+          <w:rFonts w:ascii="Arial" w:hAnsi="Arial" w:cs="Arial"/>
+          <w:szCs w:val="28"/>
+        </w:rPr>
+        <w:t xml:space="preserve"> GitHub website</w:t>
+      </w:r>
+      <w:r>
+        <w:rPr>
+          <w:rFonts w:ascii="Arial" w:hAnsi="Arial" w:cs="Arial"/>
+          <w:szCs w:val="28"/>
+        </w:rPr>
+        <w:t>s</w:t>
+      </w:r>
+      <w:r>
+        <w:rPr>
+          <w:rFonts w:ascii="Arial" w:hAnsi="Arial" w:cs="Arial"/>
+          <w:szCs w:val="28"/>
+        </w:rPr>
+        <w:t xml:space="preserve"> for</w:t>
+      </w:r>
+      <w:r>
+        <w:rPr>
+          <w:rFonts w:ascii="Arial" w:hAnsi="Arial" w:cs="Arial"/>
+          <w:szCs w:val="28"/>
+        </w:rPr>
+        <w:t xml:space="preserve"> said</w:t>
+      </w:r>
+      <w:r>
+        <w:rPr>
+          <w:rFonts w:ascii="Arial" w:hAnsi="Arial" w:cs="Arial"/>
+          <w:szCs w:val="28"/>
+        </w:rPr>
+        <w:t xml:space="preserve"> package</w:t>
+      </w:r>
+      <w:r>
+        <w:rPr>
+          <w:rFonts w:ascii="Arial" w:hAnsi="Arial" w:cs="Arial"/>
+          <w:szCs w:val="28"/>
+        </w:rPr>
+        <w:t>s</w:t>
+      </w:r>
+      <w:r>
+        <w:rPr>
+          <w:rFonts w:ascii="Arial" w:hAnsi="Arial" w:cs="Arial"/>
+          <w:szCs w:val="28"/>
+        </w:rPr>
+        <w:t>,</w:t>
+      </w:r>
+      <w:r>
+        <w:rPr>
+          <w:rFonts w:ascii="Arial" w:hAnsi="Arial" w:cs="Arial"/>
+          <w:szCs w:val="28"/>
+        </w:rPr>
+        <w:t xml:space="preserve"> via</w:t>
+      </w:r>
+      <w:r>
+        <w:rPr>
+          <w:rFonts w:ascii="Arial" w:hAnsi="Arial" w:cs="Arial"/>
+          <w:szCs w:val="28"/>
+        </w:rPr>
+        <w:t xml:space="preserve"> </w:t>
+      </w:r>
+      <w:proofErr w:type="spellStart"/>
+      <w:r>
+        <w:rPr>
+          <w:rFonts w:ascii="Arial" w:hAnsi="Arial" w:cs="Arial"/>
+          <w:szCs w:val="28"/>
+        </w:rPr>
+        <w:t>devtools</w:t>
+      </w:r>
+      <w:proofErr w:type="spellEnd"/>
+      <w:r>
+        <w:rPr>
+          <w:rFonts w:ascii="Arial" w:hAnsi="Arial" w:cs="Arial"/>
+          <w:szCs w:val="28"/>
+        </w:rPr>
+        <w:t xml:space="preserve">, </w:t>
+      </w:r>
+      <w:proofErr w:type="spellStart"/>
+      <w:r>
+        <w:rPr>
+          <w:rFonts w:ascii="Arial" w:hAnsi="Arial" w:cs="Arial"/>
+          <w:szCs w:val="28"/>
+        </w:rPr>
+        <w:t>usethis</w:t>
+      </w:r>
+      <w:proofErr w:type="spellEnd"/>
+      <w:r>
+        <w:rPr>
+          <w:rFonts w:ascii="Arial" w:hAnsi="Arial" w:cs="Arial"/>
+          <w:szCs w:val="28"/>
+        </w:rPr>
+        <w:t xml:space="preserve">, </w:t>
+      </w:r>
+      <w:proofErr w:type="spellStart"/>
+      <w:r>
+        <w:rPr>
+          <w:rFonts w:ascii="Arial" w:hAnsi="Arial" w:cs="Arial"/>
+          <w:szCs w:val="28"/>
+        </w:rPr>
+        <w:t>testthat</w:t>
+      </w:r>
+      <w:proofErr w:type="spellEnd"/>
+      <w:r>
+        <w:rPr>
+          <w:rFonts w:ascii="Arial" w:hAnsi="Arial" w:cs="Arial"/>
+          <w:szCs w:val="28"/>
+        </w:rPr>
+        <w:t xml:space="preserve">, roxygen2, </w:t>
+      </w:r>
+      <w:proofErr w:type="spellStart"/>
+      <w:r>
+        <w:rPr>
+          <w:rFonts w:ascii="Arial" w:hAnsi="Arial" w:cs="Arial"/>
+          <w:szCs w:val="28"/>
+        </w:rPr>
+        <w:t>rlang</w:t>
+      </w:r>
+      <w:proofErr w:type="spellEnd"/>
+      <w:r>
+        <w:rPr>
+          <w:rFonts w:ascii="Arial" w:hAnsi="Arial" w:cs="Arial"/>
+          <w:szCs w:val="28"/>
+        </w:rPr>
+        <w:t xml:space="preserve">, </w:t>
+      </w:r>
+      <w:proofErr w:type="spellStart"/>
+      <w:r>
+        <w:rPr>
+          <w:rFonts w:ascii="Arial" w:hAnsi="Arial" w:cs="Arial"/>
+          <w:szCs w:val="28"/>
+        </w:rPr>
+        <w:t>pkgdown</w:t>
+      </w:r>
+      <w:proofErr w:type="spellEnd"/>
+      <w:r>
+        <w:rPr>
+          <w:rFonts w:ascii="Arial" w:hAnsi="Arial" w:cs="Arial"/>
+          <w:szCs w:val="28"/>
+        </w:rPr>
+        <w:t xml:space="preserve">, </w:t>
+      </w:r>
+      <w:proofErr w:type="spellStart"/>
+      <w:r>
+        <w:rPr>
+          <w:rFonts w:ascii="Arial" w:hAnsi="Arial" w:cs="Arial"/>
+          <w:szCs w:val="28"/>
+        </w:rPr>
+        <w:t>knitr</w:t>
+      </w:r>
+      <w:proofErr w:type="spellEnd"/>
+      <w:r>
+        <w:rPr>
+          <w:rFonts w:ascii="Arial" w:hAnsi="Arial" w:cs="Arial"/>
+          <w:szCs w:val="28"/>
+        </w:rPr>
+        <w:t>, etc.</w:t>
+      </w:r>
+    </w:p>
+    <w:p>
+      <w:pPr>
+        <w:tabs>
+          <w:tab w:val="right" w:pos="9360"/>
+        </w:tabs>
+        <w:rPr>
+          <w:rFonts w:ascii="Arial" w:hAnsi="Arial" w:cs="Arial"/>
+          <w:szCs w:val="28"/>
+        </w:rPr>
+      </w:pPr>
+      <w:r>
+        <w:rPr>
+          <w:rFonts w:ascii="Arial" w:hAnsi="Arial" w:cs="Arial"/>
+          <w:b/>
+          <w:bCs/>
+          <w:szCs w:val="28"/>
+        </w:rPr>
+        <w:t>GitH</w:t>
+      </w:r>
+      <w:r>
+        <w:rPr>
+          <w:rFonts w:ascii="Arial" w:hAnsi="Arial" w:cs="Arial"/>
+          <w:b/>
+          <w:bCs/>
+          <w:szCs w:val="28"/>
+        </w:rPr>
+        <w:t>ub</w:t>
+      </w:r>
+      <w:r>
+        <w:rPr>
+          <w:rFonts w:ascii="Arial" w:hAnsi="Arial" w:cs="Arial"/>
+          <w:b/>
+          <w:bCs/>
+          <w:szCs w:val="28"/>
+        </w:rPr>
+        <w:t>:</w:t>
+      </w:r>
+      <w:r>
+        <w:rPr>
+          <w:rFonts w:ascii="Arial" w:hAnsi="Arial" w:cs="Arial"/>
+          <w:b/>
+          <w:bCs/>
+          <w:szCs w:val="28"/>
+        </w:rPr>
+        <w:t xml:space="preserve"> </w:t>
+      </w:r>
+      <w:r>
+        <w:rPr>
+          <w:rFonts w:ascii="Arial" w:hAnsi="Arial" w:cs="Arial"/>
+          <w:szCs w:val="28"/>
+        </w:rPr>
+        <w:t xml:space="preserve">creating GitHub websites, </w:t>
+      </w:r>
+      <w:r>
+        <w:rPr>
+          <w:rFonts w:ascii="Arial" w:hAnsi="Arial" w:cs="Arial"/>
+          <w:szCs w:val="28"/>
+        </w:rPr>
+        <w:t xml:space="preserve">collaborating </w:t>
+      </w:r>
+      <w:r>
+        <w:rPr>
+          <w:rFonts w:ascii="Arial" w:hAnsi="Arial" w:cs="Arial"/>
+          <w:szCs w:val="28"/>
+        </w:rPr>
+        <w:t>on R-based projects</w:t>
+      </w:r>
+      <w:r>
+        <w:rPr>
+          <w:rFonts w:ascii="Arial" w:hAnsi="Arial" w:cs="Arial"/>
+          <w:szCs w:val="28"/>
+        </w:rPr>
+        <w:t>,</w:t>
+      </w:r>
+      <w:r>
+        <w:rPr>
+          <w:rFonts w:ascii="Arial" w:hAnsi="Arial" w:cs="Arial"/>
+          <w:szCs w:val="28"/>
+        </w:rPr>
+        <w:t xml:space="preserve"> </w:t>
+      </w:r>
+      <w:r>
+        <w:rPr>
+          <w:rFonts w:ascii="Arial" w:hAnsi="Arial" w:cs="Arial"/>
+          <w:szCs w:val="28"/>
+        </w:rPr>
+        <w:t>archiving data &amp; R code</w:t>
+      </w:r>
+      <w:r>
+        <w:rPr>
+          <w:rFonts w:ascii="Arial" w:hAnsi="Arial" w:cs="Arial"/>
+          <w:szCs w:val="28"/>
+        </w:rPr>
+        <w:t xml:space="preserve">. </w:t>
+      </w:r>
+    </w:p>
+    <w:p>
+      <w:pPr>
+        <w:tabs>
+          <w:tab w:val="right" w:pos="9360"/>
+        </w:tabs>
+        <w:rPr>
+          <w:rFonts w:ascii="Arial" w:hAnsi="Arial" w:cs="Arial"/>
+          <w:szCs w:val="28"/>
+        </w:rPr>
+      </w:pPr>
+      <w:r>
+        <w:rPr>
+          <w:rFonts w:ascii="Arial" w:hAnsi="Arial" w:cs="Arial"/>
+          <w:b/>
+          <w:bCs/>
+          <w:szCs w:val="28"/>
+        </w:rPr>
+        <w:t>GIS</w:t>
+      </w:r>
+      <w:r>
+        <w:rPr>
+          <w:rFonts w:ascii="Arial" w:hAnsi="Arial" w:cs="Arial"/>
+          <w:b/>
+          <w:bCs/>
+          <w:szCs w:val="28"/>
+        </w:rPr>
+        <w:t xml:space="preserve">: </w:t>
+      </w:r>
+      <w:r>
+        <w:rPr>
+          <w:rFonts w:ascii="Arial" w:hAnsi="Arial" w:cs="Arial"/>
+          <w:szCs w:val="28"/>
+        </w:rPr>
+        <w:t>ArcGI</w:t>
+      </w:r>
+      <w:r>
+        <w:rPr>
+          <w:rFonts w:ascii="Arial" w:hAnsi="Arial" w:cs="Arial"/>
+          <w:szCs w:val="28"/>
+        </w:rPr>
+        <w:t>S</w:t>
+      </w:r>
+      <w:r>
+        <w:rPr>
+          <w:rFonts w:ascii="Arial" w:hAnsi="Arial" w:cs="Arial"/>
+          <w:szCs w:val="28"/>
+        </w:rPr>
+        <w:t xml:space="preserve"> and QGIS.</w:t>
+      </w:r>
+    </w:p>
+    <w:p>
+      <w:pPr>
+        <w:tabs>
+          <w:tab w:val="right" w:pos="9360"/>
+        </w:tabs>
+        <w:rPr>
+          <w:rFonts w:ascii="Arial" w:hAnsi="Arial" w:cs="Arial"/>
+          <w:szCs w:val="28"/>
+        </w:rPr>
+      </w:pPr>
+      <w:r>
+        <w:rPr>
+          <w:rFonts w:ascii="Arial" w:hAnsi="Arial" w:cs="Arial"/>
+          <w:b/>
+          <w:bCs/>
+          <w:szCs w:val="28"/>
+        </w:rPr>
+        <w:t>Image analysis:</w:t>
+      </w:r>
+      <w:r>
+        <w:rPr>
+          <w:rFonts w:ascii="Arial" w:hAnsi="Arial" w:cs="Arial"/>
+          <w:szCs w:val="28"/>
+        </w:rPr>
+        <w:t xml:space="preserve"> </w:t>
+      </w:r>
+      <w:r>
+        <w:rPr>
+          <w:rFonts w:ascii="Arial" w:hAnsi="Arial" w:cs="Arial"/>
+          <w:szCs w:val="28"/>
+        </w:rPr>
+        <w:t>ImageJ</w:t>
+      </w:r>
+      <w:r>
+        <w:rPr>
+          <w:rFonts w:ascii="Arial" w:hAnsi="Arial" w:cs="Arial"/>
+          <w:szCs w:val="28"/>
+        </w:rPr>
+        <w:t>/Fiji,</w:t>
+      </w:r>
+      <w:r>
+        <w:rPr>
+          <w:rFonts w:ascii="Arial" w:hAnsi="Arial" w:cs="Arial"/>
+          <w:szCs w:val="28"/>
+        </w:rPr>
+        <w:t xml:space="preserve"> </w:t>
+      </w:r>
+      <w:proofErr w:type="spellStart"/>
+      <w:r>
+        <w:rPr>
+          <w:rFonts w:ascii="Arial" w:hAnsi="Arial" w:cs="Arial"/>
+          <w:szCs w:val="28"/>
+        </w:rPr>
+        <w:t>ImagePro</w:t>
+      </w:r>
+      <w:proofErr w:type="spellEnd"/>
+      <w:r>
+        <w:rPr>
+          <w:rFonts w:ascii="Arial" w:hAnsi="Arial" w:cs="Arial"/>
+          <w:szCs w:val="28"/>
+        </w:rPr>
+        <w:t xml:space="preserve"> Plus</w:t>
+      </w:r>
+      <w:r>
+        <w:rPr>
+          <w:rFonts w:ascii="Arial" w:hAnsi="Arial" w:cs="Arial"/>
+          <w:szCs w:val="28"/>
+        </w:rPr>
+        <w:t>,</w:t>
+      </w:r>
+      <w:r>
+        <w:rPr>
+          <w:rFonts w:ascii="Arial" w:hAnsi="Arial" w:cs="Arial"/>
+          <w:szCs w:val="28"/>
+        </w:rPr>
+        <w:t xml:space="preserve"> Dragonfly</w:t>
+      </w:r>
+      <w:r>
+        <w:rPr>
+          <w:rFonts w:ascii="Arial" w:hAnsi="Arial" w:cs="Arial"/>
+          <w:szCs w:val="28"/>
+        </w:rPr>
+        <w:t xml:space="preserve"> 3D World</w:t>
+      </w:r>
+      <w:r>
+        <w:rPr>
+          <w:rFonts w:ascii="Arial" w:hAnsi="Arial" w:cs="Arial"/>
+          <w:szCs w:val="28"/>
+        </w:rPr>
+        <w:t xml:space="preserve"> (</w:t>
+      </w:r>
+      <w:proofErr w:type="gramStart"/>
+      <w:r>
+        <w:rPr>
+          <w:rFonts w:ascii="Arial" w:hAnsi="Arial" w:cs="Arial"/>
+          <w:szCs w:val="28"/>
+        </w:rPr>
+        <w:t>micro CT</w:t>
+      </w:r>
+      <w:proofErr w:type="gramEnd"/>
+      <w:r>
+        <w:rPr>
+          <w:rFonts w:ascii="Arial" w:hAnsi="Arial" w:cs="Arial"/>
+          <w:szCs w:val="28"/>
+        </w:rPr>
+        <w:t xml:space="preserve"> image reconstruction)</w:t>
+      </w:r>
+      <w:r>
+        <w:rPr>
+          <w:rFonts w:ascii="Arial" w:hAnsi="Arial" w:cs="Arial"/>
+          <w:szCs w:val="28"/>
+        </w:rPr>
+        <w:t>,</w:t>
+      </w:r>
+      <w:r>
+        <w:rPr>
+          <w:rFonts w:ascii="Arial" w:hAnsi="Arial" w:cs="Arial"/>
+          <w:szCs w:val="28"/>
+        </w:rPr>
+        <w:t xml:space="preserve"> ROXAS</w:t>
+      </w:r>
+      <w:r>
+        <w:rPr>
+          <w:rFonts w:ascii="Arial" w:hAnsi="Arial" w:cs="Arial"/>
+          <w:szCs w:val="28"/>
+        </w:rPr>
+        <w:t>.</w:t>
+      </w:r>
+    </w:p>
+    <w:p>
+      <w:pPr>
+        <w:tabs>
+          <w:tab w:val="right" w:pos="9360"/>
+        </w:tabs>
+        <w:rPr>
+          <w:rFonts w:ascii="Arial" w:hAnsi="Arial" w:cs="Arial"/>
+          <w:szCs w:val="28"/>
+        </w:rPr>
+      </w:pPr>
+      <w:r>
+        <w:rPr>
+          <w:rFonts w:ascii="Arial" w:hAnsi="Arial" w:cs="Arial"/>
+          <w:b/>
+          <w:bCs/>
+          <w:szCs w:val="28"/>
+        </w:rPr>
         <w:lastRenderedPageBreak/>
-        <w:t>Package and website development</w:t>
-      </w:r>
-      <w:r>
-        <w:rPr>
-          <w:rFonts w:ascii="Arial" w:hAnsi="Arial" w:cs="Arial"/>
-          <w:b/>
-          <w:bCs/>
-          <w:szCs w:val="28"/>
-        </w:rPr>
-        <w:t xml:space="preserve">: </w:t>
-      </w:r>
-      <w:r>
-        <w:rPr>
-          <w:rFonts w:ascii="Arial" w:hAnsi="Arial" w:cs="Arial"/>
-          <w:szCs w:val="28"/>
-        </w:rPr>
-        <w:t>experience</w:t>
-      </w:r>
-      <w:r>
-        <w:rPr>
-          <w:rFonts w:ascii="Arial" w:hAnsi="Arial" w:cs="Arial"/>
-          <w:szCs w:val="28"/>
-        </w:rPr>
-        <w:t>d</w:t>
-      </w:r>
-      <w:r>
-        <w:rPr>
-          <w:rFonts w:ascii="Arial" w:hAnsi="Arial" w:cs="Arial"/>
-          <w:szCs w:val="28"/>
-        </w:rPr>
-        <w:t xml:space="preserve"> </w:t>
-      </w:r>
-      <w:r>
-        <w:rPr>
-          <w:rFonts w:ascii="Arial" w:hAnsi="Arial" w:cs="Arial"/>
-          <w:szCs w:val="28"/>
-        </w:rPr>
-        <w:t>in c</w:t>
-      </w:r>
-      <w:r>
-        <w:rPr>
-          <w:rFonts w:ascii="Arial" w:hAnsi="Arial" w:cs="Arial"/>
-          <w:szCs w:val="28"/>
-        </w:rPr>
-        <w:t>reating</w:t>
-      </w:r>
-      <w:r>
-        <w:rPr>
-          <w:rFonts w:ascii="Arial" w:hAnsi="Arial" w:cs="Arial"/>
-          <w:szCs w:val="28"/>
-        </w:rPr>
-        <w:t>, testing, and publishing</w:t>
-      </w:r>
-      <w:r>
-        <w:rPr>
-          <w:rFonts w:ascii="Arial" w:hAnsi="Arial" w:cs="Arial"/>
-          <w:szCs w:val="28"/>
-        </w:rPr>
-        <w:t xml:space="preserve"> R package</w:t>
-      </w:r>
-      <w:r>
-        <w:rPr>
-          <w:rFonts w:ascii="Arial" w:hAnsi="Arial" w:cs="Arial"/>
-          <w:szCs w:val="28"/>
-        </w:rPr>
-        <w:t>s</w:t>
-      </w:r>
-      <w:r>
-        <w:rPr>
-          <w:rFonts w:ascii="Arial" w:hAnsi="Arial" w:cs="Arial"/>
-          <w:szCs w:val="28"/>
-        </w:rPr>
-        <w:t>, as well as</w:t>
-      </w:r>
-      <w:r>
-        <w:rPr>
-          <w:rFonts w:ascii="Arial" w:hAnsi="Arial" w:cs="Arial"/>
-          <w:szCs w:val="28"/>
-        </w:rPr>
-        <w:t xml:space="preserve"> GitHub website</w:t>
-      </w:r>
-      <w:r>
-        <w:rPr>
-          <w:rFonts w:ascii="Arial" w:hAnsi="Arial" w:cs="Arial"/>
-          <w:szCs w:val="28"/>
-        </w:rPr>
-        <w:t>s</w:t>
-      </w:r>
-      <w:r>
-        <w:rPr>
-          <w:rFonts w:ascii="Arial" w:hAnsi="Arial" w:cs="Arial"/>
-          <w:szCs w:val="28"/>
-        </w:rPr>
-        <w:t xml:space="preserve"> for</w:t>
-      </w:r>
-      <w:r>
-        <w:rPr>
-          <w:rFonts w:ascii="Arial" w:hAnsi="Arial" w:cs="Arial"/>
-          <w:szCs w:val="28"/>
-        </w:rPr>
-        <w:t xml:space="preserve"> said</w:t>
-      </w:r>
-      <w:r>
-        <w:rPr>
-          <w:rFonts w:ascii="Arial" w:hAnsi="Arial" w:cs="Arial"/>
-          <w:szCs w:val="28"/>
-        </w:rPr>
-        <w:t xml:space="preserve"> package</w:t>
-      </w:r>
-      <w:r>
-        <w:rPr>
-          <w:rFonts w:ascii="Arial" w:hAnsi="Arial" w:cs="Arial"/>
-          <w:szCs w:val="28"/>
-        </w:rPr>
-        <w:t>s</w:t>
-      </w:r>
-      <w:r>
-        <w:rPr>
-          <w:rFonts w:ascii="Arial" w:hAnsi="Arial" w:cs="Arial"/>
-          <w:szCs w:val="28"/>
-        </w:rPr>
-        <w:t>,</w:t>
-      </w:r>
-      <w:r>
-        <w:rPr>
-          <w:rFonts w:ascii="Arial" w:hAnsi="Arial" w:cs="Arial"/>
-          <w:szCs w:val="28"/>
-        </w:rPr>
-        <w:t xml:space="preserve"> via</w:t>
-      </w:r>
-      <w:r>
-        <w:rPr>
-          <w:rFonts w:ascii="Arial" w:hAnsi="Arial" w:cs="Arial"/>
-          <w:szCs w:val="28"/>
-        </w:rPr>
-        <w:t xml:space="preserve"> </w:t>
-      </w:r>
-      <w:r>
-        <w:rPr>
-          <w:rFonts w:ascii="Arial" w:hAnsi="Arial" w:cs="Arial"/>
-          <w:szCs w:val="28"/>
-        </w:rPr>
-        <w:t xml:space="preserve">devtools, usethis, testthat, roxygen2, rlang, </w:t>
-      </w:r>
-      <w:r>
-        <w:rPr>
-          <w:rFonts w:ascii="Arial" w:hAnsi="Arial" w:cs="Arial"/>
-          <w:szCs w:val="28"/>
-        </w:rPr>
-        <w:t>pkgdown, knitr, etc.</w:t>
-      </w:r>
-    </w:p>
-    <w:p>
-      <w:pPr>
-        <w:tabs>
-          <w:tab w:val="right" w:pos="9360"/>
-        </w:tabs>
-        <w:rPr>
-          <w:rFonts w:ascii="Arial" w:hAnsi="Arial" w:cs="Arial"/>
-          <w:szCs w:val="28"/>
-        </w:rPr>
-      </w:pPr>
-      <w:r>
-        <w:rPr>
-          <w:rFonts w:ascii="Arial" w:hAnsi="Arial" w:cs="Arial"/>
-          <w:b/>
-          <w:bCs/>
-          <w:szCs w:val="28"/>
-        </w:rPr>
-        <w:t>GitH</w:t>
-      </w:r>
-      <w:r>
-        <w:rPr>
-          <w:rFonts w:ascii="Arial" w:hAnsi="Arial" w:cs="Arial"/>
-          <w:b/>
-          <w:bCs/>
-          <w:szCs w:val="28"/>
-        </w:rPr>
-        <w:t>ub</w:t>
-      </w:r>
-      <w:r>
-        <w:rPr>
-          <w:rFonts w:ascii="Arial" w:hAnsi="Arial" w:cs="Arial"/>
-          <w:b/>
-          <w:bCs/>
-          <w:szCs w:val="28"/>
-        </w:rPr>
-        <w:t>:</w:t>
-      </w:r>
-      <w:r>
-        <w:rPr>
-          <w:rFonts w:ascii="Arial" w:hAnsi="Arial" w:cs="Arial"/>
-          <w:b/>
-          <w:bCs/>
-          <w:szCs w:val="28"/>
-        </w:rPr>
-        <w:t xml:space="preserve"> </w:t>
-      </w:r>
-      <w:r>
-        <w:rPr>
-          <w:rFonts w:ascii="Arial" w:hAnsi="Arial" w:cs="Arial"/>
-          <w:szCs w:val="28"/>
-        </w:rPr>
-        <w:t xml:space="preserve">creating GitHub websites, </w:t>
-      </w:r>
-      <w:r>
-        <w:rPr>
-          <w:rFonts w:ascii="Arial" w:hAnsi="Arial" w:cs="Arial"/>
-          <w:szCs w:val="28"/>
-        </w:rPr>
-        <w:t xml:space="preserve">collaborating </w:t>
-      </w:r>
-      <w:r>
-        <w:rPr>
-          <w:rFonts w:ascii="Arial" w:hAnsi="Arial" w:cs="Arial"/>
-          <w:szCs w:val="28"/>
-        </w:rPr>
-        <w:t>on R-based projects</w:t>
-      </w:r>
-      <w:r>
-        <w:rPr>
-          <w:rFonts w:ascii="Arial" w:hAnsi="Arial" w:cs="Arial"/>
-          <w:szCs w:val="28"/>
-        </w:rPr>
-        <w:t>,</w:t>
-      </w:r>
-      <w:r>
-        <w:rPr>
-          <w:rFonts w:ascii="Arial" w:hAnsi="Arial" w:cs="Arial"/>
-          <w:szCs w:val="28"/>
-        </w:rPr>
-        <w:t xml:space="preserve"> </w:t>
-      </w:r>
-      <w:r>
-        <w:rPr>
-          <w:rFonts w:ascii="Arial" w:hAnsi="Arial" w:cs="Arial"/>
-          <w:szCs w:val="28"/>
-        </w:rPr>
-        <w:t>archiving data &amp; R code</w:t>
-      </w:r>
-      <w:r>
-        <w:rPr>
-          <w:rFonts w:ascii="Arial" w:hAnsi="Arial" w:cs="Arial"/>
-          <w:szCs w:val="28"/>
-        </w:rPr>
-        <w:t xml:space="preserve">. </w:t>
-      </w:r>
-    </w:p>
-    <w:p>
-      <w:pPr>
-        <w:tabs>
-          <w:tab w:val="right" w:pos="9360"/>
-        </w:tabs>
-        <w:rPr>
-          <w:rFonts w:ascii="Arial" w:hAnsi="Arial" w:cs="Arial"/>
-          <w:szCs w:val="28"/>
-        </w:rPr>
-      </w:pPr>
-      <w:r>
-        <w:rPr>
-          <w:rFonts w:ascii="Arial" w:hAnsi="Arial" w:cs="Arial"/>
-          <w:b/>
-          <w:bCs/>
-          <w:szCs w:val="28"/>
-        </w:rPr>
-        <w:t>GIS</w:t>
-      </w:r>
-      <w:r>
-        <w:rPr>
-          <w:rFonts w:ascii="Arial" w:hAnsi="Arial" w:cs="Arial"/>
-          <w:b/>
-          <w:bCs/>
-          <w:szCs w:val="28"/>
-        </w:rPr>
-        <w:t xml:space="preserve">: </w:t>
-      </w:r>
-      <w:r>
-        <w:rPr>
-          <w:rFonts w:ascii="Arial" w:hAnsi="Arial" w:cs="Arial"/>
-          <w:szCs w:val="28"/>
-        </w:rPr>
-        <w:t>ArcGI</w:t>
-      </w:r>
-      <w:r>
-        <w:rPr>
-          <w:rFonts w:ascii="Arial" w:hAnsi="Arial" w:cs="Arial"/>
-          <w:szCs w:val="28"/>
-        </w:rPr>
-        <w:t>S</w:t>
-      </w:r>
-      <w:r>
-        <w:rPr>
-          <w:rFonts w:ascii="Arial" w:hAnsi="Arial" w:cs="Arial"/>
-          <w:szCs w:val="28"/>
-        </w:rPr>
-        <w:t xml:space="preserve"> and QGIS.</w:t>
-      </w:r>
-    </w:p>
-    <w:p>
-      <w:pPr>
-        <w:tabs>
-          <w:tab w:val="right" w:pos="9360"/>
-        </w:tabs>
-        <w:rPr>
-          <w:rFonts w:ascii="Arial" w:hAnsi="Arial" w:cs="Arial"/>
-          <w:szCs w:val="28"/>
-        </w:rPr>
-      </w:pPr>
-      <w:r>
-        <w:rPr>
-          <w:rFonts w:ascii="Arial" w:hAnsi="Arial" w:cs="Arial"/>
-          <w:b/>
-          <w:bCs/>
-          <w:szCs w:val="28"/>
-        </w:rPr>
-        <w:t>Image analysis:</w:t>
-      </w:r>
-      <w:r>
-        <w:rPr>
-          <w:rFonts w:ascii="Arial" w:hAnsi="Arial" w:cs="Arial"/>
-          <w:szCs w:val="28"/>
-        </w:rPr>
-        <w:t xml:space="preserve"> </w:t>
-      </w:r>
-      <w:r>
-        <w:rPr>
-          <w:rFonts w:ascii="Arial" w:hAnsi="Arial" w:cs="Arial"/>
-          <w:szCs w:val="28"/>
-        </w:rPr>
-        <w:t>ImageJ</w:t>
-      </w:r>
-      <w:r>
-        <w:rPr>
-          <w:rFonts w:ascii="Arial" w:hAnsi="Arial" w:cs="Arial"/>
-          <w:szCs w:val="28"/>
-        </w:rPr>
-        <w:t>/Fiji,</w:t>
-      </w:r>
-      <w:r>
-        <w:rPr>
-          <w:rFonts w:ascii="Arial" w:hAnsi="Arial" w:cs="Arial"/>
-          <w:szCs w:val="28"/>
-        </w:rPr>
-        <w:t xml:space="preserve"> ImagePro Plus</w:t>
-      </w:r>
-      <w:r>
-        <w:rPr>
-          <w:rFonts w:ascii="Arial" w:hAnsi="Arial" w:cs="Arial"/>
-          <w:szCs w:val="28"/>
-        </w:rPr>
-        <w:t>,</w:t>
-      </w:r>
-      <w:r>
-        <w:rPr>
-          <w:rFonts w:ascii="Arial" w:hAnsi="Arial" w:cs="Arial"/>
-          <w:szCs w:val="28"/>
-        </w:rPr>
-        <w:t xml:space="preserve"> Dragonfly</w:t>
-      </w:r>
-      <w:r>
-        <w:rPr>
-          <w:rFonts w:ascii="Arial" w:hAnsi="Arial" w:cs="Arial"/>
-          <w:szCs w:val="28"/>
-        </w:rPr>
-        <w:t xml:space="preserve"> 3D World</w:t>
-      </w:r>
-      <w:r>
-        <w:rPr>
-          <w:rFonts w:ascii="Arial" w:hAnsi="Arial" w:cs="Arial"/>
-          <w:szCs w:val="28"/>
-        </w:rPr>
-        <w:t xml:space="preserve"> (micro CT image reconstruction)</w:t>
-      </w:r>
-      <w:r>
-        <w:rPr>
-          <w:rFonts w:ascii="Arial" w:hAnsi="Arial" w:cs="Arial"/>
-          <w:szCs w:val="28"/>
-        </w:rPr>
-        <w:t>,</w:t>
-      </w:r>
-      <w:r>
-        <w:rPr>
-          <w:rFonts w:ascii="Arial" w:hAnsi="Arial" w:cs="Arial"/>
-          <w:szCs w:val="28"/>
-        </w:rPr>
-        <w:t xml:space="preserve"> ROXAS</w:t>
-      </w:r>
-      <w:r>
-        <w:rPr>
-          <w:rFonts w:ascii="Arial" w:hAnsi="Arial" w:cs="Arial"/>
-          <w:szCs w:val="28"/>
-        </w:rPr>
-        <w:t>.</w:t>
-      </w:r>
-    </w:p>
-    <w:p>
-      <w:pPr>
-        <w:tabs>
-          <w:tab w:val="right" w:pos="9360"/>
-        </w:tabs>
-        <w:rPr>
-          <w:rFonts w:ascii="Arial" w:hAnsi="Arial" w:cs="Arial"/>
-          <w:szCs w:val="28"/>
-        </w:rPr>
-      </w:pPr>
-      <w:r>
-        <w:rPr>
-          <w:rFonts w:ascii="Arial" w:hAnsi="Arial" w:cs="Arial"/>
-          <w:b/>
-          <w:bCs/>
-          <w:szCs w:val="28"/>
-        </w:rPr>
         <w:t xml:space="preserve">Miscellaneous software: </w:t>
       </w:r>
-      <w:r>
-        <w:rPr>
-          <w:rFonts w:ascii="Arial" w:hAnsi="Arial" w:cs="Arial"/>
-          <w:szCs w:val="28"/>
-        </w:rPr>
-        <w:t xml:space="preserve">lolly, FV2200, </w:t>
-      </w:r>
-      <w:r>
-        <w:rPr>
-          <w:rFonts w:ascii="Arial" w:hAnsi="Arial" w:cs="Arial"/>
-          <w:szCs w:val="28"/>
-        </w:rPr>
-        <w:t>PicoLog, Microsoft Office.</w:t>
+      <w:proofErr w:type="spellStart"/>
+      <w:r>
+        <w:rPr>
+          <w:rFonts w:ascii="Arial" w:hAnsi="Arial" w:cs="Arial"/>
+          <w:szCs w:val="28"/>
+        </w:rPr>
+        <w:t>lolly</w:t>
+      </w:r>
+      <w:proofErr w:type="spellEnd"/>
+      <w:r>
+        <w:rPr>
+          <w:rFonts w:ascii="Arial" w:hAnsi="Arial" w:cs="Arial"/>
+          <w:szCs w:val="28"/>
+        </w:rPr>
+        <w:t xml:space="preserve">, FV2200, </w:t>
+      </w:r>
+      <w:proofErr w:type="spellStart"/>
+      <w:r>
+        <w:rPr>
+          <w:rFonts w:ascii="Arial" w:hAnsi="Arial" w:cs="Arial"/>
+          <w:szCs w:val="28"/>
+        </w:rPr>
+        <w:t>PicoLog</w:t>
+      </w:r>
+      <w:proofErr w:type="spellEnd"/>
+      <w:r>
+        <w:rPr>
+          <w:rFonts w:ascii="Arial" w:hAnsi="Arial" w:cs="Arial"/>
+          <w:szCs w:val="28"/>
+        </w:rPr>
+        <w:t>, Microsoft Office.</w:t>
       </w:r>
     </w:p>
     <w:p>
@@ -8932,14 +9320,46 @@
           <w:rFonts w:ascii="Arial" w:hAnsi="Arial" w:cs="Arial"/>
           <w:bCs/>
         </w:rPr>
-        <w:t>Experiential Learning: TAing Lab and Field Courses</w:t>
-      </w:r>
-      <w:r>
-        <w:rPr>
-          <w:rFonts w:ascii="Arial" w:hAnsi="Arial" w:cs="Arial"/>
-          <w:bCs/>
-        </w:rPr>
-        <w:t xml:space="preserve">” (March, 2025). </w:t>
+        <w:t xml:space="preserve">Experiential Learning: </w:t>
+      </w:r>
+      <w:proofErr w:type="spellStart"/>
+      <w:r>
+        <w:rPr>
+          <w:rFonts w:ascii="Arial" w:hAnsi="Arial" w:cs="Arial"/>
+          <w:bCs/>
+        </w:rPr>
+        <w:t>TAing</w:t>
+      </w:r>
+      <w:proofErr w:type="spellEnd"/>
+      <w:r>
+        <w:rPr>
+          <w:rFonts w:ascii="Arial" w:hAnsi="Arial" w:cs="Arial"/>
+          <w:bCs/>
+        </w:rPr>
+        <w:t xml:space="preserve"> Lab and Field Courses</w:t>
+      </w:r>
+      <w:r>
+        <w:rPr>
+          <w:rFonts w:ascii="Arial" w:hAnsi="Arial" w:cs="Arial"/>
+          <w:bCs/>
+        </w:rPr>
+        <w:t>” (</w:t>
+      </w:r>
+      <w:proofErr w:type="gramStart"/>
+      <w:r>
+        <w:rPr>
+          <w:rFonts w:ascii="Arial" w:hAnsi="Arial" w:cs="Arial"/>
+          <w:bCs/>
+        </w:rPr>
+        <w:t>March,</w:t>
+      </w:r>
+      <w:proofErr w:type="gramEnd"/>
+      <w:r>
+        <w:rPr>
+          <w:rFonts w:ascii="Arial" w:hAnsi="Arial" w:cs="Arial"/>
+          <w:bCs/>
+        </w:rPr>
+        <w:t xml:space="preserve"> 2025). </w:t>
       </w:r>
     </w:p>
     <w:p>
@@ -9044,12 +9464,14 @@
           <w:rFonts w:ascii="Arial" w:hAnsi="Arial" w:cs="Arial"/>
         </w:rPr>
       </w:pPr>
+      <w:proofErr w:type="spellStart"/>
       <w:r>
         <w:rPr>
           <w:rFonts w:ascii="Arial" w:hAnsi="Arial" w:cs="Arial"/>
         </w:rPr>
         <w:t>PhysFest</w:t>
       </w:r>
+      <w:proofErr w:type="spellEnd"/>
       <w:r>
         <w:rPr>
           <w:rFonts w:ascii="Arial" w:hAnsi="Arial" w:cs="Arial"/>
@@ -9099,7 +9521,21 @@
         <w:rPr>
           <w:rFonts w:ascii="Arial" w:hAnsi="Arial" w:cs="Arial"/>
         </w:rPr>
-        <w:t xml:space="preserve"> Received training in the use of LI-6800 and </w:t>
+        <w:t xml:space="preserve"> </w:t>
+      </w:r>
+      <w:proofErr w:type="gramStart"/>
+      <w:r>
+        <w:rPr>
+          <w:rFonts w:ascii="Arial" w:hAnsi="Arial" w:cs="Arial"/>
+        </w:rPr>
+        <w:t>Received</w:t>
+      </w:r>
+      <w:proofErr w:type="gramEnd"/>
+      <w:r>
+        <w:rPr>
+          <w:rFonts w:ascii="Arial" w:hAnsi="Arial" w:cs="Arial"/>
+        </w:rPr>
+        <w:t xml:space="preserve"> training in the use of LI-6800 and </w:t>
       </w:r>
       <w:r>
         <w:rPr>
@@ -9300,6 +9736,7 @@
         </w:rPr>
         <w:t xml:space="preserve">MSc </w:t>
       </w:r>
+      <w:proofErr w:type="gramStart"/>
       <w:r>
         <w:rPr>
           <w:rFonts w:ascii="Arial" w:hAnsi="Arial" w:cs="Arial"/>
@@ -9322,15 +9759,16 @@
           <w:sz w:val="22"/>
           <w:szCs w:val="22"/>
         </w:rPr>
-        <w:t xml:space="preserve">        </w:t>
-      </w:r>
+        <w:t xml:space="preserve"> </w:t>
+      </w:r>
+      <w:proofErr w:type="gramEnd"/>
       <w:r>
         <w:rPr>
           <w:rFonts w:ascii="Arial" w:hAnsi="Arial" w:cs="Arial"/>
           <w:sz w:val="22"/>
           <w:szCs w:val="22"/>
         </w:rPr>
-        <w:t xml:space="preserve"> </w:t>
+        <w:t xml:space="preserve">       </w:t>
       </w:r>
       <w:r>
         <w:rPr>
@@ -9338,7 +9776,7 @@
           <w:sz w:val="22"/>
           <w:szCs w:val="22"/>
         </w:rPr>
-        <w:t xml:space="preserve">                    </w:t>
+        <w:t xml:space="preserve"> </w:t>
       </w:r>
       <w:r>
         <w:rPr>
@@ -9346,7 +9784,7 @@
           <w:sz w:val="22"/>
           <w:szCs w:val="22"/>
         </w:rPr>
-        <w:t>Dr. Sean T. Michaletz</w:t>
+        <w:t xml:space="preserve">                    </w:t>
       </w:r>
       <w:r>
         <w:rPr>
@@ -9354,7 +9792,7 @@
           <w:sz w:val="22"/>
           <w:szCs w:val="22"/>
         </w:rPr>
-        <w:t xml:space="preserve"> (PhD advisor)</w:t>
+        <w:t>Dr. Sean T. Michaletz</w:t>
       </w:r>
       <w:r>
         <w:rPr>
@@ -9362,35 +9800,35 @@
           <w:sz w:val="22"/>
           <w:szCs w:val="22"/>
         </w:rPr>
-        <w:t xml:space="preserve">      </w:t>
-      </w:r>
-    </w:p>
-    <w:p>
-      <w:pPr>
-        <w:tabs>
-          <w:tab w:val="right" w:pos="9360"/>
-        </w:tabs>
+        <w:t xml:space="preserve"> (PhD advisor)</w:t>
+      </w:r>
+      <w:r>
         <w:rPr>
           <w:rFonts w:ascii="Arial" w:hAnsi="Arial" w:cs="Arial"/>
           <w:sz w:val="22"/>
           <w:szCs w:val="22"/>
         </w:rPr>
-      </w:pPr>
-      <w:r>
+        <w:t xml:space="preserve">      </w:t>
+      </w:r>
+    </w:p>
+    <w:p>
+      <w:pPr>
+        <w:tabs>
+          <w:tab w:val="right" w:pos="9360"/>
+        </w:tabs>
         <w:rPr>
           <w:rFonts w:ascii="Arial" w:hAnsi="Arial" w:cs="Arial"/>
           <w:sz w:val="22"/>
           <w:szCs w:val="22"/>
         </w:rPr>
-        <w:t xml:space="preserve">Assistant </w:t>
-      </w:r>
+      </w:pPr>
       <w:r>
         <w:rPr>
           <w:rFonts w:ascii="Arial" w:hAnsi="Arial" w:cs="Arial"/>
           <w:sz w:val="22"/>
           <w:szCs w:val="22"/>
         </w:rPr>
-        <w:t>Professo</w:t>
+        <w:t xml:space="preserve">Assistant </w:t>
       </w:r>
       <w:r>
         <w:rPr>
@@ -9398,7 +9836,7 @@
           <w:sz w:val="22"/>
           <w:szCs w:val="22"/>
         </w:rPr>
-        <w:t xml:space="preserve">r                                                       </w:t>
+        <w:t>Professo</w:t>
       </w:r>
       <w:r>
         <w:rPr>
@@ -9406,7 +9844,7 @@
           <w:sz w:val="22"/>
           <w:szCs w:val="22"/>
         </w:rPr>
-        <w:t xml:space="preserve">Assistant </w:t>
+        <w:t xml:space="preserve">r                                                       </w:t>
       </w:r>
       <w:r>
         <w:rPr>
@@ -9414,35 +9852,35 @@
           <w:sz w:val="22"/>
           <w:szCs w:val="22"/>
         </w:rPr>
-        <w:t xml:space="preserve">Professor </w:t>
-      </w:r>
-    </w:p>
-    <w:p>
-      <w:pPr>
-        <w:tabs>
-          <w:tab w:val="right" w:pos="9360"/>
-        </w:tabs>
+        <w:t xml:space="preserve">Assistant </w:t>
+      </w:r>
+      <w:r>
         <w:rPr>
           <w:rFonts w:ascii="Arial" w:hAnsi="Arial" w:cs="Arial"/>
           <w:sz w:val="22"/>
           <w:szCs w:val="22"/>
         </w:rPr>
-      </w:pPr>
-      <w:r>
+        <w:t xml:space="preserve">Professor </w:t>
+      </w:r>
+    </w:p>
+    <w:p>
+      <w:pPr>
+        <w:tabs>
+          <w:tab w:val="right" w:pos="9360"/>
+        </w:tabs>
         <w:rPr>
           <w:rFonts w:ascii="Arial" w:hAnsi="Arial" w:cs="Arial"/>
           <w:sz w:val="22"/>
           <w:szCs w:val="22"/>
         </w:rPr>
-        <w:t>Cleveland State University</w:t>
-      </w:r>
+      </w:pPr>
       <w:r>
         <w:rPr>
           <w:rFonts w:ascii="Arial" w:hAnsi="Arial" w:cs="Arial"/>
           <w:sz w:val="22"/>
           <w:szCs w:val="22"/>
         </w:rPr>
-        <w:t xml:space="preserve">                                            </w:t>
+        <w:t>Cleveland State University</w:t>
       </w:r>
       <w:r>
         <w:rPr>
@@ -9450,7 +9888,25 @@
           <w:sz w:val="22"/>
           <w:szCs w:val="22"/>
         </w:rPr>
-        <w:t>University of British Columbia</w:t>
+        <w:t xml:space="preserve">                                            </w:t>
+      </w:r>
+      <w:proofErr w:type="spellStart"/>
+      <w:r>
+        <w:rPr>
+          <w:rFonts w:ascii="Arial" w:hAnsi="Arial" w:cs="Arial"/>
+          <w:sz w:val="22"/>
+          <w:szCs w:val="22"/>
+        </w:rPr>
+        <w:t>University</w:t>
+      </w:r>
+      <w:proofErr w:type="spellEnd"/>
+      <w:r>
+        <w:rPr>
+          <w:rFonts w:ascii="Arial" w:hAnsi="Arial" w:cs="Arial"/>
+          <w:sz w:val="22"/>
+          <w:szCs w:val="22"/>
+        </w:rPr>
+        <w:t xml:space="preserve"> of British Columbia</w:t>
       </w:r>
     </w:p>
     <w:p>
@@ -10258,6 +10714,119 @@
     </w:lvl>
   </w:abstractNum>
   <w:abstractNum w:abstractNumId="5" w15:restartNumberingAfterBreak="0">
+    <w:nsid w:val="16240712"/>
+    <w:multiLevelType w:val="hybridMultilevel"/>
+    <w:tmpl w:val="BD7CE9BA"/>
+    <w:lvl w:ilvl="0" w:tplc="10090001">
+      <w:start w:val="1"/>
+      <w:numFmt w:val="bullet"/>
+      <w:lvlText w:val=""/>
+      <w:lvlJc w:val="left"/>
+      <w:pPr>
+        <w:ind w:left="720" w:hanging="360"/>
+      </w:pPr>
+      <w:rPr>
+        <w:rFonts w:ascii="Symbol" w:hAnsi="Symbol" w:hint="default"/>
+      </w:rPr>
+    </w:lvl>
+    <w:lvl w:ilvl="1" w:tplc="10090003" w:tentative="1">
+      <w:start w:val="1"/>
+      <w:numFmt w:val="bullet"/>
+      <w:lvlText w:val="o"/>
+      <w:lvlJc w:val="left"/>
+      <w:pPr>
+        <w:ind w:left="1440" w:hanging="360"/>
+      </w:pPr>
+      <w:rPr>
+        <w:rFonts w:ascii="Courier New" w:hAnsi="Courier New" w:cs="Courier New" w:hint="default"/>
+      </w:rPr>
+    </w:lvl>
+    <w:lvl w:ilvl="2" w:tplc="10090005" w:tentative="1">
+      <w:start w:val="1"/>
+      <w:numFmt w:val="bullet"/>
+      <w:lvlText w:val=""/>
+      <w:lvlJc w:val="left"/>
+      <w:pPr>
+        <w:ind w:left="2160" w:hanging="360"/>
+      </w:pPr>
+      <w:rPr>
+        <w:rFonts w:ascii="Wingdings" w:hAnsi="Wingdings" w:hint="default"/>
+      </w:rPr>
+    </w:lvl>
+    <w:lvl w:ilvl="3" w:tplc="10090001" w:tentative="1">
+      <w:start w:val="1"/>
+      <w:numFmt w:val="bullet"/>
+      <w:lvlText w:val=""/>
+      <w:lvlJc w:val="left"/>
+      <w:pPr>
+        <w:ind w:left="2880" w:hanging="360"/>
+      </w:pPr>
+      <w:rPr>
+        <w:rFonts w:ascii="Symbol" w:hAnsi="Symbol" w:hint="default"/>
+      </w:rPr>
+    </w:lvl>
+    <w:lvl w:ilvl="4" w:tplc="10090003" w:tentative="1">
+      <w:start w:val="1"/>
+      <w:numFmt w:val="bullet"/>
+      <w:lvlText w:val="o"/>
+      <w:lvlJc w:val="left"/>
+      <w:pPr>
+        <w:ind w:left="3600" w:hanging="360"/>
+      </w:pPr>
+      <w:rPr>
+        <w:rFonts w:ascii="Courier New" w:hAnsi="Courier New" w:cs="Courier New" w:hint="default"/>
+      </w:rPr>
+    </w:lvl>
+    <w:lvl w:ilvl="5" w:tplc="10090005" w:tentative="1">
+      <w:start w:val="1"/>
+      <w:numFmt w:val="bullet"/>
+      <w:lvlText w:val=""/>
+      <w:lvlJc w:val="left"/>
+      <w:pPr>
+        <w:ind w:left="4320" w:hanging="360"/>
+      </w:pPr>
+      <w:rPr>
+        <w:rFonts w:ascii="Wingdings" w:hAnsi="Wingdings" w:hint="default"/>
+      </w:rPr>
+    </w:lvl>
+    <w:lvl w:ilvl="6" w:tplc="10090001" w:tentative="1">
+      <w:start w:val="1"/>
+      <w:numFmt w:val="bullet"/>
+      <w:lvlText w:val=""/>
+      <w:lvlJc w:val="left"/>
+      <w:pPr>
+        <w:ind w:left="5040" w:hanging="360"/>
+      </w:pPr>
+      <w:rPr>
+        <w:rFonts w:ascii="Symbol" w:hAnsi="Symbol" w:hint="default"/>
+      </w:rPr>
+    </w:lvl>
+    <w:lvl w:ilvl="7" w:tplc="10090003" w:tentative="1">
+      <w:start w:val="1"/>
+      <w:numFmt w:val="bullet"/>
+      <w:lvlText w:val="o"/>
+      <w:lvlJc w:val="left"/>
+      <w:pPr>
+        <w:ind w:left="5760" w:hanging="360"/>
+      </w:pPr>
+      <w:rPr>
+        <w:rFonts w:ascii="Courier New" w:hAnsi="Courier New" w:cs="Courier New" w:hint="default"/>
+      </w:rPr>
+    </w:lvl>
+    <w:lvl w:ilvl="8" w:tplc="10090005" w:tentative="1">
+      <w:start w:val="1"/>
+      <w:numFmt w:val="bullet"/>
+      <w:lvlText w:val=""/>
+      <w:lvlJc w:val="left"/>
+      <w:pPr>
+        <w:ind w:left="6480" w:hanging="360"/>
+      </w:pPr>
+      <w:rPr>
+        <w:rFonts w:ascii="Wingdings" w:hAnsi="Wingdings" w:hint="default"/>
+      </w:rPr>
+    </w:lvl>
+  </w:abstractNum>
+  <w:abstractNum w:abstractNumId="6" w15:restartNumberingAfterBreak="0">
     <w:nsid w:val="1B9C700D"/>
     <w:multiLevelType w:val="hybridMultilevel"/>
     <w:tmpl w:val="16B2FA1A"/>
@@ -10346,7 +10915,7 @@
       </w:pPr>
     </w:lvl>
   </w:abstractNum>
-  <w:abstractNum w:abstractNumId="6" w15:restartNumberingAfterBreak="0">
+  <w:abstractNum w:abstractNumId="7" w15:restartNumberingAfterBreak="0">
     <w:nsid w:val="1E381380"/>
     <w:multiLevelType w:val="hybridMultilevel"/>
     <w:tmpl w:val="8D8EF536"/>
@@ -10459,7 +11028,7 @@
       </w:rPr>
     </w:lvl>
   </w:abstractNum>
-  <w:abstractNum w:abstractNumId="7" w15:restartNumberingAfterBreak="0">
+  <w:abstractNum w:abstractNumId="8" w15:restartNumberingAfterBreak="0">
     <w:nsid w:val="1E501F97"/>
     <w:multiLevelType w:val="hybridMultilevel"/>
     <w:tmpl w:val="A3849294"/>
@@ -10572,7 +11141,7 @@
       </w:rPr>
     </w:lvl>
   </w:abstractNum>
-  <w:abstractNum w:abstractNumId="8" w15:restartNumberingAfterBreak="0">
+  <w:abstractNum w:abstractNumId="9" w15:restartNumberingAfterBreak="0">
     <w:nsid w:val="20337D18"/>
     <w:multiLevelType w:val="hybridMultilevel"/>
     <w:tmpl w:val="B0C4CD0A"/>
@@ -10685,7 +11254,7 @@
       </w:rPr>
     </w:lvl>
   </w:abstractNum>
-  <w:abstractNum w:abstractNumId="9" w15:restartNumberingAfterBreak="0">
+  <w:abstractNum w:abstractNumId="10" w15:restartNumberingAfterBreak="0">
     <w:nsid w:val="23256B99"/>
     <w:multiLevelType w:val="hybridMultilevel"/>
     <w:tmpl w:val="1DB2BABC"/>
@@ -10798,7 +11367,7 @@
       </w:rPr>
     </w:lvl>
   </w:abstractNum>
-  <w:abstractNum w:abstractNumId="10" w15:restartNumberingAfterBreak="0">
+  <w:abstractNum w:abstractNumId="11" w15:restartNumberingAfterBreak="0">
     <w:nsid w:val="23622259"/>
     <w:multiLevelType w:val="hybridMultilevel"/>
     <w:tmpl w:val="914223C4"/>
@@ -10887,7 +11456,7 @@
       </w:pPr>
     </w:lvl>
   </w:abstractNum>
-  <w:abstractNum w:abstractNumId="11" w15:restartNumberingAfterBreak="0">
+  <w:abstractNum w:abstractNumId="12" w15:restartNumberingAfterBreak="0">
     <w:nsid w:val="244F352F"/>
     <w:multiLevelType w:val="hybridMultilevel"/>
     <w:tmpl w:val="3E78DB70"/>
@@ -11000,7 +11569,7 @@
       </w:rPr>
     </w:lvl>
   </w:abstractNum>
-  <w:abstractNum w:abstractNumId="12" w15:restartNumberingAfterBreak="0">
+  <w:abstractNum w:abstractNumId="13" w15:restartNumberingAfterBreak="0">
     <w:nsid w:val="2835344E"/>
     <w:multiLevelType w:val="hybridMultilevel"/>
     <w:tmpl w:val="34C494BC"/>
@@ -11089,7 +11658,7 @@
       </w:pPr>
     </w:lvl>
   </w:abstractNum>
-  <w:abstractNum w:abstractNumId="13" w15:restartNumberingAfterBreak="0">
+  <w:abstractNum w:abstractNumId="14" w15:restartNumberingAfterBreak="0">
     <w:nsid w:val="2C920EC0"/>
     <w:multiLevelType w:val="hybridMultilevel"/>
     <w:tmpl w:val="270079DC"/>
@@ -11202,7 +11771,7 @@
       </w:rPr>
     </w:lvl>
   </w:abstractNum>
-  <w:abstractNum w:abstractNumId="14" w15:restartNumberingAfterBreak="0">
+  <w:abstractNum w:abstractNumId="15" w15:restartNumberingAfterBreak="0">
     <w:nsid w:val="30515414"/>
     <w:multiLevelType w:val="hybridMultilevel"/>
     <w:tmpl w:val="A2AACDE0"/>
@@ -11315,7 +11884,7 @@
       </w:rPr>
     </w:lvl>
   </w:abstractNum>
-  <w:abstractNum w:abstractNumId="15" w15:restartNumberingAfterBreak="0">
+  <w:abstractNum w:abstractNumId="16" w15:restartNumberingAfterBreak="0">
     <w:nsid w:val="325A69CB"/>
     <w:multiLevelType w:val="hybridMultilevel"/>
     <w:tmpl w:val="4822A82A"/>
@@ -11428,7 +11997,7 @@
       </w:rPr>
     </w:lvl>
   </w:abstractNum>
-  <w:abstractNum w:abstractNumId="16" w15:restartNumberingAfterBreak="0">
+  <w:abstractNum w:abstractNumId="17" w15:restartNumberingAfterBreak="0">
     <w:nsid w:val="33520DEA"/>
     <w:multiLevelType w:val="hybridMultilevel"/>
     <w:tmpl w:val="E3827CBE"/>
@@ -11541,7 +12110,7 @@
       </w:rPr>
     </w:lvl>
   </w:abstractNum>
-  <w:abstractNum w:abstractNumId="17" w15:restartNumberingAfterBreak="0">
+  <w:abstractNum w:abstractNumId="18" w15:restartNumberingAfterBreak="0">
     <w:nsid w:val="346C4A55"/>
     <w:multiLevelType w:val="hybridMultilevel"/>
     <w:tmpl w:val="E0EE84AC"/>
@@ -11654,7 +12223,7 @@
       </w:rPr>
     </w:lvl>
   </w:abstractNum>
-  <w:abstractNum w:abstractNumId="18" w15:restartNumberingAfterBreak="0">
+  <w:abstractNum w:abstractNumId="19" w15:restartNumberingAfterBreak="0">
     <w:nsid w:val="357D2EBA"/>
     <w:multiLevelType w:val="hybridMultilevel"/>
     <w:tmpl w:val="8F50935A"/>
@@ -11740,7 +12309,7 @@
       </w:pPr>
     </w:lvl>
   </w:abstractNum>
-  <w:abstractNum w:abstractNumId="19" w15:restartNumberingAfterBreak="0">
+  <w:abstractNum w:abstractNumId="20" w15:restartNumberingAfterBreak="0">
     <w:nsid w:val="3B4B6D77"/>
     <w:multiLevelType w:val="hybridMultilevel"/>
     <w:tmpl w:val="6C16FC08"/>
@@ -11831,7 +12400,7 @@
       </w:pPr>
     </w:lvl>
   </w:abstractNum>
-  <w:abstractNum w:abstractNumId="20" w15:restartNumberingAfterBreak="0">
+  <w:abstractNum w:abstractNumId="21" w15:restartNumberingAfterBreak="0">
     <w:nsid w:val="3B561868"/>
     <w:multiLevelType w:val="hybridMultilevel"/>
     <w:tmpl w:val="E0829EC0"/>
@@ -11917,7 +12486,7 @@
       </w:pPr>
     </w:lvl>
   </w:abstractNum>
-  <w:abstractNum w:abstractNumId="21" w15:restartNumberingAfterBreak="0">
+  <w:abstractNum w:abstractNumId="22" w15:restartNumberingAfterBreak="0">
     <w:nsid w:val="44EB2B39"/>
     <w:multiLevelType w:val="hybridMultilevel"/>
     <w:tmpl w:val="F1EECD5C"/>
@@ -12030,7 +12599,7 @@
       </w:rPr>
     </w:lvl>
   </w:abstractNum>
-  <w:abstractNum w:abstractNumId="22" w15:restartNumberingAfterBreak="0">
+  <w:abstractNum w:abstractNumId="23" w15:restartNumberingAfterBreak="0">
     <w:nsid w:val="45B02470"/>
     <w:multiLevelType w:val="hybridMultilevel"/>
     <w:tmpl w:val="5F1050E6"/>
@@ -12143,7 +12712,7 @@
       </w:rPr>
     </w:lvl>
   </w:abstractNum>
-  <w:abstractNum w:abstractNumId="23" w15:restartNumberingAfterBreak="0">
+  <w:abstractNum w:abstractNumId="24" w15:restartNumberingAfterBreak="0">
     <w:nsid w:val="4AB013D1"/>
     <w:multiLevelType w:val="hybridMultilevel"/>
     <w:tmpl w:val="AD88B74E"/>
@@ -12256,7 +12825,7 @@
       </w:rPr>
     </w:lvl>
   </w:abstractNum>
-  <w:abstractNum w:abstractNumId="24" w15:restartNumberingAfterBreak="0">
+  <w:abstractNum w:abstractNumId="25" w15:restartNumberingAfterBreak="0">
     <w:nsid w:val="50476862"/>
     <w:multiLevelType w:val="hybridMultilevel"/>
     <w:tmpl w:val="9AF65E5C"/>
@@ -12369,10 +12938,10 @@
       </w:rPr>
     </w:lvl>
   </w:abstractNum>
-  <w:abstractNum w:abstractNumId="25" w15:restartNumberingAfterBreak="0">
+  <w:abstractNum w:abstractNumId="26" w15:restartNumberingAfterBreak="0">
     <w:nsid w:val="51796280"/>
     <w:multiLevelType w:val="hybridMultilevel"/>
-    <w:tmpl w:val="2B5E2B2A"/>
+    <w:tmpl w:val="BE8A4F58"/>
     <w:lvl w:ilvl="0" w:tplc="1009000F">
       <w:start w:val="1"/>
       <w:numFmt w:val="decimal"/>
@@ -12458,7 +13027,7 @@
       </w:pPr>
     </w:lvl>
   </w:abstractNum>
-  <w:abstractNum w:abstractNumId="26" w15:restartNumberingAfterBreak="0">
+  <w:abstractNum w:abstractNumId="27" w15:restartNumberingAfterBreak="0">
     <w:nsid w:val="52D45DC0"/>
     <w:multiLevelType w:val="hybridMultilevel"/>
     <w:tmpl w:val="CE6C84AA"/>
@@ -12571,7 +13140,7 @@
       </w:rPr>
     </w:lvl>
   </w:abstractNum>
-  <w:abstractNum w:abstractNumId="27" w15:restartNumberingAfterBreak="0">
+  <w:abstractNum w:abstractNumId="28" w15:restartNumberingAfterBreak="0">
     <w:nsid w:val="5A997A38"/>
     <w:multiLevelType w:val="hybridMultilevel"/>
     <w:tmpl w:val="B560A074"/>
@@ -12660,7 +13229,7 @@
       </w:pPr>
     </w:lvl>
   </w:abstractNum>
-  <w:abstractNum w:abstractNumId="28" w15:restartNumberingAfterBreak="0">
+  <w:abstractNum w:abstractNumId="29" w15:restartNumberingAfterBreak="0">
     <w:nsid w:val="5F835C5C"/>
     <w:multiLevelType w:val="hybridMultilevel"/>
     <w:tmpl w:val="866EC332"/>
@@ -12746,7 +13315,7 @@
       </w:pPr>
     </w:lvl>
   </w:abstractNum>
-  <w:abstractNum w:abstractNumId="29" w15:restartNumberingAfterBreak="0">
+  <w:abstractNum w:abstractNumId="30" w15:restartNumberingAfterBreak="0">
     <w:nsid w:val="60655893"/>
     <w:multiLevelType w:val="hybridMultilevel"/>
     <w:tmpl w:val="79BA4BD2"/>
@@ -12832,7 +13401,7 @@
       </w:pPr>
     </w:lvl>
   </w:abstractNum>
-  <w:abstractNum w:abstractNumId="30" w15:restartNumberingAfterBreak="0">
+  <w:abstractNum w:abstractNumId="31" w15:restartNumberingAfterBreak="0">
     <w:nsid w:val="64B9526E"/>
     <w:multiLevelType w:val="hybridMultilevel"/>
     <w:tmpl w:val="400200D6"/>
@@ -12945,7 +13514,93 @@
       </w:rPr>
     </w:lvl>
   </w:abstractNum>
-  <w:abstractNum w:abstractNumId="31" w15:restartNumberingAfterBreak="0">
+  <w:abstractNum w:abstractNumId="32" w15:restartNumberingAfterBreak="0">
+    <w:nsid w:val="73CE03C9"/>
+    <w:multiLevelType w:val="hybridMultilevel"/>
+    <w:tmpl w:val="E3920A6E"/>
+    <w:lvl w:ilvl="0" w:tplc="1009000F">
+      <w:start w:val="1"/>
+      <w:numFmt w:val="decimal"/>
+      <w:lvlText w:val="%1."/>
+      <w:lvlJc w:val="left"/>
+      <w:pPr>
+        <w:ind w:left="720" w:hanging="360"/>
+      </w:pPr>
+    </w:lvl>
+    <w:lvl w:ilvl="1" w:tplc="10090019" w:tentative="1">
+      <w:start w:val="1"/>
+      <w:numFmt w:val="lowerLetter"/>
+      <w:lvlText w:val="%2."/>
+      <w:lvlJc w:val="left"/>
+      <w:pPr>
+        <w:ind w:left="1440" w:hanging="360"/>
+      </w:pPr>
+    </w:lvl>
+    <w:lvl w:ilvl="2" w:tplc="1009001B" w:tentative="1">
+      <w:start w:val="1"/>
+      <w:numFmt w:val="lowerRoman"/>
+      <w:lvlText w:val="%3."/>
+      <w:lvlJc w:val="right"/>
+      <w:pPr>
+        <w:ind w:left="2160" w:hanging="180"/>
+      </w:pPr>
+    </w:lvl>
+    <w:lvl w:ilvl="3" w:tplc="1009000F" w:tentative="1">
+      <w:start w:val="1"/>
+      <w:numFmt w:val="decimal"/>
+      <w:lvlText w:val="%4."/>
+      <w:lvlJc w:val="left"/>
+      <w:pPr>
+        <w:ind w:left="2880" w:hanging="360"/>
+      </w:pPr>
+    </w:lvl>
+    <w:lvl w:ilvl="4" w:tplc="10090019" w:tentative="1">
+      <w:start w:val="1"/>
+      <w:numFmt w:val="lowerLetter"/>
+      <w:lvlText w:val="%5."/>
+      <w:lvlJc w:val="left"/>
+      <w:pPr>
+        <w:ind w:left="3600" w:hanging="360"/>
+      </w:pPr>
+    </w:lvl>
+    <w:lvl w:ilvl="5" w:tplc="1009001B" w:tentative="1">
+      <w:start w:val="1"/>
+      <w:numFmt w:val="lowerRoman"/>
+      <w:lvlText w:val="%6."/>
+      <w:lvlJc w:val="right"/>
+      <w:pPr>
+        <w:ind w:left="4320" w:hanging="180"/>
+      </w:pPr>
+    </w:lvl>
+    <w:lvl w:ilvl="6" w:tplc="1009000F" w:tentative="1">
+      <w:start w:val="1"/>
+      <w:numFmt w:val="decimal"/>
+      <w:lvlText w:val="%7."/>
+      <w:lvlJc w:val="left"/>
+      <w:pPr>
+        <w:ind w:left="5040" w:hanging="360"/>
+      </w:pPr>
+    </w:lvl>
+    <w:lvl w:ilvl="7" w:tplc="10090019" w:tentative="1">
+      <w:start w:val="1"/>
+      <w:numFmt w:val="lowerLetter"/>
+      <w:lvlText w:val="%8."/>
+      <w:lvlJc w:val="left"/>
+      <w:pPr>
+        <w:ind w:left="5760" w:hanging="360"/>
+      </w:pPr>
+    </w:lvl>
+    <w:lvl w:ilvl="8" w:tplc="1009001B" w:tentative="1">
+      <w:start w:val="1"/>
+      <w:numFmt w:val="lowerRoman"/>
+      <w:lvlText w:val="%9."/>
+      <w:lvlJc w:val="right"/>
+      <w:pPr>
+        <w:ind w:left="6480" w:hanging="180"/>
+      </w:pPr>
+    </w:lvl>
+  </w:abstractNum>
+  <w:abstractNum w:abstractNumId="33" w15:restartNumberingAfterBreak="0">
     <w:nsid w:val="77107D55"/>
     <w:multiLevelType w:val="hybridMultilevel"/>
     <w:tmpl w:val="E806D7F8"/>
@@ -13062,97 +13717,103 @@
     <w:abstractNumId w:val="1"/>
   </w:num>
   <w:num w:numId="2" w16cid:durableId="1717243129">
-    <w:abstractNumId w:val="16"/>
+    <w:abstractNumId w:val="17"/>
   </w:num>
   <w:num w:numId="3" w16cid:durableId="970090968">
     <w:abstractNumId w:val="2"/>
   </w:num>
   <w:num w:numId="4" w16cid:durableId="1996835037">
-    <w:abstractNumId w:val="6"/>
+    <w:abstractNumId w:val="7"/>
   </w:num>
   <w:num w:numId="5" w16cid:durableId="600724558">
     <w:abstractNumId w:val="4"/>
   </w:num>
   <w:num w:numId="6" w16cid:durableId="405961425">
-    <w:abstractNumId w:val="15"/>
+    <w:abstractNumId w:val="16"/>
   </w:num>
   <w:num w:numId="7" w16cid:durableId="250242507">
-    <w:abstractNumId w:val="23"/>
+    <w:abstractNumId w:val="24"/>
   </w:num>
   <w:num w:numId="8" w16cid:durableId="1342314743">
     <w:abstractNumId w:val="3"/>
   </w:num>
   <w:num w:numId="9" w16cid:durableId="77866806">
-    <w:abstractNumId w:val="30"/>
+    <w:abstractNumId w:val="31"/>
   </w:num>
   <w:num w:numId="10" w16cid:durableId="423957534">
+    <w:abstractNumId w:val="10"/>
+  </w:num>
+  <w:num w:numId="11" w16cid:durableId="783891924">
+    <w:abstractNumId w:val="8"/>
+  </w:num>
+  <w:num w:numId="12" w16cid:durableId="364910934">
+    <w:abstractNumId w:val="19"/>
+  </w:num>
+  <w:num w:numId="13" w16cid:durableId="1455979207">
+    <w:abstractNumId w:val="13"/>
+  </w:num>
+  <w:num w:numId="14" w16cid:durableId="1393894147">
+    <w:abstractNumId w:val="20"/>
+  </w:num>
+  <w:num w:numId="15" w16cid:durableId="2121336721">
+    <w:abstractNumId w:val="22"/>
+  </w:num>
+  <w:num w:numId="16" w16cid:durableId="275991921">
+    <w:abstractNumId w:val="28"/>
+  </w:num>
+  <w:num w:numId="17" w16cid:durableId="1990668105">
+    <w:abstractNumId w:val="21"/>
+  </w:num>
+  <w:num w:numId="18" w16cid:durableId="806242103">
+    <w:abstractNumId w:val="29"/>
+  </w:num>
+  <w:num w:numId="19" w16cid:durableId="1374959236">
+    <w:abstractNumId w:val="26"/>
+  </w:num>
+  <w:num w:numId="20" w16cid:durableId="58872575">
+    <w:abstractNumId w:val="23"/>
+  </w:num>
+  <w:num w:numId="21" w16cid:durableId="787697897">
+    <w:abstractNumId w:val="18"/>
+  </w:num>
+  <w:num w:numId="22" w16cid:durableId="2109349800">
     <w:abstractNumId w:val="9"/>
   </w:num>
-  <w:num w:numId="11" w16cid:durableId="783891924">
-    <w:abstractNumId w:val="7"/>
+  <w:num w:numId="23" w16cid:durableId="1776289612">
+    <w:abstractNumId w:val="14"/>
   </w:num>
-  <w:num w:numId="12" w16cid:durableId="364910934">
-    <w:abstractNumId w:val="18"/>
+  <w:num w:numId="24" w16cid:durableId="275254864">
+    <w:abstractNumId w:val="25"/>
   </w:num>
-  <w:num w:numId="13" w16cid:durableId="1455979207">
+  <w:num w:numId="25" w16cid:durableId="1771704216">
+    <w:abstractNumId w:val="33"/>
+  </w:num>
+  <w:num w:numId="26" w16cid:durableId="1635940227">
+    <w:abstractNumId w:val="15"/>
+  </w:num>
+  <w:num w:numId="27" w16cid:durableId="150371183">
     <w:abstractNumId w:val="12"/>
   </w:num>
-  <w:num w:numId="14" w16cid:durableId="1393894147">
-    <w:abstractNumId w:val="19"/>
-  </w:num>
-  <w:num w:numId="15" w16cid:durableId="2121336721">
-    <w:abstractNumId w:val="21"/>
-  </w:num>
-  <w:num w:numId="16" w16cid:durableId="275991921">
+  <w:num w:numId="28" w16cid:durableId="979843127">
     <w:abstractNumId w:val="27"/>
-  </w:num>
-  <w:num w:numId="17" w16cid:durableId="1990668105">
-    <w:abstractNumId w:val="20"/>
-  </w:num>
-  <w:num w:numId="18" w16cid:durableId="806242103">
-    <w:abstractNumId w:val="28"/>
-  </w:num>
-  <w:num w:numId="19" w16cid:durableId="1374959236">
-    <w:abstractNumId w:val="25"/>
-  </w:num>
-  <w:num w:numId="20" w16cid:durableId="58872575">
-    <w:abstractNumId w:val="22"/>
-  </w:num>
-  <w:num w:numId="21" w16cid:durableId="787697897">
-    <w:abstractNumId w:val="17"/>
-  </w:num>
-  <w:num w:numId="22" w16cid:durableId="2109349800">
-    <w:abstractNumId w:val="8"/>
-  </w:num>
-  <w:num w:numId="23" w16cid:durableId="1776289612">
-    <w:abstractNumId w:val="13"/>
-  </w:num>
-  <w:num w:numId="24" w16cid:durableId="275254864">
-    <w:abstractNumId w:val="24"/>
-  </w:num>
-  <w:num w:numId="25" w16cid:durableId="1771704216">
-    <w:abstractNumId w:val="31"/>
-  </w:num>
-  <w:num w:numId="26" w16cid:durableId="1635940227">
-    <w:abstractNumId w:val="14"/>
-  </w:num>
-  <w:num w:numId="27" w16cid:durableId="150371183">
-    <w:abstractNumId w:val="11"/>
-  </w:num>
-  <w:num w:numId="28" w16cid:durableId="979843127">
-    <w:abstractNumId w:val="26"/>
   </w:num>
   <w:num w:numId="29" w16cid:durableId="1187596212">
     <w:abstractNumId w:val="0"/>
   </w:num>
   <w:num w:numId="30" w16cid:durableId="1759400063">
-    <w:abstractNumId w:val="29"/>
+    <w:abstractNumId w:val="30"/>
   </w:num>
   <w:num w:numId="31" w16cid:durableId="1933706867">
-    <w:abstractNumId w:val="5"/>
+    <w:abstractNumId w:val="6"/>
   </w:num>
   <w:num w:numId="32" w16cid:durableId="762844045">
-    <w:abstractNumId w:val="10"/>
+    <w:abstractNumId w:val="11"/>
+  </w:num>
+  <w:num w:numId="33" w16cid:durableId="1424689188">
+    <w:abstractNumId w:val="32"/>
+  </w:num>
+  <w:num w:numId="34" w16cid:durableId="965820737">
+    <w:abstractNumId w:val="5"/>
   </w:num>
 </w:numbering>
 </file>
@@ -13555,7 +14216,6 @@
   <w:style w:type="character" w:default="1" w:styleId="DefaultParagraphFont">
     <w:name w:val="Default Paragraph Font"/>
     <w:uiPriority w:val="1"/>
-    <w:semiHidden/>
     <w:unhideWhenUsed/>
   </w:style>
   <w:style w:type="table" w:default="1" w:styleId="TableNormal">

--- a/CV_full_msimovic.docx
+++ b/CV_full_msimovic.docx
@@ -1014,23 +1014,13 @@
           <w:szCs w:val="28"/>
         </w:rPr>
       </w:pPr>
-      <w:proofErr w:type="gramStart"/>
-      <w:r>
-        <w:rPr>
-          <w:rFonts w:ascii="Arial" w:hAnsi="Arial" w:cs="Arial"/>
-          <w:bCs/>
-          <w:szCs w:val="28"/>
-        </w:rPr>
-        <w:t>Invited</w:t>
-      </w:r>
-      <w:proofErr w:type="gramEnd"/>
-      <w:r>
-        <w:rPr>
-          <w:rFonts w:ascii="Arial" w:hAnsi="Arial" w:cs="Arial"/>
-          <w:bCs/>
-          <w:szCs w:val="28"/>
-        </w:rPr>
-        <w:t xml:space="preserve"> on behalf of the course instructor to present two lectures</w:t>
+      <w:r>
+        <w:rPr>
+          <w:rFonts w:ascii="Arial" w:hAnsi="Arial" w:cs="Arial"/>
+          <w:bCs/>
+          <w:szCs w:val="28"/>
+        </w:rPr>
+        <w:t>Invited on behalf of the course instructor to present two lectures</w:t>
       </w:r>
       <w:r>
         <w:rPr>
@@ -1243,23 +1233,13 @@
           <w:szCs w:val="28"/>
         </w:rPr>
       </w:pPr>
-      <w:proofErr w:type="gramStart"/>
-      <w:r>
-        <w:rPr>
-          <w:rFonts w:ascii="Arial" w:hAnsi="Arial" w:cs="Arial"/>
-          <w:bCs/>
-          <w:szCs w:val="28"/>
-        </w:rPr>
-        <w:t>Consistently</w:t>
-      </w:r>
-      <w:proofErr w:type="gramEnd"/>
-      <w:r>
-        <w:rPr>
-          <w:rFonts w:ascii="Arial" w:hAnsi="Arial" w:cs="Arial"/>
-          <w:bCs/>
-          <w:szCs w:val="28"/>
-        </w:rPr>
-        <w:t xml:space="preserve"> received a</w:t>
+      <w:r>
+        <w:rPr>
+          <w:rFonts w:ascii="Arial" w:hAnsi="Arial" w:cs="Arial"/>
+          <w:bCs/>
+          <w:szCs w:val="28"/>
+        </w:rPr>
+        <w:t>Consistently received a</w:t>
       </w:r>
       <w:r>
         <w:rPr>
@@ -2532,25 +2512,15 @@
           <w:rFonts w:ascii="Arial" w:hAnsi="Arial" w:cs="Arial"/>
           <w:lang w:val="en-CA"/>
         </w:rPr>
-        <w:t xml:space="preserve">Acquisitive fine root strategy could predispose </w:t>
-      </w:r>
-      <w:proofErr w:type="gramStart"/>
+        <w:t>Hydraulics and Structural Mechanics Jointly Shape Root-to-Leaf Scaling of Xylem Conduit Traits</w:t>
+      </w:r>
       <w:r>
         <w:rPr>
           <w:rFonts w:ascii="Arial" w:hAnsi="Arial" w:cs="Arial"/>
           <w:lang w:val="en-CA"/>
         </w:rPr>
-        <w:t>yellow-cedar</w:t>
-      </w:r>
-      <w:proofErr w:type="gramEnd"/>
-      <w:r>
-        <w:rPr>
-          <w:rFonts w:ascii="Arial" w:hAnsi="Arial" w:cs="Arial"/>
-          <w:lang w:val="en-CA"/>
-        </w:rPr>
-        <w:t xml:space="preserve"> (</w:t>
-      </w:r>
-      <w:proofErr w:type="spellStart"/>
+        <w:t xml:space="preserve">. </w:t>
+      </w:r>
       <w:r>
         <w:rPr>
           <w:rFonts w:ascii="Arial" w:hAnsi="Arial" w:cs="Arial"/>
@@ -2558,9 +2528,8 @@
           <w:iCs/>
           <w:lang w:val="en-CA"/>
         </w:rPr>
-        <w:t>Callitropsis</w:t>
-      </w:r>
-      <w:proofErr w:type="spellEnd"/>
+        <w:t xml:space="preserve">Canadian Botanical Association </w:t>
+      </w:r>
       <w:r>
         <w:rPr>
           <w:rFonts w:ascii="Arial" w:hAnsi="Arial" w:cs="Arial"/>
@@ -2568,78 +2537,21 @@
           <w:iCs/>
           <w:lang w:val="en-CA"/>
         </w:rPr>
-        <w:t xml:space="preserve"> </w:t>
-      </w:r>
-      <w:proofErr w:type="spellStart"/>
-      <w:r>
-        <w:rPr>
-          <w:rFonts w:ascii="Arial" w:hAnsi="Arial" w:cs="Arial"/>
-          <w:i/>
-          <w:iCs/>
+        <w:t>Annual Meeting</w:t>
+      </w:r>
+      <w:r>
+        <w:rPr>
+          <w:rFonts w:ascii="Arial" w:hAnsi="Arial" w:cs="Arial"/>
           <w:lang w:val="en-CA"/>
         </w:rPr>
-        <w:t>nootkatensis</w:t>
-      </w:r>
-      <w:proofErr w:type="spellEnd"/>
+        <w:t>, June 2</w:t>
+      </w:r>
       <w:r>
         <w:rPr>
           <w:rFonts w:ascii="Arial" w:hAnsi="Arial" w:cs="Arial"/>
           <w:lang w:val="en-CA"/>
         </w:rPr>
-        <w:t>) to climate change induced decline</w:t>
-      </w:r>
-      <w:r>
-        <w:rPr>
-          <w:rFonts w:ascii="Arial" w:hAnsi="Arial" w:cs="Arial"/>
-          <w:lang w:val="en-CA"/>
-        </w:rPr>
-        <w:t xml:space="preserve">. </w:t>
-      </w:r>
-      <w:r>
-        <w:rPr>
-          <w:rFonts w:ascii="Arial" w:hAnsi="Arial" w:cs="Arial"/>
-          <w:i/>
-          <w:iCs/>
-          <w:lang w:val="en-CA"/>
-        </w:rPr>
-        <w:t>American Geophysical Union Fall Meeting</w:t>
-      </w:r>
-      <w:r>
-        <w:rPr>
-          <w:rFonts w:ascii="Arial" w:hAnsi="Arial" w:cs="Arial"/>
-          <w:lang w:val="en-CA"/>
-        </w:rPr>
-        <w:t>, December 15</w:t>
-      </w:r>
-      <w:r>
-        <w:rPr>
-          <w:rFonts w:ascii="Arial" w:hAnsi="Arial" w:cs="Arial"/>
-          <w:vertAlign w:val="superscript"/>
-          <w:lang w:val="en-CA"/>
-        </w:rPr>
-        <w:t xml:space="preserve"> </w:t>
-      </w:r>
-      <w:r>
-        <w:rPr>
-          <w:rFonts w:ascii="Arial" w:hAnsi="Arial" w:cs="Arial"/>
-          <w:lang w:val="en-CA"/>
-        </w:rPr>
-        <w:t>– 19</w:t>
-      </w:r>
-      <w:r>
-        <w:rPr>
-          <w:rFonts w:ascii="Arial" w:hAnsi="Arial" w:cs="Arial"/>
-          <w:vertAlign w:val="superscript"/>
-          <w:lang w:val="en-CA"/>
-        </w:rPr>
-        <w:t>th</w:t>
-      </w:r>
-      <w:r>
-        <w:rPr>
-          <w:rFonts w:ascii="Arial" w:hAnsi="Arial" w:cs="Arial"/>
-          <w:lang w:val="en-CA"/>
-        </w:rPr>
-        <w:t>, New Orleans, LA.</w:t>
+        <w:t xml:space="preserve"> – 5, 2026, Ottawa, ON. </w:t>
       </w:r>
     </w:p>
     <w:p>
@@ -2666,16 +2578,7 @@
           <w:bCs/>
           <w:lang w:val="en-CA"/>
         </w:rPr>
-        <w:t>Simovic, M.</w:t>
-      </w:r>
-      <w:r>
-        <w:rPr>
-          <w:rFonts w:ascii="Arial" w:hAnsi="Arial" w:cs="Arial"/>
-          <w:b/>
-          <w:bCs/>
-          <w:lang w:val="en-CA"/>
-        </w:rPr>
-        <w:t xml:space="preserve"> </w:t>
+        <w:t xml:space="preserve">Simovic, M. </w:t>
       </w:r>
       <w:r>
         <w:rPr>
@@ -2759,40 +2662,29 @@
           <w:iCs/>
           <w:lang w:val="en-CA"/>
         </w:rPr>
-        <w:t>10</w:t>
-      </w:r>
-      <w:r>
-        <w:rPr>
-          <w:rFonts w:ascii="Arial" w:hAnsi="Arial" w:cs="Arial"/>
-          <w:i/>
-          <w:iCs/>
+        <w:t>American Geophysical Union Fall Meeting</w:t>
+      </w:r>
+      <w:r>
+        <w:rPr>
+          <w:rFonts w:ascii="Arial" w:hAnsi="Arial" w:cs="Arial"/>
+          <w:lang w:val="en-CA"/>
+        </w:rPr>
+        <w:t>, December 15</w:t>
+      </w:r>
+      <w:r>
+        <w:rPr>
+          <w:rFonts w:ascii="Arial" w:hAnsi="Arial" w:cs="Arial"/>
           <w:vertAlign w:val="superscript"/>
           <w:lang w:val="en-CA"/>
         </w:rPr>
-        <w:t>th</w:t>
-      </w:r>
-      <w:r>
-        <w:rPr>
-          <w:rFonts w:ascii="Arial" w:hAnsi="Arial" w:cs="Arial"/>
-          <w:i/>
-          <w:iCs/>
+        <w:t xml:space="preserve"> </w:t>
+      </w:r>
+      <w:r>
+        <w:rPr>
+          <w:rFonts w:ascii="Arial" w:hAnsi="Arial" w:cs="Arial"/>
           <w:lang w:val="en-CA"/>
         </w:rPr>
-        <w:t xml:space="preserve"> International Symposium on the Environmental Physiology of Ectotherms and Plants</w:t>
-      </w:r>
-      <w:r>
-        <w:rPr>
-          <w:rFonts w:ascii="Arial" w:hAnsi="Arial" w:cs="Arial"/>
-          <w:lang w:val="en-CA"/>
-        </w:rPr>
-        <w:t>, July 1</w:t>
-      </w:r>
-      <w:r>
-        <w:rPr>
-          <w:rFonts w:ascii="Arial" w:hAnsi="Arial" w:cs="Arial"/>
-          <w:lang w:val="en-CA"/>
-        </w:rPr>
-        <w:t>4</w:t>
+        <w:t>– 19</w:t>
       </w:r>
       <w:r>
         <w:rPr>
@@ -2800,29 +2692,14 @@
           <w:vertAlign w:val="superscript"/>
           <w:lang w:val="en-CA"/>
         </w:rPr>
-        <w:t xml:space="preserve"> </w:t>
+        <w:t>th</w:t>
       </w:r>
       <w:r>
         <w:rPr>
           <w:rFonts w:ascii="Arial" w:hAnsi="Arial" w:cs="Arial"/>
           <w:lang w:val="en-CA"/>
         </w:rPr>
-        <w:t>– 18</w:t>
-      </w:r>
-      <w:r>
-        <w:rPr>
-          <w:rFonts w:ascii="Arial" w:hAnsi="Arial" w:cs="Arial"/>
-          <w:vertAlign w:val="superscript"/>
-          <w:lang w:val="en-CA"/>
-        </w:rPr>
-        <w:t>th</w:t>
-      </w:r>
-      <w:r>
-        <w:rPr>
-          <w:rFonts w:ascii="Arial" w:hAnsi="Arial" w:cs="Arial"/>
-          <w:lang w:val="en-CA"/>
-        </w:rPr>
-        <w:t>, Vancouver, B.C.</w:t>
+        <w:t>, New Orleans, LA.</w:t>
       </w:r>
     </w:p>
     <w:p>
@@ -2837,76 +2714,175 @@
         </w:tabs>
         <w:rPr>
           <w:rFonts w:ascii="Arial" w:hAnsi="Arial" w:cs="Arial"/>
-          <w:lang w:val="en-CA"/>
-        </w:rPr>
-      </w:pPr>
-      <w:r>
-        <w:rPr>
-          <w:rFonts w:ascii="Arial" w:hAnsi="Arial" w:cs="Arial"/>
-          <w:b/>
-          <w:bCs/>
-          <w:lang w:val="en-CA"/>
-        </w:rPr>
-        <w:t xml:space="preserve">Simovic, M. </w:t>
-      </w:r>
-      <w:r>
-        <w:rPr>
-          <w:rFonts w:ascii="Arial" w:hAnsi="Arial" w:cs="Arial"/>
-          <w:lang w:val="en-CA"/>
-        </w:rPr>
-        <w:t>Yellow-cedar decline: a complex mass-mortality event triggered by climate change.</w:t>
-      </w:r>
-      <w:r>
-        <w:rPr>
-          <w:rFonts w:ascii="Arial" w:hAnsi="Arial" w:cs="Arial"/>
-          <w:lang w:val="en-CA"/>
-        </w:rPr>
-        <w:t xml:space="preserve"> </w:t>
-      </w:r>
-      <w:r>
-        <w:rPr>
-          <w:rFonts w:ascii="Arial" w:hAnsi="Arial" w:cs="Arial"/>
           <w:i/>
           <w:iCs/>
           <w:lang w:val="en-CA"/>
         </w:rPr>
-        <w:t>Climate Conversations at UBC Botanical Garden</w:t>
-      </w:r>
-      <w:r>
-        <w:rPr>
-          <w:rFonts w:ascii="Arial" w:hAnsi="Arial" w:cs="Arial"/>
+      </w:pPr>
+      <w:r>
+        <w:rPr>
+          <w:rFonts w:ascii="Arial" w:hAnsi="Arial" w:cs="Arial"/>
+          <w:b/>
+          <w:bCs/>
           <w:lang w:val="en-CA"/>
         </w:rPr>
-        <w:t xml:space="preserve">, </w:t>
-      </w:r>
-      <w:r>
-        <w:rPr>
-          <w:rFonts w:ascii="Arial" w:hAnsi="Arial" w:cs="Arial"/>
+        <w:t>Simovic, M.</w:t>
+      </w:r>
+      <w:r>
+        <w:rPr>
+          <w:rFonts w:ascii="Arial" w:hAnsi="Arial" w:cs="Arial"/>
+          <w:b/>
+          <w:bCs/>
           <w:lang w:val="en-CA"/>
         </w:rPr>
-        <w:t>May 22</w:t>
-      </w:r>
-      <w:r>
-        <w:rPr>
-          <w:rFonts w:ascii="Arial" w:hAnsi="Arial" w:cs="Arial"/>
+        <w:t xml:space="preserve"> </w:t>
+      </w:r>
+      <w:r>
+        <w:rPr>
+          <w:rFonts w:ascii="Arial" w:hAnsi="Arial" w:cs="Arial"/>
+          <w:lang w:val="en-CA"/>
+        </w:rPr>
+        <w:t xml:space="preserve">and Michaletz, S.T. </w:t>
+      </w:r>
+      <w:r>
+        <w:rPr>
+          <w:rFonts w:ascii="Arial" w:hAnsi="Arial" w:cs="Arial"/>
+          <w:lang w:val="en-CA"/>
+        </w:rPr>
+        <w:t xml:space="preserve">Acquisitive fine root strategy could predispose </w:t>
+      </w:r>
+      <w:proofErr w:type="gramStart"/>
+      <w:r>
+        <w:rPr>
+          <w:rFonts w:ascii="Arial" w:hAnsi="Arial" w:cs="Arial"/>
+          <w:lang w:val="en-CA"/>
+        </w:rPr>
+        <w:t>yellow-cedar</w:t>
+      </w:r>
+      <w:proofErr w:type="gramEnd"/>
+      <w:r>
+        <w:rPr>
+          <w:rFonts w:ascii="Arial" w:hAnsi="Arial" w:cs="Arial"/>
+          <w:lang w:val="en-CA"/>
+        </w:rPr>
+        <w:t xml:space="preserve"> (</w:t>
+      </w:r>
+      <w:proofErr w:type="spellStart"/>
+      <w:r>
+        <w:rPr>
+          <w:rFonts w:ascii="Arial" w:hAnsi="Arial" w:cs="Arial"/>
+          <w:i/>
+          <w:iCs/>
+          <w:lang w:val="en-CA"/>
+        </w:rPr>
+        <w:t>Callitropsis</w:t>
+      </w:r>
+      <w:proofErr w:type="spellEnd"/>
+      <w:r>
+        <w:rPr>
+          <w:rFonts w:ascii="Arial" w:hAnsi="Arial" w:cs="Arial"/>
+          <w:i/>
+          <w:iCs/>
+          <w:lang w:val="en-CA"/>
+        </w:rPr>
+        <w:t xml:space="preserve"> </w:t>
+      </w:r>
+      <w:proofErr w:type="spellStart"/>
+      <w:r>
+        <w:rPr>
+          <w:rFonts w:ascii="Arial" w:hAnsi="Arial" w:cs="Arial"/>
+          <w:i/>
+          <w:iCs/>
+          <w:lang w:val="en-CA"/>
+        </w:rPr>
+        <w:t>nootkatensis</w:t>
+      </w:r>
+      <w:proofErr w:type="spellEnd"/>
+      <w:r>
+        <w:rPr>
+          <w:rFonts w:ascii="Arial" w:hAnsi="Arial" w:cs="Arial"/>
+          <w:lang w:val="en-CA"/>
+        </w:rPr>
+        <w:t>) to climate change induced decline</w:t>
+      </w:r>
+      <w:r>
+        <w:rPr>
+          <w:rFonts w:ascii="Arial" w:hAnsi="Arial" w:cs="Arial"/>
+          <w:lang w:val="en-CA"/>
+        </w:rPr>
+        <w:t xml:space="preserve">. </w:t>
+      </w:r>
+      <w:r>
+        <w:rPr>
+          <w:rFonts w:ascii="Arial" w:hAnsi="Arial" w:cs="Arial"/>
+          <w:i/>
+          <w:iCs/>
+          <w:lang w:val="en-CA"/>
+        </w:rPr>
+        <w:t>10</w:t>
+      </w:r>
+      <w:r>
+        <w:rPr>
+          <w:rFonts w:ascii="Arial" w:hAnsi="Arial" w:cs="Arial"/>
+          <w:i/>
+          <w:iCs/>
           <w:vertAlign w:val="superscript"/>
           <w:lang w:val="en-CA"/>
         </w:rPr>
-        <w:t>nd</w:t>
-      </w:r>
-      <w:r>
-        <w:rPr>
-          <w:rFonts w:ascii="Arial" w:hAnsi="Arial" w:cs="Arial"/>
+        <w:t>th</w:t>
+      </w:r>
+      <w:r>
+        <w:rPr>
+          <w:rFonts w:ascii="Arial" w:hAnsi="Arial" w:cs="Arial"/>
+          <w:i/>
+          <w:iCs/>
           <w:lang w:val="en-CA"/>
         </w:rPr>
-        <w:t>, 2025, Va</w:t>
+        <w:t xml:space="preserve"> International Symposium on the Environmental Physiology of Ectotherms and Plants</w:t>
       </w:r>
       <w:r>
         <w:rPr>
           <w:rFonts w:ascii="Arial" w:hAnsi="Arial" w:cs="Arial"/>
           <w:lang w:val="en-CA"/>
         </w:rPr>
-        <w:t>ncouver, B.C.</w:t>
+        <w:t>, July 1</w:t>
+      </w:r>
+      <w:r>
+        <w:rPr>
+          <w:rFonts w:ascii="Arial" w:hAnsi="Arial" w:cs="Arial"/>
+          <w:lang w:val="en-CA"/>
+        </w:rPr>
+        <w:t>4</w:t>
+      </w:r>
+      <w:r>
+        <w:rPr>
+          <w:rFonts w:ascii="Arial" w:hAnsi="Arial" w:cs="Arial"/>
+          <w:vertAlign w:val="superscript"/>
+          <w:lang w:val="en-CA"/>
+        </w:rPr>
+        <w:t xml:space="preserve"> </w:t>
+      </w:r>
+      <w:r>
+        <w:rPr>
+          <w:rFonts w:ascii="Arial" w:hAnsi="Arial" w:cs="Arial"/>
+          <w:lang w:val="en-CA"/>
+        </w:rPr>
+        <w:t>– 18</w:t>
+      </w:r>
+      <w:r>
+        <w:rPr>
+          <w:rFonts w:ascii="Arial" w:hAnsi="Arial" w:cs="Arial"/>
+          <w:vertAlign w:val="superscript"/>
+          <w:lang w:val="en-CA"/>
+        </w:rPr>
+        <w:t>th</w:t>
+      </w:r>
+      <w:r>
+        <w:rPr>
+          <w:rFonts w:ascii="Arial" w:hAnsi="Arial" w:cs="Arial"/>
+          <w:lang w:val="en-CA"/>
+        </w:rPr>
+        <w:t>, Vancouver, B.C.</w:t>
       </w:r>
     </w:p>
     <w:p>
@@ -2927,98 +2903,71 @@
       <w:r>
         <w:rPr>
           <w:rFonts w:ascii="Arial" w:hAnsi="Arial" w:cs="Arial"/>
+          <w:b/>
+          <w:bCs/>
+          <w:lang w:val="en-CA"/>
         </w:rPr>
         <w:lastRenderedPageBreak/>
-        <w:t>Michaletz, S. T.</w:t>
-      </w:r>
-      <w:r>
-        <w:rPr>
-          <w:rFonts w:ascii="Arial" w:hAnsi="Arial" w:cs="Arial"/>
-          <w:b/>
-          <w:bCs/>
-        </w:rPr>
-        <w:t>*</w:t>
-      </w:r>
-      <w:r>
-        <w:rPr>
-          <w:rFonts w:ascii="Arial" w:hAnsi="Arial" w:cs="Arial"/>
+        <w:t xml:space="preserve">Simovic, M. </w:t>
+      </w:r>
+      <w:r>
+        <w:rPr>
+          <w:rFonts w:ascii="Arial" w:hAnsi="Arial" w:cs="Arial"/>
+          <w:lang w:val="en-CA"/>
+        </w:rPr>
+        <w:t>Yellow-cedar decline: a complex mass-mortality event triggered by climate change.</w:t>
+      </w:r>
+      <w:r>
+        <w:rPr>
+          <w:rFonts w:ascii="Arial" w:hAnsi="Arial" w:cs="Arial"/>
+          <w:lang w:val="en-CA"/>
         </w:rPr>
         <w:t xml:space="preserve"> </w:t>
-      </w:r>
-      <w:r>
-        <w:rPr>
-          <w:rFonts w:ascii="Arial" w:hAnsi="Arial" w:cs="Arial"/>
-        </w:rPr>
-        <w:t xml:space="preserve">From tropics to </w:t>
-      </w:r>
-      <w:proofErr w:type="spellStart"/>
-      <w:r>
-        <w:rPr>
-          <w:rFonts w:ascii="Arial" w:hAnsi="Arial" w:cs="Arial"/>
-        </w:rPr>
-        <w:t>treeline</w:t>
-      </w:r>
-      <w:proofErr w:type="spellEnd"/>
-      <w:r>
-        <w:rPr>
-          <w:rFonts w:ascii="Arial" w:hAnsi="Arial" w:cs="Arial"/>
-        </w:rPr>
-        <w:t>: Extending and assessing metabolic theory for global variation in plant mortality rates</w:t>
-      </w:r>
-      <w:r>
-        <w:rPr>
-          <w:rFonts w:ascii="Arial" w:hAnsi="Arial" w:cs="Arial"/>
-        </w:rPr>
-        <w:t xml:space="preserve">. </w:t>
       </w:r>
       <w:r>
         <w:rPr>
           <w:rFonts w:ascii="Arial" w:hAnsi="Arial" w:cs="Arial"/>
           <w:i/>
           <w:iCs/>
-        </w:rPr>
-        <w:t>Ecological Society of America Annual Meeting</w:t>
-      </w:r>
-      <w:r>
-        <w:rPr>
-          <w:rFonts w:ascii="Arial" w:hAnsi="Arial" w:cs="Arial"/>
-        </w:rPr>
-        <w:t>, August 5-8</w:t>
+          <w:lang w:val="en-CA"/>
+        </w:rPr>
+        <w:t>Climate Conversations at UBC Botanical Garden</w:t>
+      </w:r>
+      <w:r>
+        <w:rPr>
+          <w:rFonts w:ascii="Arial" w:hAnsi="Arial" w:cs="Arial"/>
+          <w:lang w:val="en-CA"/>
+        </w:rPr>
+        <w:t xml:space="preserve">, </w:t>
+      </w:r>
+      <w:r>
+        <w:rPr>
+          <w:rFonts w:ascii="Arial" w:hAnsi="Arial" w:cs="Arial"/>
+          <w:lang w:val="en-CA"/>
+        </w:rPr>
+        <w:t>May 22</w:t>
       </w:r>
       <w:r>
         <w:rPr>
           <w:rFonts w:ascii="Arial" w:hAnsi="Arial" w:cs="Arial"/>
           <w:vertAlign w:val="superscript"/>
-        </w:rPr>
-        <w:t>th</w:t>
-      </w:r>
-      <w:r>
-        <w:rPr>
-          <w:rFonts w:ascii="Arial" w:hAnsi="Arial" w:cs="Arial"/>
-        </w:rPr>
-        <w:t>, 2024, Long Beach, CA.</w:t>
-      </w:r>
-      <w:r>
-        <w:rPr>
-          <w:rFonts w:ascii="Arial" w:hAnsi="Arial" w:cs="Arial"/>
-        </w:rPr>
-        <w:t xml:space="preserve"> </w:t>
-      </w:r>
-      <w:r>
-        <w:rPr>
-          <w:rFonts w:ascii="Arial" w:hAnsi="Arial" w:cs="Arial"/>
-          <w:b/>
-          <w:bCs/>
-        </w:rPr>
-        <w:t>*</w:t>
-      </w:r>
-      <w:r>
-        <w:rPr>
-          <w:rFonts w:ascii="Arial" w:hAnsi="Arial" w:cs="Arial"/>
-          <w:b/>
-          <w:bCs/>
-        </w:rPr>
-        <w:t>performed talk on behalf of S.T.M.</w:t>
+          <w:lang w:val="en-CA"/>
+        </w:rPr>
+        <w:t>nd</w:t>
+      </w:r>
+      <w:r>
+        <w:rPr>
+          <w:rFonts w:ascii="Arial" w:hAnsi="Arial" w:cs="Arial"/>
+          <w:lang w:val="en-CA"/>
+        </w:rPr>
+        <w:t>, 2025, Va</w:t>
+      </w:r>
+      <w:r>
+        <w:rPr>
+          <w:rFonts w:ascii="Arial" w:hAnsi="Arial" w:cs="Arial"/>
+          <w:lang w:val="en-CA"/>
+        </w:rPr>
+        <w:t>ncouver, B.C.</w:t>
       </w:r>
     </w:p>
     <w:p>
@@ -3039,28 +2988,20 @@
       <w:r>
         <w:rPr>
           <w:rFonts w:ascii="Arial" w:hAnsi="Arial" w:cs="Arial"/>
-          <w:b/>
-          <w:bCs/>
-          <w:lang w:val="en-CA"/>
-        </w:rPr>
-        <w:t>Simovic, M.</w:t>
-      </w:r>
-      <w:r>
-        <w:rPr>
-          <w:rFonts w:ascii="Arial" w:hAnsi="Arial" w:cs="Arial"/>
-          <w:lang w:val="en-CA"/>
-        </w:rPr>
-        <w:t xml:space="preserve"> and </w:t>
-      </w:r>
-      <w:r>
-        <w:rPr>
-          <w:rFonts w:ascii="Arial" w:hAnsi="Arial" w:cs="Arial"/>
         </w:rPr>
         <w:t>Michaletz, S. T.</w:t>
       </w:r>
       <w:r>
         <w:rPr>
           <w:rFonts w:ascii="Arial" w:hAnsi="Arial" w:cs="Arial"/>
+          <w:b/>
+          <w:bCs/>
+        </w:rPr>
+        <w:t>*</w:t>
+      </w:r>
+      <w:r>
+        <w:rPr>
+          <w:rFonts w:ascii="Arial" w:hAnsi="Arial" w:cs="Arial"/>
         </w:rPr>
         <w:t xml:space="preserve"> </w:t>
       </w:r>
@@ -3068,13 +3009,27 @@
         <w:rPr>
           <w:rFonts w:ascii="Arial" w:hAnsi="Arial" w:cs="Arial"/>
         </w:rPr>
-        <w:t>Is freeze-thaw embolism induced by snowpack loss the root cause of yellow-cedar decline?</w:t>
-      </w:r>
-      <w:r>
-        <w:rPr>
-          <w:rFonts w:ascii="Arial" w:hAnsi="Arial" w:cs="Arial"/>
-        </w:rPr>
-        <w:t xml:space="preserve"> </w:t>
+        <w:t xml:space="preserve">From tropics to </w:t>
+      </w:r>
+      <w:proofErr w:type="spellStart"/>
+      <w:r>
+        <w:rPr>
+          <w:rFonts w:ascii="Arial" w:hAnsi="Arial" w:cs="Arial"/>
+        </w:rPr>
+        <w:t>treeline</w:t>
+      </w:r>
+      <w:proofErr w:type="spellEnd"/>
+      <w:r>
+        <w:rPr>
+          <w:rFonts w:ascii="Arial" w:hAnsi="Arial" w:cs="Arial"/>
+        </w:rPr>
+        <w:t>: Extending and assessing metabolic theory for global variation in plant mortality rates</w:t>
+      </w:r>
+      <w:r>
+        <w:rPr>
+          <w:rFonts w:ascii="Arial" w:hAnsi="Arial" w:cs="Arial"/>
+        </w:rPr>
+        <w:t xml:space="preserve">. </w:t>
       </w:r>
       <w:r>
         <w:rPr>
@@ -3088,13 +3043,7 @@
         <w:rPr>
           <w:rFonts w:ascii="Arial" w:hAnsi="Arial" w:cs="Arial"/>
         </w:rPr>
-        <w:t xml:space="preserve">, </w:t>
-      </w:r>
-      <w:r>
-        <w:rPr>
-          <w:rFonts w:ascii="Arial" w:hAnsi="Arial" w:cs="Arial"/>
-        </w:rPr>
-        <w:t>August 5-8</w:t>
+        <w:t>, August 5-8</w:t>
       </w:r>
       <w:r>
         <w:rPr>
@@ -3108,6 +3057,28 @@
           <w:rFonts w:ascii="Arial" w:hAnsi="Arial" w:cs="Arial"/>
         </w:rPr>
         <w:t>, 2024, Long Beach, CA.</w:t>
+      </w:r>
+      <w:r>
+        <w:rPr>
+          <w:rFonts w:ascii="Arial" w:hAnsi="Arial" w:cs="Arial"/>
+        </w:rPr>
+        <w:t xml:space="preserve"> </w:t>
+      </w:r>
+      <w:r>
+        <w:rPr>
+          <w:rFonts w:ascii="Arial" w:hAnsi="Arial" w:cs="Arial"/>
+          <w:b/>
+          <w:bCs/>
+        </w:rPr>
+        <w:t>*</w:t>
+      </w:r>
+      <w:r>
+        <w:rPr>
+          <w:rFonts w:ascii="Arial" w:hAnsi="Arial" w:cs="Arial"/>
+          <w:b/>
+          <w:bCs/>
+        </w:rPr>
+        <w:t>performed talk on behalf of S.T.M.</w:t>
       </w:r>
     </w:p>
     <w:p>
@@ -3157,7 +3128,7 @@
         <w:rPr>
           <w:rFonts w:ascii="Arial" w:hAnsi="Arial" w:cs="Arial"/>
         </w:rPr>
-        <w:t>Is snowpack loss killing the climate sensitive yellow-cedar trees? Investigating freeze-thaw embolism as the root cause of yellow-cedar decline.</w:t>
+        <w:t>Is freeze-thaw embolism induced by snowpack loss the root cause of yellow-cedar decline?</w:t>
       </w:r>
       <w:r>
         <w:rPr>
@@ -3169,31 +3140,25 @@
         <w:rPr>
           <w:rFonts w:ascii="Arial" w:hAnsi="Arial" w:cs="Arial"/>
           <w:i/>
-          <w:szCs w:val="28"/>
-        </w:rPr>
-        <w:t xml:space="preserve">American Geophysical Union Fall Meeting, </w:t>
-      </w:r>
-      <w:r>
-        <w:rPr>
-          <w:rFonts w:ascii="Arial" w:hAnsi="Arial" w:cs="Arial"/>
           <w:iCs/>
-          <w:szCs w:val="28"/>
-        </w:rPr>
-        <w:t>December 10-1</w:t>
-      </w:r>
-      <w:r>
-        <w:rPr>
-          <w:rFonts w:ascii="Arial" w:hAnsi="Arial" w:cs="Arial"/>
-          <w:iCs/>
-          <w:szCs w:val="28"/>
-        </w:rPr>
-        <w:t>5</w:t>
-      </w:r>
-      <w:r>
-        <w:rPr>
-          <w:rFonts w:ascii="Arial" w:hAnsi="Arial" w:cs="Arial"/>
-          <w:iCs/>
-          <w:szCs w:val="28"/>
+        </w:rPr>
+        <w:t>Ecological Society of America Annual Meeting</w:t>
+      </w:r>
+      <w:r>
+        <w:rPr>
+          <w:rFonts w:ascii="Arial" w:hAnsi="Arial" w:cs="Arial"/>
+        </w:rPr>
+        <w:t xml:space="preserve">, </w:t>
+      </w:r>
+      <w:r>
+        <w:rPr>
+          <w:rFonts w:ascii="Arial" w:hAnsi="Arial" w:cs="Arial"/>
+        </w:rPr>
+        <w:t>August 5-8</w:t>
+      </w:r>
+      <w:r>
+        <w:rPr>
+          <w:rFonts w:ascii="Arial" w:hAnsi="Arial" w:cs="Arial"/>
           <w:vertAlign w:val="superscript"/>
         </w:rPr>
         <w:t>th</w:t>
@@ -3201,58 +3166,8 @@
       <w:r>
         <w:rPr>
           <w:rFonts w:ascii="Arial" w:hAnsi="Arial" w:cs="Arial"/>
-          <w:iCs/>
-          <w:szCs w:val="28"/>
-        </w:rPr>
-        <w:t>,</w:t>
-      </w:r>
-      <w:r>
-        <w:rPr>
-          <w:rFonts w:ascii="Arial" w:hAnsi="Arial" w:cs="Arial"/>
-          <w:i/>
-          <w:szCs w:val="28"/>
-        </w:rPr>
-        <w:t xml:space="preserve"> </w:t>
-      </w:r>
-      <w:r>
-        <w:rPr>
-          <w:rFonts w:ascii="Arial" w:hAnsi="Arial" w:cs="Arial"/>
-          <w:iCs/>
-          <w:szCs w:val="28"/>
-        </w:rPr>
-        <w:t>20</w:t>
-      </w:r>
-      <w:r>
-        <w:rPr>
-          <w:rFonts w:ascii="Arial" w:hAnsi="Arial" w:cs="Arial"/>
-          <w:iCs/>
-          <w:szCs w:val="28"/>
-        </w:rPr>
-        <w:t>23</w:t>
-      </w:r>
-      <w:r>
-        <w:rPr>
-          <w:rFonts w:ascii="Arial" w:hAnsi="Arial" w:cs="Arial"/>
-          <w:iCs/>
-          <w:szCs w:val="28"/>
-        </w:rPr>
-        <w:t xml:space="preserve">, </w:t>
-      </w:r>
-      <w:r>
-        <w:rPr>
-          <w:rFonts w:ascii="Arial" w:hAnsi="Arial" w:cs="Arial"/>
-          <w:iCs/>
-          <w:szCs w:val="28"/>
-        </w:rPr>
-        <w:t>San Francisco, C</w:t>
-      </w:r>
-      <w:r>
-        <w:rPr>
-          <w:rFonts w:ascii="Arial" w:hAnsi="Arial" w:cs="Arial"/>
-          <w:iCs/>
-          <w:szCs w:val="28"/>
-        </w:rPr>
-        <w:t xml:space="preserve">A. </w:t>
+        </w:rPr>
+        <w:t>, 2024, Long Beach, CA.</w:t>
       </w:r>
     </w:p>
     <w:p>
@@ -3275,14 +3190,22 @@
           <w:rFonts w:ascii="Arial" w:hAnsi="Arial" w:cs="Arial"/>
           <w:b/>
           <w:bCs/>
+          <w:lang w:val="en-CA"/>
         </w:rPr>
         <w:t>Simovic, M.</w:t>
       </w:r>
       <w:r>
         <w:rPr>
           <w:rFonts w:ascii="Arial" w:hAnsi="Arial" w:cs="Arial"/>
-        </w:rPr>
-        <w:t xml:space="preserve"> and Michaletz, S. T.</w:t>
+          <w:lang w:val="en-CA"/>
+        </w:rPr>
+        <w:t xml:space="preserve"> and </w:t>
+      </w:r>
+      <w:r>
+        <w:rPr>
+          <w:rFonts w:ascii="Arial" w:hAnsi="Arial" w:cs="Arial"/>
+        </w:rPr>
+        <w:t>Michaletz, S. T.</w:t>
       </w:r>
       <w:r>
         <w:rPr>
@@ -3293,61 +3216,117 @@
       <w:r>
         <w:rPr>
           <w:rFonts w:ascii="Arial" w:hAnsi="Arial" w:cs="Arial"/>
-          <w:lang w:val="en-CA"/>
-        </w:rPr>
-        <w:t>Axial scaling of xylem traits: implications for sap transport and resilience to extreme drought stress</w:t>
-      </w:r>
-      <w:r>
-        <w:rPr>
-          <w:rFonts w:ascii="Arial" w:hAnsi="Arial" w:cs="Arial"/>
-          <w:lang w:val="en-CA"/>
-        </w:rPr>
-        <w:t xml:space="preserve">. </w:t>
+        </w:rPr>
+        <w:t xml:space="preserve">Is snowpack loss killing the climate sensitive yellow-cedar trees? Investigating freeze-thaw embolism </w:t>
+      </w:r>
+      <w:proofErr w:type="gramStart"/>
+      <w:r>
+        <w:rPr>
+          <w:rFonts w:ascii="Arial" w:hAnsi="Arial" w:cs="Arial"/>
+        </w:rPr>
+        <w:t>as</w:t>
+      </w:r>
+      <w:proofErr w:type="gramEnd"/>
+      <w:r>
+        <w:rPr>
+          <w:rFonts w:ascii="Arial" w:hAnsi="Arial" w:cs="Arial"/>
+        </w:rPr>
+        <w:t xml:space="preserve"> the root cause of yellow-cedar decline.</w:t>
+      </w:r>
+      <w:r>
+        <w:rPr>
+          <w:rFonts w:ascii="Arial" w:hAnsi="Arial" w:cs="Arial"/>
+        </w:rPr>
+        <w:t xml:space="preserve"> </w:t>
       </w:r>
       <w:r>
         <w:rPr>
           <w:rFonts w:ascii="Arial" w:hAnsi="Arial" w:cs="Arial"/>
           <w:i/>
+          <w:szCs w:val="28"/>
+        </w:rPr>
+        <w:t xml:space="preserve">American Geophysical Union Fall Meeting, </w:t>
+      </w:r>
+      <w:r>
+        <w:rPr>
+          <w:rFonts w:ascii="Arial" w:hAnsi="Arial" w:cs="Arial"/>
           <w:iCs/>
-          <w:lang w:val="en-CA"/>
-        </w:rPr>
-        <w:t>Ecology &amp; Evolution Symposium</w:t>
-      </w:r>
-      <w:r>
-        <w:rPr>
-          <w:rFonts w:ascii="Arial" w:hAnsi="Arial" w:cs="Arial"/>
-          <w:lang w:val="en-CA"/>
+          <w:szCs w:val="28"/>
+        </w:rPr>
+        <w:t>December 10-1</w:t>
+      </w:r>
+      <w:r>
+        <w:rPr>
+          <w:rFonts w:ascii="Arial" w:hAnsi="Arial" w:cs="Arial"/>
+          <w:iCs/>
+          <w:szCs w:val="28"/>
+        </w:rPr>
+        <w:t>5</w:t>
+      </w:r>
+      <w:r>
+        <w:rPr>
+          <w:rFonts w:ascii="Arial" w:hAnsi="Arial" w:cs="Arial"/>
+          <w:iCs/>
+          <w:szCs w:val="28"/>
+          <w:vertAlign w:val="superscript"/>
+        </w:rPr>
+        <w:t>th</w:t>
+      </w:r>
+      <w:r>
+        <w:rPr>
+          <w:rFonts w:ascii="Arial" w:hAnsi="Arial" w:cs="Arial"/>
+          <w:iCs/>
+          <w:szCs w:val="28"/>
+        </w:rPr>
+        <w:t>,</w:t>
+      </w:r>
+      <w:r>
+        <w:rPr>
+          <w:rFonts w:ascii="Arial" w:hAnsi="Arial" w:cs="Arial"/>
+          <w:i/>
+          <w:szCs w:val="28"/>
+        </w:rPr>
+        <w:t xml:space="preserve"> </w:t>
+      </w:r>
+      <w:r>
+        <w:rPr>
+          <w:rFonts w:ascii="Arial" w:hAnsi="Arial" w:cs="Arial"/>
+          <w:iCs/>
+          <w:szCs w:val="28"/>
+        </w:rPr>
+        <w:t>20</w:t>
+      </w:r>
+      <w:r>
+        <w:rPr>
+          <w:rFonts w:ascii="Arial" w:hAnsi="Arial" w:cs="Arial"/>
+          <w:iCs/>
+          <w:szCs w:val="28"/>
+        </w:rPr>
+        <w:t>23</w:t>
+      </w:r>
+      <w:r>
+        <w:rPr>
+          <w:rFonts w:ascii="Arial" w:hAnsi="Arial" w:cs="Arial"/>
+          <w:iCs/>
+          <w:szCs w:val="28"/>
         </w:rPr>
         <w:t xml:space="preserve">, </w:t>
       </w:r>
       <w:r>
         <w:rPr>
           <w:rFonts w:ascii="Arial" w:hAnsi="Arial" w:cs="Arial"/>
-          <w:lang w:val="en-CA"/>
-        </w:rPr>
-        <w:t>October 22</w:t>
-      </w:r>
-      <w:r>
-        <w:rPr>
-          <w:rFonts w:ascii="Arial" w:hAnsi="Arial" w:cs="Arial"/>
-          <w:vertAlign w:val="superscript"/>
-          <w:lang w:val="en-CA"/>
-        </w:rPr>
-        <w:t>nd</w:t>
-      </w:r>
-      <w:r>
-        <w:rPr>
-          <w:rFonts w:ascii="Arial" w:hAnsi="Arial" w:cs="Arial"/>
-          <w:lang w:val="en-CA"/>
-        </w:rPr>
-        <w:t>, 2022</w:t>
-      </w:r>
-      <w:r>
-        <w:rPr>
-          <w:rFonts w:ascii="Arial" w:hAnsi="Arial" w:cs="Arial"/>
-          <w:lang w:val="en-CA"/>
-        </w:rPr>
-        <w:t xml:space="preserve">, Squamish, B.C. </w:t>
+          <w:iCs/>
+          <w:szCs w:val="28"/>
+        </w:rPr>
+        <w:t>San Francisco, C</w:t>
+      </w:r>
+      <w:r>
+        <w:rPr>
+          <w:rFonts w:ascii="Arial" w:hAnsi="Arial" w:cs="Arial"/>
+          <w:iCs/>
+          <w:szCs w:val="28"/>
+        </w:rPr>
+        <w:t xml:space="preserve">A. </w:t>
       </w:r>
     </w:p>
     <w:p>
@@ -3362,6 +3341,7 @@
         </w:tabs>
         <w:rPr>
           <w:rFonts w:ascii="Arial" w:hAnsi="Arial" w:cs="Arial"/>
+          <w:lang w:val="en-CA"/>
         </w:rPr>
       </w:pPr>
       <w:r>
@@ -3376,62 +3356,72 @@
         <w:rPr>
           <w:rFonts w:ascii="Arial" w:hAnsi="Arial" w:cs="Arial"/>
         </w:rPr>
-        <w:t xml:space="preserve"> and Michaletz, S. T. Yellow-cedar decline: conduit widening and freeze-thaw</w:t>
-      </w:r>
-    </w:p>
-    <w:p>
-      <w:pPr>
-        <w:pStyle w:val="ListParagraph"/>
-        <w:tabs>
-          <w:tab w:val="right" w:pos="9360"/>
-        </w:tabs>
-        <w:rPr>
-          <w:rFonts w:ascii="Arial" w:hAnsi="Arial" w:cs="Arial"/>
-        </w:rPr>
-      </w:pPr>
-      <w:r>
-        <w:rPr>
-          <w:rFonts w:ascii="Arial" w:hAnsi="Arial" w:cs="Arial"/>
-        </w:rPr>
-        <w:t xml:space="preserve">embolism. </w:t>
+        <w:t xml:space="preserve"> and Michaletz, S. T.</w:t>
+      </w:r>
+      <w:r>
+        <w:rPr>
+          <w:rFonts w:ascii="Arial" w:hAnsi="Arial" w:cs="Arial"/>
+        </w:rPr>
+        <w:t xml:space="preserve"> </w:t>
+      </w:r>
+      <w:r>
+        <w:rPr>
+          <w:rFonts w:ascii="Arial" w:hAnsi="Arial" w:cs="Arial"/>
+          <w:lang w:val="en-CA"/>
+        </w:rPr>
+        <w:t>Axial scaling of xylem traits: implications for sap transport and resilience to extreme drought stress</w:t>
+      </w:r>
+      <w:r>
+        <w:rPr>
+          <w:rFonts w:ascii="Arial" w:hAnsi="Arial" w:cs="Arial"/>
+          <w:lang w:val="en-CA"/>
+        </w:rPr>
+        <w:t xml:space="preserve">. </w:t>
       </w:r>
       <w:r>
         <w:rPr>
           <w:rFonts w:ascii="Arial" w:hAnsi="Arial" w:cs="Arial"/>
           <w:i/>
           <w:iCs/>
-        </w:rPr>
-        <w:t>Canadian Society for Ecology and Evolution (CSEE) Annual Meeting</w:t>
-      </w:r>
-      <w:r>
-        <w:rPr>
-          <w:rFonts w:ascii="Arial" w:hAnsi="Arial" w:cs="Arial"/>
-        </w:rPr>
-        <w:t>, August 17</w:t>
+          <w:lang w:val="en-CA"/>
+        </w:rPr>
+        <w:t>Ecology &amp; Evolution Symposium</w:t>
+      </w:r>
+      <w:r>
+        <w:rPr>
+          <w:rFonts w:ascii="Arial" w:hAnsi="Arial" w:cs="Arial"/>
+          <w:lang w:val="en-CA"/>
+        </w:rPr>
+        <w:t xml:space="preserve">, </w:t>
+      </w:r>
+      <w:r>
+        <w:rPr>
+          <w:rFonts w:ascii="Arial" w:hAnsi="Arial" w:cs="Arial"/>
+          <w:lang w:val="en-CA"/>
+        </w:rPr>
+        <w:t>October 22</w:t>
       </w:r>
       <w:r>
         <w:rPr>
           <w:rFonts w:ascii="Arial" w:hAnsi="Arial" w:cs="Arial"/>
           <w:vertAlign w:val="superscript"/>
-        </w:rPr>
-        <w:t>th</w:t>
-      </w:r>
-    </w:p>
-    <w:p>
-      <w:pPr>
-        <w:pStyle w:val="ListParagraph"/>
-        <w:tabs>
-          <w:tab w:val="right" w:pos="9360"/>
-        </w:tabs>
-        <w:rPr>
-          <w:rFonts w:ascii="Arial" w:hAnsi="Arial" w:cs="Arial"/>
-        </w:rPr>
-      </w:pPr>
-      <w:r>
-        <w:rPr>
-          <w:rFonts w:ascii="Arial" w:hAnsi="Arial" w:cs="Arial"/>
-        </w:rPr>
-        <w:t xml:space="preserve">2021, Vancouver, B.C. </w:t>
+          <w:lang w:val="en-CA"/>
+        </w:rPr>
+        <w:t>nd</w:t>
+      </w:r>
+      <w:r>
+        <w:rPr>
+          <w:rFonts w:ascii="Arial" w:hAnsi="Arial" w:cs="Arial"/>
+          <w:lang w:val="en-CA"/>
+        </w:rPr>
+        <w:t>, 2022</w:t>
+      </w:r>
+      <w:r>
+        <w:rPr>
+          <w:rFonts w:ascii="Arial" w:hAnsi="Arial" w:cs="Arial"/>
+          <w:lang w:val="en-CA"/>
+        </w:rPr>
+        <w:t xml:space="preserve">, Squamish, B.C. </w:t>
       </w:r>
     </w:p>
     <w:p>
@@ -3451,83 +3441,61 @@
       <w:r>
         <w:rPr>
           <w:rFonts w:ascii="Arial" w:hAnsi="Arial" w:cs="Arial"/>
-          <w:szCs w:val="28"/>
-        </w:rPr>
-        <w:t xml:space="preserve">Danielson, S.C., Mueller, K.E., </w:t>
-      </w:r>
-      <w:r>
-        <w:rPr>
-          <w:rFonts w:ascii="Arial" w:hAnsi="Arial" w:cs="Arial"/>
-          <w:b/>
-          <w:bCs/>
-          <w:szCs w:val="28"/>
-        </w:rPr>
-        <w:t>Simovic,</w:t>
-      </w:r>
-      <w:r>
-        <w:rPr>
-          <w:rFonts w:ascii="Arial" w:hAnsi="Arial" w:cs="Arial"/>
-          <w:b/>
-          <w:bCs/>
-          <w:szCs w:val="28"/>
-        </w:rPr>
-        <w:t xml:space="preserve"> </w:t>
-      </w:r>
-      <w:r>
-        <w:rPr>
-          <w:rFonts w:ascii="Arial" w:hAnsi="Arial" w:cs="Arial"/>
-          <w:b/>
-          <w:bCs/>
-          <w:szCs w:val="28"/>
-        </w:rPr>
-        <w:t>M.</w:t>
-      </w:r>
-      <w:r>
-        <w:rPr>
-          <w:rFonts w:ascii="Arial" w:hAnsi="Arial" w:cs="Arial"/>
-          <w:szCs w:val="28"/>
-        </w:rPr>
-        <w:t>,</w:t>
-      </w:r>
-      <w:r>
-        <w:rPr>
-          <w:rFonts w:ascii="Arial" w:hAnsi="Arial" w:cs="Arial"/>
-          <w:szCs w:val="28"/>
-        </w:rPr>
-        <w:t xml:space="preserve"> and</w:t>
-      </w:r>
-      <w:r>
-        <w:rPr>
-          <w:rFonts w:ascii="Arial" w:hAnsi="Arial" w:cs="Arial"/>
-          <w:szCs w:val="28"/>
-        </w:rPr>
-        <w:t xml:space="preserve"> Medeiros, J.S. Comparative leaf hydraulics in five tree species growing in urban and rural locations. </w:t>
+          <w:b/>
+          <w:bCs/>
+        </w:rPr>
+        <w:t>Simovic, M.</w:t>
+      </w:r>
+      <w:r>
+        <w:rPr>
+          <w:rFonts w:ascii="Arial" w:hAnsi="Arial" w:cs="Arial"/>
+        </w:rPr>
+        <w:t xml:space="preserve"> and Michaletz, S. T. Yellow-cedar decline: </w:t>
+      </w:r>
+      <w:proofErr w:type="gramStart"/>
+      <w:r>
+        <w:rPr>
+          <w:rFonts w:ascii="Arial" w:hAnsi="Arial" w:cs="Arial"/>
+        </w:rPr>
+        <w:t>conduit</w:t>
+      </w:r>
+      <w:proofErr w:type="gramEnd"/>
+      <w:r>
+        <w:rPr>
+          <w:rFonts w:ascii="Arial" w:hAnsi="Arial" w:cs="Arial"/>
+        </w:rPr>
+        <w:t xml:space="preserve"> widening and freeze-thaw</w:t>
+      </w:r>
+    </w:p>
+    <w:p>
+      <w:pPr>
+        <w:pStyle w:val="ListParagraph"/>
+        <w:tabs>
+          <w:tab w:val="right" w:pos="9360"/>
+        </w:tabs>
+        <w:rPr>
+          <w:rFonts w:ascii="Arial" w:hAnsi="Arial" w:cs="Arial"/>
+        </w:rPr>
+      </w:pPr>
+      <w:r>
+        <w:rPr>
+          <w:rFonts w:ascii="Arial" w:hAnsi="Arial" w:cs="Arial"/>
+        </w:rPr>
+        <w:t xml:space="preserve">embolism. </w:t>
       </w:r>
       <w:r>
         <w:rPr>
           <w:rFonts w:ascii="Arial" w:hAnsi="Arial" w:cs="Arial"/>
           <w:i/>
-        </w:rPr>
-        <w:t>Ecological Society of America</w:t>
-      </w:r>
-      <w:r>
-        <w:rPr>
-          <w:rFonts w:ascii="Arial" w:hAnsi="Arial" w:cs="Arial"/>
-        </w:rPr>
-        <w:t xml:space="preserve"> </w:t>
-      </w:r>
-      <w:r>
-        <w:rPr>
-          <w:rFonts w:ascii="Arial" w:hAnsi="Arial" w:cs="Arial"/>
-          <w:i/>
-        </w:rPr>
-        <w:t>Annual Meeting</w:t>
-      </w:r>
-      <w:r>
-        <w:rPr>
-          <w:rFonts w:ascii="Arial" w:hAnsi="Arial" w:cs="Arial"/>
-        </w:rPr>
-        <w:t>, August 11-16</w:t>
+          <w:iCs/>
+        </w:rPr>
+        <w:t>Canadian Society for Ecology and Evolution (CSEE) Annual Meeting</w:t>
+      </w:r>
+      <w:r>
+        <w:rPr>
+          <w:rFonts w:ascii="Arial" w:hAnsi="Arial" w:cs="Arial"/>
+        </w:rPr>
+        <w:t>, August 17</w:t>
       </w:r>
       <w:r>
         <w:rPr>
@@ -3536,11 +3504,22 @@
         </w:rPr>
         <w:t>th</w:t>
       </w:r>
-      <w:r>
-        <w:rPr>
-          <w:rFonts w:ascii="Arial" w:hAnsi="Arial" w:cs="Arial"/>
-        </w:rPr>
-        <w:t>, 2019, Louisville, KY.</w:t>
+    </w:p>
+    <w:p>
+      <w:pPr>
+        <w:pStyle w:val="ListParagraph"/>
+        <w:tabs>
+          <w:tab w:val="right" w:pos="9360"/>
+        </w:tabs>
+        <w:rPr>
+          <w:rFonts w:ascii="Arial" w:hAnsi="Arial" w:cs="Arial"/>
+        </w:rPr>
+      </w:pPr>
+      <w:r>
+        <w:rPr>
+          <w:rFonts w:ascii="Arial" w:hAnsi="Arial" w:cs="Arial"/>
+        </w:rPr>
+        <w:t xml:space="preserve">2021, Vancouver, B.C. </w:t>
       </w:r>
     </w:p>
     <w:p>
@@ -3560,30 +3539,57 @@
       <w:r>
         <w:rPr>
           <w:rFonts w:ascii="Arial" w:hAnsi="Arial" w:cs="Arial"/>
-          <w:b/>
-          <w:bCs/>
-        </w:rPr>
-        <w:t>Simovic, M.</w:t>
-      </w:r>
-      <w:r>
-        <w:rPr>
-          <w:rFonts w:ascii="Arial" w:hAnsi="Arial" w:cs="Arial"/>
-        </w:rPr>
-        <w:t xml:space="preserve">, Mueller, K.E., and McMahon, S.M. </w:t>
-      </w:r>
-      <w:r>
-        <w:rPr>
-          <w:rFonts w:ascii="Arial" w:hAnsi="Arial" w:cs="Arial"/>
-          <w:color w:val="000000"/>
-          <w:shd w:val="clear" w:color="auto" w:fill="FFFFFF"/>
-        </w:rPr>
-        <w:t>An assessment of co-variation among anatomical, morphological, and phenological traits of 9 tree species growing in urban conditions</w:t>
-      </w:r>
-      <w:r>
-        <w:rPr>
-          <w:rFonts w:ascii="Arial" w:hAnsi="Arial" w:cs="Arial"/>
-        </w:rPr>
-        <w:t xml:space="preserve">. </w:t>
+          <w:szCs w:val="28"/>
+        </w:rPr>
+        <w:t xml:space="preserve">Danielson, S.C., Mueller, K.E., </w:t>
+      </w:r>
+      <w:r>
+        <w:rPr>
+          <w:rFonts w:ascii="Arial" w:hAnsi="Arial" w:cs="Arial"/>
+          <w:b/>
+          <w:bCs/>
+          <w:szCs w:val="28"/>
+        </w:rPr>
+        <w:t>Simovic,</w:t>
+      </w:r>
+      <w:r>
+        <w:rPr>
+          <w:rFonts w:ascii="Arial" w:hAnsi="Arial" w:cs="Arial"/>
+          <w:b/>
+          <w:bCs/>
+          <w:szCs w:val="28"/>
+        </w:rPr>
+        <w:t xml:space="preserve"> </w:t>
+      </w:r>
+      <w:r>
+        <w:rPr>
+          <w:rFonts w:ascii="Arial" w:hAnsi="Arial" w:cs="Arial"/>
+          <w:b/>
+          <w:bCs/>
+          <w:szCs w:val="28"/>
+        </w:rPr>
+        <w:t>M.</w:t>
+      </w:r>
+      <w:r>
+        <w:rPr>
+          <w:rFonts w:ascii="Arial" w:hAnsi="Arial" w:cs="Arial"/>
+          <w:szCs w:val="28"/>
+        </w:rPr>
+        <w:t>,</w:t>
+      </w:r>
+      <w:r>
+        <w:rPr>
+          <w:rFonts w:ascii="Arial" w:hAnsi="Arial" w:cs="Arial"/>
+          <w:szCs w:val="28"/>
+        </w:rPr>
+        <w:t xml:space="preserve"> and</w:t>
+      </w:r>
+      <w:r>
+        <w:rPr>
+          <w:rFonts w:ascii="Arial" w:hAnsi="Arial" w:cs="Arial"/>
+          <w:szCs w:val="28"/>
+        </w:rPr>
+        <w:t xml:space="preserve"> Medeiros, J.S. Comparative leaf hydraulics in five tree species growing in urban and rural locations. </w:t>
       </w:r>
       <w:r>
         <w:rPr>
@@ -3609,7 +3615,7 @@
         <w:rPr>
           <w:rFonts w:ascii="Arial" w:hAnsi="Arial" w:cs="Arial"/>
         </w:rPr>
-        <w:t>, August 11-16, 2019</w:t>
+        <w:t>, August 11-16</w:t>
       </w:r>
       <w:r>
         <w:rPr>
@@ -3622,7 +3628,7 @@
         <w:rPr>
           <w:rFonts w:ascii="Arial" w:hAnsi="Arial" w:cs="Arial"/>
         </w:rPr>
-        <w:t>, Louisville, KY.</w:t>
+        <w:t>, 2019, Louisville, KY.</w:t>
       </w:r>
     </w:p>
     <w:p>
@@ -3637,53 +3643,65 @@
         </w:tabs>
         <w:rPr>
           <w:rFonts w:ascii="Arial" w:hAnsi="Arial" w:cs="Arial"/>
-          <w:szCs w:val="28"/>
-        </w:rPr>
-      </w:pPr>
-      <w:r>
-        <w:rPr>
-          <w:rFonts w:ascii="Arial" w:hAnsi="Arial" w:cs="Arial"/>
-          <w:szCs w:val="28"/>
-        </w:rPr>
-        <w:t xml:space="preserve">Mueller, K.E. and </w:t>
-      </w:r>
-      <w:r>
-        <w:rPr>
-          <w:rFonts w:ascii="Arial" w:hAnsi="Arial" w:cs="Arial"/>
-          <w:b/>
-          <w:bCs/>
-          <w:szCs w:val="28"/>
+        </w:rPr>
+      </w:pPr>
+      <w:r>
+        <w:rPr>
+          <w:rFonts w:ascii="Arial" w:hAnsi="Arial" w:cs="Arial"/>
+          <w:b/>
+          <w:bCs/>
         </w:rPr>
         <w:t>Simovic, M.</w:t>
       </w:r>
       <w:r>
         <w:rPr>
           <w:rFonts w:ascii="Arial" w:hAnsi="Arial" w:cs="Arial"/>
-          <w:szCs w:val="28"/>
-        </w:rPr>
-        <w:t xml:space="preserve"> An assessment of covariation among phenological, anatomical, and morphological traits of 50 tree species growing in ‘urban’ conditions. </w:t>
+        </w:rPr>
+        <w:t xml:space="preserve">, Mueller, K.E., and McMahon, S.M. </w:t>
+      </w:r>
+      <w:r>
+        <w:rPr>
+          <w:rFonts w:ascii="Arial" w:hAnsi="Arial" w:cs="Arial"/>
+          <w:color w:val="000000"/>
+          <w:shd w:val="clear" w:color="auto" w:fill="FFFFFF"/>
+        </w:rPr>
+        <w:t>An assessment of co-variation among anatomical, morphological, and phenological traits of 9 tree species growing in urban conditions</w:t>
+      </w:r>
+      <w:r>
+        <w:rPr>
+          <w:rFonts w:ascii="Arial" w:hAnsi="Arial" w:cs="Arial"/>
+        </w:rPr>
+        <w:t xml:space="preserve">. </w:t>
       </w:r>
       <w:r>
         <w:rPr>
           <w:rFonts w:ascii="Arial" w:hAnsi="Arial" w:cs="Arial"/>
           <w:i/>
-          <w:szCs w:val="28"/>
-        </w:rPr>
-        <w:t xml:space="preserve">American Geophysical Union Fall Meeting, </w:t>
-      </w:r>
-      <w:r>
-        <w:rPr>
-          <w:rFonts w:ascii="Arial" w:hAnsi="Arial" w:cs="Arial"/>
-          <w:iCs/>
-          <w:szCs w:val="28"/>
-        </w:rPr>
-        <w:t>December 10-14</w:t>
-      </w:r>
-      <w:r>
-        <w:rPr>
-          <w:rFonts w:ascii="Arial" w:hAnsi="Arial" w:cs="Arial"/>
-          <w:iCs/>
-          <w:szCs w:val="28"/>
+        </w:rPr>
+        <w:t>Ecological Society of America</w:t>
+      </w:r>
+      <w:r>
+        <w:rPr>
+          <w:rFonts w:ascii="Arial" w:hAnsi="Arial" w:cs="Arial"/>
+        </w:rPr>
+        <w:t xml:space="preserve"> </w:t>
+      </w:r>
+      <w:r>
+        <w:rPr>
+          <w:rFonts w:ascii="Arial" w:hAnsi="Arial" w:cs="Arial"/>
+          <w:i/>
+        </w:rPr>
+        <w:t>Annual Meeting</w:t>
+      </w:r>
+      <w:r>
+        <w:rPr>
+          <w:rFonts w:ascii="Arial" w:hAnsi="Arial" w:cs="Arial"/>
+        </w:rPr>
+        <w:t>, August 11-16, 2019</w:t>
+      </w:r>
+      <w:r>
+        <w:rPr>
+          <w:rFonts w:ascii="Arial" w:hAnsi="Arial" w:cs="Arial"/>
           <w:vertAlign w:val="superscript"/>
         </w:rPr>
         <w:t>th</w:t>
@@ -3691,26 +3709,8 @@
       <w:r>
         <w:rPr>
           <w:rFonts w:ascii="Arial" w:hAnsi="Arial" w:cs="Arial"/>
-          <w:iCs/>
-          <w:szCs w:val="28"/>
-        </w:rPr>
-        <w:t>,</w:t>
-      </w:r>
-      <w:r>
-        <w:rPr>
-          <w:rFonts w:ascii="Arial" w:hAnsi="Arial" w:cs="Arial"/>
-          <w:i/>
-          <w:szCs w:val="28"/>
-        </w:rPr>
-        <w:t xml:space="preserve"> </w:t>
-      </w:r>
-      <w:r>
-        <w:rPr>
-          <w:rFonts w:ascii="Arial" w:hAnsi="Arial" w:cs="Arial"/>
-          <w:iCs/>
-          <w:szCs w:val="28"/>
-        </w:rPr>
-        <w:t>2018, Washington, D.C.</w:t>
+        </w:rPr>
+        <w:t>, Louisville, KY.</w:t>
       </w:r>
     </w:p>
     <w:p>
@@ -3725,6 +3725,94 @@
         </w:tabs>
         <w:rPr>
           <w:rFonts w:ascii="Arial" w:hAnsi="Arial" w:cs="Arial"/>
+          <w:szCs w:val="28"/>
+        </w:rPr>
+      </w:pPr>
+      <w:r>
+        <w:rPr>
+          <w:rFonts w:ascii="Arial" w:hAnsi="Arial" w:cs="Arial"/>
+          <w:szCs w:val="28"/>
+        </w:rPr>
+        <w:t xml:space="preserve">Mueller, K.E. and </w:t>
+      </w:r>
+      <w:r>
+        <w:rPr>
+          <w:rFonts w:ascii="Arial" w:hAnsi="Arial" w:cs="Arial"/>
+          <w:b/>
+          <w:bCs/>
+          <w:szCs w:val="28"/>
+        </w:rPr>
+        <w:t>Simovic, M.</w:t>
+      </w:r>
+      <w:r>
+        <w:rPr>
+          <w:rFonts w:ascii="Arial" w:hAnsi="Arial" w:cs="Arial"/>
+          <w:szCs w:val="28"/>
+        </w:rPr>
+        <w:t xml:space="preserve"> An assessment of covariation among phenological, anatomical, and morphological traits of 50 tree species growing in ‘urban’ conditions. </w:t>
+      </w:r>
+      <w:r>
+        <w:rPr>
+          <w:rFonts w:ascii="Arial" w:hAnsi="Arial" w:cs="Arial"/>
+          <w:i/>
+          <w:szCs w:val="28"/>
+        </w:rPr>
+        <w:t xml:space="preserve">American Geophysical Union Fall Meeting, </w:t>
+      </w:r>
+      <w:r>
+        <w:rPr>
+          <w:rFonts w:ascii="Arial" w:hAnsi="Arial" w:cs="Arial"/>
+          <w:iCs/>
+          <w:szCs w:val="28"/>
+        </w:rPr>
+        <w:t>December 10-14</w:t>
+      </w:r>
+      <w:r>
+        <w:rPr>
+          <w:rFonts w:ascii="Arial" w:hAnsi="Arial" w:cs="Arial"/>
+          <w:iCs/>
+          <w:szCs w:val="28"/>
+          <w:vertAlign w:val="superscript"/>
+        </w:rPr>
+        <w:t>th</w:t>
+      </w:r>
+      <w:r>
+        <w:rPr>
+          <w:rFonts w:ascii="Arial" w:hAnsi="Arial" w:cs="Arial"/>
+          <w:iCs/>
+          <w:szCs w:val="28"/>
+        </w:rPr>
+        <w:t>,</w:t>
+      </w:r>
+      <w:r>
+        <w:rPr>
+          <w:rFonts w:ascii="Arial" w:hAnsi="Arial" w:cs="Arial"/>
+          <w:i/>
+          <w:szCs w:val="28"/>
+        </w:rPr>
+        <w:t xml:space="preserve"> </w:t>
+      </w:r>
+      <w:r>
+        <w:rPr>
+          <w:rFonts w:ascii="Arial" w:hAnsi="Arial" w:cs="Arial"/>
+          <w:iCs/>
+          <w:szCs w:val="28"/>
+        </w:rPr>
+        <w:t>2018, Washington, D.C.</w:t>
+      </w:r>
+    </w:p>
+    <w:p>
+      <w:pPr>
+        <w:pStyle w:val="ListParagraph"/>
+        <w:numPr>
+          <w:ilvl w:val="0"/>
+          <w:numId w:val="12"/>
+        </w:numPr>
+        <w:tabs>
+          <w:tab w:val="right" w:pos="9360"/>
+        </w:tabs>
+        <w:rPr>
+          <w:rFonts w:ascii="Arial" w:hAnsi="Arial" w:cs="Arial"/>
         </w:rPr>
       </w:pPr>
       <w:r>
@@ -3858,46 +3946,37 @@
       <w:r>
         <w:rPr>
           <w:rFonts w:ascii="Arial" w:hAnsi="Arial" w:cs="Arial"/>
-          <w:b/>
-          <w:bCs/>
+          <w:lang w:val="fr-FR"/>
+        </w:rPr>
+        <w:t>Hu, Nan, Li Zhang, Sean T. Michaletz, et al.</w:t>
+      </w:r>
+      <w:r>
+        <w:rPr>
+          <w:rFonts w:ascii="Arial" w:hAnsi="Arial" w:cs="Arial"/>
+          <w:lang w:val="fr-FR"/>
+        </w:rPr>
+        <w:t xml:space="preserve"> </w:t>
+      </w:r>
+      <w:r>
+        <w:rPr>
+          <w:rFonts w:ascii="Arial" w:hAnsi="Arial" w:cs="Arial"/>
           <w:lang w:val="en-CA"/>
         </w:rPr>
-        <w:t>Simovic, M.</w:t>
+        <w:t>(2026).</w:t>
       </w:r>
       <w:r>
         <w:rPr>
           <w:rFonts w:ascii="Arial" w:hAnsi="Arial" w:cs="Arial"/>
           <w:lang w:val="en-CA"/>
         </w:rPr>
-        <w:t>, &amp; Michaletz, S. T. (2025). Hydraulics and Structural Mechanics Jointly Shape Root</w:t>
-      </w:r>
-      <w:r>
-        <w:rPr>
-          <w:rFonts w:ascii="Cambria Math" w:hAnsi="Cambria Math" w:cs="Cambria Math"/>
+        <w:t xml:space="preserve"> “Scaling and Stoichiometry of Seed Nitrogen and Phosphorus across Chinese Grasslands.”</w:t>
+      </w:r>
+      <w:r>
+        <w:rPr>
+          <w:rFonts w:ascii="Arial" w:hAnsi="Arial" w:cs="Arial"/>
           <w:lang w:val="en-CA"/>
         </w:rPr>
-        <w:t>‐</w:t>
-      </w:r>
-      <w:r>
-        <w:rPr>
-          <w:rFonts w:ascii="Arial" w:hAnsi="Arial" w:cs="Arial"/>
-          <w:lang w:val="en-CA"/>
-        </w:rPr>
-        <w:t>to</w:t>
-      </w:r>
-      <w:r>
-        <w:rPr>
-          <w:rFonts w:ascii="Cambria Math" w:hAnsi="Cambria Math" w:cs="Cambria Math"/>
-          <w:lang w:val="en-CA"/>
-        </w:rPr>
-        <w:t>‐</w:t>
-      </w:r>
-      <w:r>
-        <w:rPr>
-          <w:rFonts w:ascii="Arial" w:hAnsi="Arial" w:cs="Arial"/>
-          <w:lang w:val="en-CA"/>
-        </w:rPr>
-        <w:t xml:space="preserve">Leaf Scaling of Xylem Conduit Traits. </w:t>
+        <w:t xml:space="preserve"> </w:t>
       </w:r>
       <w:r>
         <w:rPr>
@@ -3906,6 +3985,99 @@
           <w:iCs/>
           <w:lang w:val="en-CA"/>
         </w:rPr>
+        <w:t>Plant Diversity</w:t>
+      </w:r>
+      <w:r>
+        <w:rPr>
+          <w:rFonts w:ascii="Arial" w:hAnsi="Arial" w:cs="Arial"/>
+          <w:lang w:val="en-CA"/>
+        </w:rPr>
+        <w:t xml:space="preserve">, S2468265926000740. </w:t>
+      </w:r>
+      <w:hyperlink r:id="rId11" w:history="1">
+        <w:r>
+          <w:rPr>
+            <w:rStyle w:val="Hyperlink"/>
+            <w:rFonts w:ascii="Arial" w:hAnsi="Arial" w:cs="Arial"/>
+            <w:lang w:val="en-CA"/>
+          </w:rPr>
+          <w:t>https://doi.org/10.1016/j.pld.2026.03.006</w:t>
+        </w:r>
+      </w:hyperlink>
+      <w:r>
+        <w:rPr>
+          <w:rFonts w:ascii="Arial" w:hAnsi="Arial" w:cs="Arial"/>
+          <w:lang w:val="en-CA"/>
+        </w:rPr>
+        <w:t>.</w:t>
+      </w:r>
+    </w:p>
+    <w:p>
+      <w:pPr>
+        <w:pStyle w:val="ListParagraph"/>
+        <w:numPr>
+          <w:ilvl w:val="0"/>
+          <w:numId w:val="16"/>
+        </w:numPr>
+        <w:tabs>
+          <w:tab w:val="right" w:pos="9360"/>
+        </w:tabs>
+        <w:rPr>
+          <w:rFonts w:ascii="Arial" w:hAnsi="Arial" w:cs="Arial"/>
+          <w:lang w:val="en-CA"/>
+        </w:rPr>
+      </w:pPr>
+      <w:r>
+        <w:rPr>
+          <w:rFonts w:ascii="Arial" w:hAnsi="Arial" w:cs="Arial"/>
+          <w:b/>
+          <w:bCs/>
+          <w:lang w:val="en-CA"/>
+        </w:rPr>
+        <w:t>Simovic, M.</w:t>
+      </w:r>
+      <w:r>
+        <w:rPr>
+          <w:rFonts w:ascii="Arial" w:hAnsi="Arial" w:cs="Arial"/>
+          <w:lang w:val="en-CA"/>
+        </w:rPr>
+        <w:t>, &amp; Michaletz, S. T. (2025). Hydraulics and Structural Mechanics Jointly Shape Root</w:t>
+      </w:r>
+      <w:r>
+        <w:rPr>
+          <w:rFonts w:ascii="Cambria Math" w:hAnsi="Cambria Math" w:cs="Cambria Math"/>
+          <w:lang w:val="en-CA"/>
+        </w:rPr>
+        <w:t>‐</w:t>
+      </w:r>
+      <w:r>
+        <w:rPr>
+          <w:rFonts w:ascii="Arial" w:hAnsi="Arial" w:cs="Arial"/>
+          <w:lang w:val="en-CA"/>
+        </w:rPr>
+        <w:t>to</w:t>
+      </w:r>
+      <w:r>
+        <w:rPr>
+          <w:rFonts w:ascii="Cambria Math" w:hAnsi="Cambria Math" w:cs="Cambria Math"/>
+          <w:lang w:val="en-CA"/>
+        </w:rPr>
+        <w:t>‐</w:t>
+      </w:r>
+      <w:r>
+        <w:rPr>
+          <w:rFonts w:ascii="Arial" w:hAnsi="Arial" w:cs="Arial"/>
+          <w:lang w:val="en-CA"/>
+        </w:rPr>
+        <w:t xml:space="preserve">Leaf Scaling of Xylem Conduit Traits. </w:t>
+      </w:r>
+      <w:r>
+        <w:rPr>
+          <w:rFonts w:ascii="Arial" w:hAnsi="Arial" w:cs="Arial"/>
+          <w:i/>
+          <w:iCs/>
+          <w:lang w:val="en-CA"/>
+        </w:rPr>
         <w:t>Plant, Cell &amp; Environment</w:t>
       </w:r>
       <w:r>
@@ -3915,7 +4087,7 @@
         </w:rPr>
         <w:t xml:space="preserve">. </w:t>
       </w:r>
-      <w:hyperlink r:id="rId11" w:history="1">
+      <w:hyperlink r:id="rId12" w:history="1">
         <w:r>
           <w:rPr>
             <w:rStyle w:val="Hyperlink"/>
@@ -3996,7 +4168,7 @@
         </w:rPr>
         <w:t xml:space="preserve">(2). </w:t>
       </w:r>
-      <w:hyperlink r:id="rId12" w:history="1">
+      <w:hyperlink r:id="rId13" w:history="1">
         <w:r>
           <w:rPr>
             <w:rStyle w:val="Hyperlink"/>
@@ -4077,7 +4249,7 @@
         </w:rPr>
         <w:t xml:space="preserve">(4), 967–983. </w:t>
       </w:r>
-      <w:hyperlink r:id="rId13" w:history="1">
+      <w:hyperlink r:id="rId14" w:history="1">
         <w:r>
           <w:rPr>
             <w:rStyle w:val="Hyperlink"/>
@@ -4102,91 +4274,6 @@
         </w:tabs>
         <w:rPr>
           <w:rFonts w:ascii="Arial" w:hAnsi="Arial" w:cs="Arial"/>
-          <w:i/>
-          <w:iCs/>
-        </w:rPr>
-      </w:pPr>
-      <w:r>
-        <w:rPr>
-          <w:rFonts w:ascii="Arial" w:hAnsi="Arial" w:cs="Arial"/>
-          <w:i/>
-          <w:iCs/>
-        </w:rPr>
-        <w:t>Accepted, i</w:t>
-      </w:r>
-      <w:r>
-        <w:rPr>
-          <w:rFonts w:ascii="Arial" w:hAnsi="Arial" w:cs="Arial"/>
-          <w:i/>
-          <w:iCs/>
-        </w:rPr>
-        <w:t>n press</w:t>
-      </w:r>
-    </w:p>
-    <w:p>
-      <w:pPr>
-        <w:pStyle w:val="ListParagraph"/>
-        <w:numPr>
-          <w:ilvl w:val="0"/>
-          <w:numId w:val="33"/>
-        </w:numPr>
-        <w:tabs>
-          <w:tab w:val="right" w:pos="9360"/>
-        </w:tabs>
-        <w:rPr>
-          <w:rFonts w:ascii="Arial" w:hAnsi="Arial" w:cs="Arial"/>
-        </w:rPr>
-      </w:pPr>
-      <w:r>
-        <w:rPr>
-          <w:rFonts w:ascii="Arial" w:hAnsi="Arial" w:cs="Arial"/>
-        </w:rPr>
-        <w:t xml:space="preserve">Hu, Nan; Zhang, Li; Michaletz, Sean T.; </w:t>
-      </w:r>
-      <w:r>
-        <w:rPr>
-          <w:rFonts w:ascii="Arial" w:hAnsi="Arial" w:cs="Arial"/>
-          <w:b/>
-          <w:bCs/>
-        </w:rPr>
-        <w:t>Simovic, Milos</w:t>
-      </w:r>
-      <w:r>
-        <w:rPr>
-          <w:rFonts w:ascii="Arial" w:hAnsi="Arial" w:cs="Arial"/>
-        </w:rPr>
-        <w:t xml:space="preserve">; Penuelas, Josep; </w:t>
-      </w:r>
-      <w:proofErr w:type="spellStart"/>
-      <w:r>
-        <w:rPr>
-          <w:rFonts w:ascii="Arial" w:hAnsi="Arial" w:cs="Arial"/>
-        </w:rPr>
-        <w:t>Sardans</w:t>
-      </w:r>
-      <w:proofErr w:type="spellEnd"/>
-      <w:r>
-        <w:rPr>
-          <w:rFonts w:ascii="Arial" w:hAnsi="Arial" w:cs="Arial"/>
-        </w:rPr>
-        <w:t xml:space="preserve">, Jordi; Gong, Haiyang; Wang, Zhiqiang. (2025). Scaling and stoichiometry of seed nitrogen and phosphorous across Chinese grasslands. Target: </w:t>
-      </w:r>
-      <w:r>
-        <w:rPr>
-          <w:rFonts w:ascii="Arial" w:hAnsi="Arial" w:cs="Arial"/>
-          <w:i/>
-          <w:iCs/>
-        </w:rPr>
-        <w:t>Plant Diversity.</w:t>
-      </w:r>
-    </w:p>
-    <w:p>
-      <w:pPr>
-        <w:tabs>
-          <w:tab w:val="right" w:pos="9360"/>
-        </w:tabs>
-        <w:rPr>
-          <w:rFonts w:ascii="Arial" w:hAnsi="Arial" w:cs="Arial"/>
         </w:rPr>
       </w:pPr>
       <w:r>
@@ -4266,7 +4353,14 @@
         <w:rPr>
           <w:rFonts w:ascii="Arial" w:hAnsi="Arial" w:cs="Arial"/>
         </w:rPr>
-        <w:t xml:space="preserve">, Daniel; Buzzard, Vanessa; Enquist, Brian; Michaletz, Sean. </w:t>
+        <w:t xml:space="preserve">, Daniel; </w:t>
+      </w:r>
+      <w:r>
+        <w:rPr>
+          <w:rFonts w:ascii="Arial" w:hAnsi="Arial" w:cs="Arial"/>
+        </w:rPr>
+        <w:lastRenderedPageBreak/>
+        <w:t xml:space="preserve">Buzzard, Vanessa; Enquist, Brian; Michaletz, Sean. </w:t>
       </w:r>
       <w:r>
         <w:rPr>
@@ -4304,14 +4398,7 @@
         <w:rPr>
           <w:rFonts w:ascii="Arial" w:hAnsi="Arial" w:cs="Arial"/>
         </w:rPr>
-        <w:t xml:space="preserve">: extending </w:t>
-      </w:r>
-      <w:r>
-        <w:rPr>
-          <w:rFonts w:ascii="Arial" w:hAnsi="Arial" w:cs="Arial"/>
-        </w:rPr>
-        <w:lastRenderedPageBreak/>
-        <w:t xml:space="preserve">and assessing metabolic scaling theory for global variation in plant mortality rates. Target: </w:t>
+        <w:t xml:space="preserve">: extending and assessing metabolic scaling theory for global variation in plant mortality rates. Target: </w:t>
       </w:r>
       <w:r>
         <w:rPr>
@@ -4360,21 +4447,7 @@
         <w:rPr>
           <w:rFonts w:ascii="Arial" w:hAnsi="Arial" w:cs="Arial"/>
         </w:rPr>
-        <w:t xml:space="preserve">Physiological responses of trees to environmental variation across parks and seasons </w:t>
-      </w:r>
-      <w:proofErr w:type="gramStart"/>
-      <w:r>
-        <w:rPr>
-          <w:rFonts w:ascii="Arial" w:hAnsi="Arial" w:cs="Arial"/>
-        </w:rPr>
-        <w:t>reveals</w:t>
-      </w:r>
-      <w:proofErr w:type="gramEnd"/>
-      <w:r>
-        <w:rPr>
-          <w:rFonts w:ascii="Arial" w:hAnsi="Arial" w:cs="Arial"/>
-        </w:rPr>
-        <w:t xml:space="preserve"> the suitability of Northeast Ohio native species for urban plantings. Target: </w:t>
+        <w:t xml:space="preserve">Physiological responses of trees to environmental variation across parks and seasons reveals the suitability of Northeast Ohio native species for urban plantings. Target: </w:t>
       </w:r>
       <w:r>
         <w:rPr>
@@ -4702,7 +4775,13 @@
         </w:rPr>
         <w:t>data balancing and scaling analysis (</w:t>
       </w:r>
-      <w:hyperlink r:id="rId14" w:history="1">
+      <w:r>
+        <w:rPr>
+          <w:rFonts w:ascii="Arial" w:hAnsi="Arial" w:cs="Arial"/>
+        </w:rPr>
+        <w:t xml:space="preserve">see </w:t>
+      </w:r>
+      <w:hyperlink r:id="rId15" w:history="1">
         <w:r>
           <w:rPr>
             <w:rStyle w:val="Hyperlink"/>
@@ -4981,6 +5060,52 @@
           <w:rFonts w:ascii="Arial" w:hAnsi="Arial" w:cs="Arial"/>
           <w:szCs w:val="28"/>
         </w:rPr>
+        <w:t xml:space="preserve">Canadian Botanical Association </w:t>
+      </w:r>
+      <w:r>
+        <w:rPr>
+          <w:rFonts w:ascii="Arial" w:hAnsi="Arial" w:cs="Arial"/>
+          <w:szCs w:val="28"/>
+        </w:rPr>
+        <w:t xml:space="preserve">Taylor E. Steeves Award </w:t>
+      </w:r>
+      <w:r>
+        <w:rPr>
+          <w:rFonts w:ascii="Arial" w:hAnsi="Arial" w:cs="Arial"/>
+          <w:szCs w:val="28"/>
+        </w:rPr>
+        <w:t xml:space="preserve">                        </w:t>
+      </w:r>
+      <w:r>
+        <w:rPr>
+          <w:rFonts w:ascii="Arial" w:hAnsi="Arial" w:cs="Arial"/>
+          <w:szCs w:val="28"/>
+        </w:rPr>
+        <w:t xml:space="preserve"> </w:t>
+      </w:r>
+      <w:r>
+        <w:rPr>
+          <w:rFonts w:ascii="Arial" w:hAnsi="Arial" w:cs="Arial"/>
+          <w:szCs w:val="28"/>
+        </w:rPr>
+        <w:t xml:space="preserve">                           June 2026</w:t>
+      </w:r>
+    </w:p>
+    <w:p>
+      <w:pPr>
+        <w:tabs>
+          <w:tab w:val="right" w:pos="10800"/>
+        </w:tabs>
+        <w:rPr>
+          <w:rFonts w:ascii="Arial" w:hAnsi="Arial" w:cs="Arial"/>
+          <w:szCs w:val="28"/>
+        </w:rPr>
+      </w:pPr>
+      <w:r>
+        <w:rPr>
+          <w:rFonts w:ascii="Arial" w:hAnsi="Arial" w:cs="Arial"/>
+          <w:szCs w:val="28"/>
+        </w:rPr>
         <w:t>ISEPEP10</w:t>
       </w:r>
       <w:r>
@@ -6204,6 +6329,7 @@
           <w:bCs/>
           <w:szCs w:val="28"/>
         </w:rPr>
+        <w:lastRenderedPageBreak/>
         <w:t>Soilmoisture</w:t>
       </w:r>
       <w:proofErr w:type="spellEnd"/>
@@ -6275,7 +6401,6 @@
           <w:iCs/>
           <w:szCs w:val="28"/>
         </w:rPr>
-        <w:lastRenderedPageBreak/>
         <w:t xml:space="preserve">Temperature </w:t>
       </w:r>
       <w:r>
@@ -8701,6 +8826,7 @@
           <w:bCs/>
           <w:szCs w:val="28"/>
         </w:rPr>
+        <w:lastRenderedPageBreak/>
         <w:t>Image analysis:</w:t>
       </w:r>
       <w:r>
@@ -8830,7 +8956,6 @@
           <w:bCs/>
           <w:szCs w:val="28"/>
         </w:rPr>
-        <w:lastRenderedPageBreak/>
         <w:t xml:space="preserve">Miscellaneous software: </w:t>
       </w:r>
       <w:proofErr w:type="spellStart"/>
@@ -9496,7 +9621,7 @@
         </w:rPr>
         <w:t xml:space="preserve"> (website: </w:t>
       </w:r>
-      <w:hyperlink r:id="rId15" w:history="1">
+      <w:hyperlink r:id="rId16" w:history="1">
         <w:r>
           <w:rPr>
             <w:rStyle w:val="Hyperlink"/>
@@ -9521,21 +9646,7 @@
         <w:rPr>
           <w:rFonts w:ascii="Arial" w:hAnsi="Arial" w:cs="Arial"/>
         </w:rPr>
-        <w:t xml:space="preserve"> </w:t>
-      </w:r>
-      <w:proofErr w:type="gramStart"/>
-      <w:r>
-        <w:rPr>
-          <w:rFonts w:ascii="Arial" w:hAnsi="Arial" w:cs="Arial"/>
-        </w:rPr>
-        <w:t>Received</w:t>
-      </w:r>
-      <w:proofErr w:type="gramEnd"/>
-      <w:r>
-        <w:rPr>
-          <w:rFonts w:ascii="Arial" w:hAnsi="Arial" w:cs="Arial"/>
-        </w:rPr>
-        <w:t xml:space="preserve"> training in the use of LI-6800 and </w:t>
+        <w:t xml:space="preserve"> Received training in the use of LI-6800 and </w:t>
       </w:r>
       <w:r>
         <w:rPr>
@@ -10003,8 +10114,8 @@
       </w:r>
     </w:p>
     <w:sectPr>
-      <w:headerReference w:type="default" r:id="rId16"/>
-      <w:footerReference w:type="default" r:id="rId17"/>
+      <w:headerReference w:type="default" r:id="rId17"/>
+      <w:footerReference w:type="default" r:id="rId18"/>
       <w:type w:val="continuous"/>
       <w:pgSz w:w="12240" w:h="15840"/>
       <w:pgMar w:top="720" w:right="720" w:bottom="720" w:left="720" w:header="720" w:footer="720" w:gutter="0"/>
@@ -14216,6 +14327,7 @@
   <w:style w:type="character" w:default="1" w:styleId="DefaultParagraphFont">
     <w:name w:val="Default Paragraph Font"/>
     <w:uiPriority w:val="1"/>
+    <w:semiHidden/>
     <w:unhideWhenUsed/>
   </w:style>
   <w:style w:type="table" w:default="1" w:styleId="TableNormal">
